--- a/web_fred_26_27/GS/documents_gs/omf_map33b_presentacio.docx
+++ b/web_fred_26_27/GS/documents_gs/omf_map33b_presentacio.docx
@@ -1,23 +1,38 @@
 
 <file path=word/document.xml><?xml version="1.0" encoding="utf-8"?>
-<w:document xmlns:o="urn:schemas-microsoft-com:office:office" xmlns:r="http://schemas.openxmlformats.org/officeDocument/2006/relationships" xmlns:v="urn:schemas-microsoft-com:vml" xmlns:w="http://schemas.openxmlformats.org/wordprocessingml/2006/main" xmlns:w10="urn:schemas-microsoft-com:office:word" xmlns:wp="http://schemas.openxmlformats.org/drawingml/2006/wordprocessingDrawing">
+<w:document xmlns:o="urn:schemas-microsoft-com:office:office" xmlns:r="http://schemas.openxmlformats.org/officeDocument/2006/relationships" xmlns:v="urn:schemas-microsoft-com:vml" xmlns:w="http://schemas.openxmlformats.org/wordprocessingml/2006/main" xmlns:w10="urn:schemas-microsoft-com:office:word" xmlns:wp="http://schemas.openxmlformats.org/drawingml/2006/wordprocessingDrawing" xmlns:wps="http://schemas.microsoft.com/office/word/2010/wordprocessingShape" xmlns:wpg="http://schemas.microsoft.com/office/word/2010/wordprocessingGroup" xmlns:mc="http://schemas.openxmlformats.org/markup-compatibility/2006" xmlns:wp14="http://schemas.microsoft.com/office/word/2010/wordprocessingDrawing" xmlns:w14="http://schemas.microsoft.com/office/word/2010/wordml" xmlns:w15="http://schemas.microsoft.com/office/word/2012/wordml" mc:Ignorable="w14 wp14 w15">
   <w:body>
     <w:p>
       <w:pPr>
         <w:pStyle w:val="Normal"/>
-        <w:keepNext/>
+        <w:keepNext w:val="true"/>
         <w:keepLines w:val="false"/>
         <w:widowControl w:val="false"/>
-        <w:pBdr>
-          <w:top w:val="nil"/>
-          <w:left w:val="nil"/>
-          <w:bottom w:val="nil"/>
-          <w:right w:val="nil"/>
-        </w:pBdr>
-        <w:shd w:fill="FFFFFF" w:val="clear"/>
+        <w:pBdr/>
+        <w:shd w:val="clear" w:fill="FFFFFF"/>
         <w:spacing w:lineRule="auto" w:line="276" w:before="0" w:after="0"/>
-        <w:ind w:left="0" w:right="0" w:hanging="0"/>
+        <w:ind w:hanging="0" w:left="0" w:right="0"/>
         <w:jc w:val="left"/>
+        <w:rPr>
+          <w:rFonts w:eastAsia="Arial" w:cs="Arial"/>
+          <w:b w:val="false"/>
+          <w:i w:val="false"/>
+          <w:i w:val="false"/>
+          <w:caps w:val="false"/>
+          <w:smallCaps w:val="false"/>
+          <w:strike w:val="false"/>
+          <w:dstrike w:val="false"/>
+          <w:color w:val="000000"/>
+          <w:position w:val="0"/>
+          <w:sz w:val="22"/>
+          <w:sz w:val="22"/>
+          <w:szCs w:val="22"/>
+          <w:u w:val="none"/>
+          <w:shd w:fill="FFFFFF" w:val="clear"/>
+          <w:vertAlign w:val="baseline"/>
+        </w:rPr>
+      </w:pPr>
+      <w:r>
         <w:rPr>
           <w:rFonts w:eastAsia="Arial" w:cs="Arial"/>
           <w:b w:val="false"/>
@@ -35,39 +50,14 @@
           <w:shd w:fill="FFFFFF" w:val="clear"/>
           <w:vertAlign w:val="baseline"/>
         </w:rPr>
-      </w:pPr>
-      <w:r>
-        <w:rPr>
-          <w:rFonts w:eastAsia="Arial" w:cs="Arial"/>
-          <w:b w:val="false"/>
-          <w:i w:val="false"/>
-          <w:caps w:val="false"/>
-          <w:smallCaps w:val="false"/>
-          <w:strike w:val="false"/>
-          <w:dstrike w:val="false"/>
-          <w:color w:val="000000"/>
-          <w:position w:val="0"/>
-          <w:sz w:val="22"/>
-          <w:sz w:val="22"/>
-          <w:szCs w:val="22"/>
-          <w:u w:val="none"/>
-          <w:shd w:fill="FFFFFF" w:val="clear"/>
-          <w:vertAlign w:val="baseline"/>
-        </w:rPr>
       </w:r>
     </w:p>
     <w:tbl>
       <w:tblPr>
+        <w:tblW w:w="10191" w:type="dxa"/>
         <w:jc w:val="center"/>
         <w:tblInd w:w="0" w:type="dxa"/>
-        <w:tblBorders>
-          <w:top w:val="single" w:sz="4" w:space="0" w:color="000001"/>
-          <w:left w:val="single" w:sz="4" w:space="0" w:color="000001"/>
-          <w:bottom w:val="single" w:sz="4" w:space="0" w:color="000001"/>
-          <w:insideH w:val="single" w:sz="4" w:space="0" w:color="000001"/>
-          <w:right w:val="single" w:sz="4" w:space="0" w:color="000001"/>
-          <w:insideV w:val="single" w:sz="4" w:space="0" w:color="000001"/>
-        </w:tblBorders>
+        <w:tblLayout w:type="fixed"/>
         <w:tblCellMar>
           <w:top w:w="0" w:type="dxa"/>
           <w:left w:w="98" w:type="dxa"/>
@@ -83,7 +73,6 @@
       <w:tr>
         <w:trPr>
           <w:trHeight w:val="372" w:hRule="atLeast"/>
-          <w:cantSplit w:val="false"/>
         </w:trPr>
         <w:tc>
           <w:tcPr>
@@ -93,28 +82,23 @@
               <w:top w:val="single" w:sz="4" w:space="0" w:color="000001"/>
               <w:left w:val="single" w:sz="4" w:space="0" w:color="000001"/>
               <w:bottom w:val="single" w:sz="4" w:space="0" w:color="000001"/>
-              <w:insideH w:val="single" w:sz="4" w:space="0" w:color="000001"/>
               <w:right w:val="single" w:sz="4" w:space="0" w:color="000001"/>
-              <w:insideV w:val="single" w:sz="4" w:space="0" w:color="000001"/>
-            </w:tcBorders>
-            <w:shd w:fill="FFFFFF" w:val="clear"/>
-            <w:tcMar>
-              <w:left w:w="98" w:type="dxa"/>
-            </w:tcMar>
+            </w:tcBorders>
+            <w:shd w:fill="FFFFFF" w:val="clear"/>
             <w:vAlign w:val="center"/>
           </w:tcPr>
           <w:p>
             <w:pPr>
               <w:pStyle w:val="Normal"/>
               <w:rPr>
-                <w:rFonts w:eastAsia="Tahoma" w:cs="Tahoma" w:ascii="Tahoma" w:hAnsi="Tahoma"/>
+                <w:rFonts w:ascii="Tahoma" w:hAnsi="Tahoma" w:eastAsia="Tahoma" w:cs="Tahoma"/>
                 <w:sz w:val="20"/>
                 <w:szCs w:val="20"/>
                 <w:lang w:val="ca-ES"/>
               </w:rPr>
             </w:pPr>
-            <w:bookmarkStart w:id="0" w:name="bookmark=id.g3lhin4gwb6d"/>
-            <w:bookmarkStart w:id="1" w:name="bookmark=id.iq6y5kp6a4fb"/>
+            <w:bookmarkStart w:id="0" w:name="bookmark=id.iq6y5kp6a4fb"/>
+            <w:bookmarkStart w:id="1" w:name="bookmark=id.g3lhin4gwb6d"/>
             <w:bookmarkEnd w:id="0"/>
             <w:bookmarkEnd w:id="1"/>
             <w:r>
@@ -161,21 +145,16 @@
               <w:top w:val="single" w:sz="4" w:space="0" w:color="000001"/>
               <w:left w:val="single" w:sz="4" w:space="0" w:color="000001"/>
               <w:bottom w:val="single" w:sz="4" w:space="0" w:color="000001"/>
-              <w:insideH w:val="single" w:sz="4" w:space="0" w:color="000001"/>
               <w:right w:val="single" w:sz="4" w:space="0" w:color="000001"/>
-              <w:insideV w:val="single" w:sz="4" w:space="0" w:color="000001"/>
-            </w:tcBorders>
-            <w:shd w:fill="FFFFFF" w:val="clear"/>
-            <w:tcMar>
-              <w:left w:w="98" w:type="dxa"/>
-            </w:tcMar>
+            </w:tcBorders>
+            <w:shd w:fill="FFFFFF" w:val="clear"/>
             <w:vAlign w:val="center"/>
           </w:tcPr>
           <w:p>
             <w:pPr>
               <w:pStyle w:val="Normal"/>
               <w:rPr>
-                <w:rFonts w:eastAsia="Tahoma" w:cs="Tahoma" w:ascii="Tahoma" w:hAnsi="Tahoma"/>
+                <w:rFonts w:ascii="Tahoma" w:hAnsi="Tahoma" w:eastAsia="Tahoma" w:cs="Tahoma"/>
                 <w:sz w:val="20"/>
                 <w:szCs w:val="20"/>
               </w:rPr>
@@ -203,7 +182,6 @@
       <w:tr>
         <w:trPr>
           <w:trHeight w:val="419" w:hRule="atLeast"/>
-          <w:cantSplit w:val="false"/>
         </w:trPr>
         <w:tc>
           <w:tcPr>
@@ -213,21 +191,16 @@
               <w:top w:val="single" w:sz="4" w:space="0" w:color="000001"/>
               <w:left w:val="single" w:sz="4" w:space="0" w:color="000001"/>
               <w:bottom w:val="single" w:sz="4" w:space="0" w:color="000001"/>
-              <w:insideH w:val="single" w:sz="4" w:space="0" w:color="000001"/>
               <w:right w:val="single" w:sz="4" w:space="0" w:color="000001"/>
-              <w:insideV w:val="single" w:sz="4" w:space="0" w:color="000001"/>
             </w:tcBorders>
             <w:shd w:fill="E6E6E6" w:val="clear"/>
-            <w:tcMar>
-              <w:left w:w="98" w:type="dxa"/>
-            </w:tcMar>
             <w:vAlign w:val="center"/>
           </w:tcPr>
           <w:p>
             <w:pPr>
               <w:pStyle w:val="Normal"/>
               <w:rPr>
-                <w:rFonts w:eastAsia="Tahoma" w:cs="Tahoma" w:ascii="Tahoma" w:hAnsi="Tahoma"/>
+                <w:rFonts w:ascii="Tahoma" w:hAnsi="Tahoma" w:eastAsia="Tahoma" w:cs="Tahoma"/>
                 <w:b w:val="false"/>
                 <w:bCs w:val="false"/>
                 <w:color w:val="000000"/>
@@ -268,7 +241,7 @@
             <w:pPr>
               <w:pStyle w:val="Normal"/>
               <w:rPr>
-                <w:rFonts w:eastAsia="Tahoma" w:cs="Tahoma" w:ascii="Tahoma" w:hAnsi="Tahoma"/>
+                <w:rFonts w:ascii="Tahoma" w:hAnsi="Tahoma" w:eastAsia="Tahoma" w:cs="Tahoma"/>
                 <w:b w:val="false"/>
                 <w:bCs w:val="false"/>
                 <w:color w:val="000000"/>
@@ -301,7 +274,6 @@
       <w:tr>
         <w:trPr>
           <w:trHeight w:val="270" w:hRule="atLeast"/>
-          <w:cantSplit w:val="false"/>
         </w:trPr>
         <w:tc>
           <w:tcPr>
@@ -310,21 +282,16 @@
               <w:top w:val="single" w:sz="4" w:space="0" w:color="000001"/>
               <w:left w:val="single" w:sz="4" w:space="0" w:color="000001"/>
               <w:bottom w:val="single" w:sz="4" w:space="0" w:color="000001"/>
-              <w:insideH w:val="single" w:sz="4" w:space="0" w:color="000001"/>
               <w:right w:val="single" w:sz="4" w:space="0" w:color="000001"/>
-              <w:insideV w:val="single" w:sz="4" w:space="0" w:color="000001"/>
-            </w:tcBorders>
-            <w:shd w:fill="FFFFFF" w:val="clear"/>
-            <w:tcMar>
-              <w:left w:w="98" w:type="dxa"/>
-            </w:tcMar>
+            </w:tcBorders>
+            <w:shd w:fill="FFFFFF" w:val="clear"/>
             <w:vAlign w:val="center"/>
           </w:tcPr>
           <w:p>
             <w:pPr>
               <w:pStyle w:val="Normal"/>
               <w:rPr>
-                <w:rFonts w:eastAsia="Tahoma" w:cs="Tahoma" w:ascii="Tahoma" w:hAnsi="Tahoma"/>
+                <w:rFonts w:ascii="Tahoma" w:hAnsi="Tahoma" w:eastAsia="Tahoma" w:cs="Tahoma"/>
                 <w:sz w:val="20"/>
                 <w:szCs w:val="20"/>
               </w:rPr>
@@ -357,21 +324,16 @@
               <w:top w:val="single" w:sz="4" w:space="0" w:color="000001"/>
               <w:left w:val="single" w:sz="4" w:space="0" w:color="000001"/>
               <w:bottom w:val="single" w:sz="4" w:space="0" w:color="000001"/>
-              <w:insideH w:val="single" w:sz="4" w:space="0" w:color="000001"/>
               <w:right w:val="single" w:sz="4" w:space="0" w:color="000001"/>
-              <w:insideV w:val="single" w:sz="4" w:space="0" w:color="000001"/>
-            </w:tcBorders>
-            <w:shd w:fill="FFFFFF" w:val="clear"/>
-            <w:tcMar>
-              <w:left w:w="98" w:type="dxa"/>
-            </w:tcMar>
+            </w:tcBorders>
+            <w:shd w:fill="FFFFFF" w:val="clear"/>
             <w:vAlign w:val="center"/>
           </w:tcPr>
           <w:p>
             <w:pPr>
               <w:pStyle w:val="Normal"/>
               <w:rPr>
-                <w:rFonts w:eastAsia="Tahoma" w:cs="Tahoma" w:ascii="Tahoma" w:hAnsi="Tahoma"/>
+                <w:rFonts w:ascii="Tahoma" w:hAnsi="Tahoma" w:eastAsia="Tahoma" w:cs="Tahoma"/>
                 <w:sz w:val="20"/>
                 <w:szCs w:val="20"/>
               </w:rPr>
@@ -399,7 +361,6 @@
       <w:tr>
         <w:trPr>
           <w:trHeight w:val="270" w:hRule="atLeast"/>
-          <w:cantSplit w:val="false"/>
         </w:trPr>
         <w:tc>
           <w:tcPr>
@@ -408,21 +369,16 @@
               <w:top w:val="single" w:sz="4" w:space="0" w:color="000001"/>
               <w:left w:val="single" w:sz="4" w:space="0" w:color="000001"/>
               <w:bottom w:val="single" w:sz="4" w:space="0" w:color="000001"/>
-              <w:insideH w:val="single" w:sz="4" w:space="0" w:color="000001"/>
               <w:right w:val="single" w:sz="4" w:space="0" w:color="000001"/>
-              <w:insideV w:val="single" w:sz="4" w:space="0" w:color="000001"/>
-            </w:tcBorders>
-            <w:shd w:fill="FFFFFF" w:val="clear"/>
-            <w:tcMar>
-              <w:left w:w="98" w:type="dxa"/>
-            </w:tcMar>
+            </w:tcBorders>
+            <w:shd w:fill="FFFFFF" w:val="clear"/>
             <w:vAlign w:val="center"/>
           </w:tcPr>
           <w:p>
             <w:pPr>
               <w:pStyle w:val="Normal"/>
               <w:rPr>
-                <w:rFonts w:eastAsia="Tahoma" w:cs="Tahoma" w:ascii="Tahoma" w:hAnsi="Tahoma"/>
+                <w:rFonts w:ascii="Tahoma" w:hAnsi="Tahoma" w:eastAsia="Tahoma" w:cs="Tahoma"/>
                 <w:b/>
                 <w:sz w:val="20"/>
                 <w:szCs w:val="20"/>
@@ -448,34 +404,24 @@
               <w:top w:val="single" w:sz="4" w:space="0" w:color="000001"/>
               <w:left w:val="single" w:sz="4" w:space="0" w:color="000001"/>
               <w:bottom w:val="single" w:sz="4" w:space="0" w:color="000001"/>
-              <w:insideH w:val="single" w:sz="4" w:space="0" w:color="000001"/>
               <w:right w:val="single" w:sz="4" w:space="0" w:color="000001"/>
-              <w:insideV w:val="single" w:sz="4" w:space="0" w:color="000001"/>
-            </w:tcBorders>
-            <w:shd w:fill="FFFFFF" w:val="clear"/>
-            <w:tcMar>
-              <w:left w:w="98" w:type="dxa"/>
-            </w:tcMar>
+            </w:tcBorders>
+            <w:shd w:fill="FFFFFF" w:val="clear"/>
             <w:vAlign w:val="center"/>
           </w:tcPr>
           <w:p>
             <w:pPr>
               <w:pStyle w:val="Normal"/>
-              <w:keepNext/>
+              <w:keepNext w:val="true"/>
               <w:keepLines w:val="false"/>
               <w:widowControl w:val="false"/>
-              <w:pBdr>
-                <w:top w:val="nil"/>
-                <w:left w:val="nil"/>
-                <w:bottom w:val="nil"/>
-                <w:right w:val="nil"/>
-              </w:pBdr>
-              <w:shd w:fill="FFFFFF" w:val="clear"/>
+              <w:pBdr/>
+              <w:shd w:val="clear" w:fill="FFFFFF"/>
               <w:spacing w:lineRule="auto" w:line="276" w:before="0" w:after="0"/>
-              <w:ind w:left="0" w:right="0" w:hanging="0"/>
+              <w:ind w:hanging="0" w:left="0" w:right="0"/>
               <w:jc w:val="left"/>
               <w:rPr>
-                <w:rFonts w:eastAsia="Tahoma" w:cs="Tahoma" w:ascii="Tahoma" w:hAnsi="Tahoma"/>
+                <w:rFonts w:ascii="Tahoma" w:hAnsi="Tahoma" w:eastAsia="Tahoma" w:cs="Tahoma"/>
                 <w:sz w:val="20"/>
                 <w:szCs w:val="20"/>
               </w:rPr>
@@ -496,7 +442,7 @@
         <w:pStyle w:val="Normal"/>
         <w:jc w:val="both"/>
         <w:rPr>
-          <w:rFonts w:eastAsia="Tahoma" w:cs="Tahoma" w:ascii="Tahoma" w:hAnsi="Tahoma"/>
+          <w:rFonts w:ascii="Tahoma" w:hAnsi="Tahoma" w:eastAsia="Tahoma" w:cs="Tahoma"/>
           <w:sz w:val="20"/>
           <w:szCs w:val="20"/>
         </w:rPr>
@@ -516,10 +462,10 @@
           <w:ilvl w:val="0"/>
           <w:numId w:val="1"/>
         </w:numPr>
-        <w:ind w:left="360" w:right="0" w:hanging="360"/>
+        <w:ind w:hanging="360" w:left="360" w:right="0"/>
         <w:jc w:val="both"/>
         <w:rPr>
-          <w:rFonts w:eastAsia="Tahoma" w:cs="Tahoma" w:ascii="Tahoma" w:hAnsi="Tahoma"/>
+          <w:rFonts w:ascii="Tahoma" w:hAnsi="Tahoma" w:eastAsia="Tahoma" w:cs="Tahoma"/>
           <w:b/>
           <w:sz w:val="20"/>
           <w:szCs w:val="20"/>
@@ -540,7 +486,7 @@
         <w:pStyle w:val="Normal"/>
         <w:jc w:val="both"/>
         <w:rPr>
-          <w:rFonts w:eastAsia="Tahoma" w:cs="Tahoma" w:ascii="Tahoma" w:hAnsi="Tahoma"/>
+          <w:rFonts w:ascii="Tahoma" w:hAnsi="Tahoma" w:eastAsia="Tahoma" w:cs="Tahoma"/>
           <w:b/>
           <w:sz w:val="20"/>
           <w:szCs w:val="20"/>
@@ -557,16 +503,10 @@
     </w:p>
     <w:tbl>
       <w:tblPr>
+        <w:tblW w:w="10563" w:type="dxa"/>
         <w:jc w:val="center"/>
         <w:tblInd w:w="0" w:type="dxa"/>
-        <w:tblBorders>
-          <w:top w:val="single" w:sz="4" w:space="0" w:color="000001"/>
-          <w:left w:val="single" w:sz="4" w:space="0" w:color="000001"/>
-          <w:bottom w:val="single" w:sz="4" w:space="0" w:color="000001"/>
-          <w:insideH w:val="single" w:sz="4" w:space="0" w:color="000001"/>
-          <w:right w:val="single" w:sz="4" w:space="0" w:color="000001"/>
-          <w:insideV w:val="single" w:sz="4" w:space="0" w:color="000001"/>
-        </w:tblBorders>
+        <w:tblLayout w:type="fixed"/>
         <w:tblCellMar>
           <w:top w:w="0" w:type="dxa"/>
           <w:left w:w="98" w:type="dxa"/>
@@ -575,32 +515,25 @@
         </w:tblCellMar>
       </w:tblPr>
       <w:tblGrid>
-        <w:gridCol w:w="3112"/>
+        <w:gridCol w:w="3111"/>
         <w:gridCol w:w="3037"/>
-        <w:gridCol w:w="812"/>
+        <w:gridCol w:w="813"/>
         <w:gridCol w:w="1015"/>
         <w:gridCol w:w="1018"/>
-        <w:gridCol w:w="1569"/>
+        <w:gridCol w:w="1568"/>
       </w:tblGrid>
       <w:tr>
-        <w:trPr>
-          <w:cantSplit w:val="false"/>
-        </w:trPr>
-        <w:tc>
-          <w:tcPr>
-            <w:tcW w:w="3112" w:type="dxa"/>
+        <w:trPr/>
+        <w:tc>
+          <w:tcPr>
+            <w:tcW w:w="3111" w:type="dxa"/>
             <w:tcBorders>
               <w:top w:val="single" w:sz="4" w:space="0" w:color="000001"/>
               <w:left w:val="single" w:sz="4" w:space="0" w:color="000001"/>
               <w:bottom w:val="single" w:sz="4" w:space="0" w:color="000001"/>
-              <w:insideH w:val="single" w:sz="4" w:space="0" w:color="000001"/>
               <w:right w:val="single" w:sz="4" w:space="0" w:color="000001"/>
-              <w:insideV w:val="single" w:sz="4" w:space="0" w:color="000001"/>
-            </w:tcBorders>
-            <w:shd w:fill="FFFFFF" w:val="clear"/>
-            <w:tcMar>
-              <w:left w:w="98" w:type="dxa"/>
-            </w:tcMar>
+            </w:tcBorders>
+            <w:shd w:fill="FFFFFF" w:val="clear"/>
             <w:vAlign w:val="center"/>
           </w:tcPr>
           <w:p>
@@ -608,7 +541,7 @@
               <w:pStyle w:val="Normal"/>
               <w:jc w:val="center"/>
               <w:rPr>
-                <w:rFonts w:eastAsia="Tahoma" w:cs="Tahoma" w:ascii="Tahoma" w:hAnsi="Tahoma"/>
+                <w:rFonts w:ascii="Tahoma" w:hAnsi="Tahoma" w:eastAsia="Tahoma" w:cs="Tahoma"/>
                 <w:b/>
                 <w:sz w:val="20"/>
                 <w:szCs w:val="20"/>
@@ -632,14 +565,9 @@
               <w:top w:val="single" w:sz="4" w:space="0" w:color="000001"/>
               <w:left w:val="single" w:sz="4" w:space="0" w:color="000001"/>
               <w:bottom w:val="single" w:sz="4" w:space="0" w:color="000001"/>
-              <w:insideH w:val="single" w:sz="4" w:space="0" w:color="000001"/>
               <w:right w:val="single" w:sz="4" w:space="0" w:color="000001"/>
-              <w:insideV w:val="single" w:sz="4" w:space="0" w:color="000001"/>
-            </w:tcBorders>
-            <w:shd w:fill="FFFFFF" w:val="clear"/>
-            <w:tcMar>
-              <w:left w:w="98" w:type="dxa"/>
-            </w:tcMar>
+            </w:tcBorders>
+            <w:shd w:fill="FFFFFF" w:val="clear"/>
             <w:vAlign w:val="center"/>
           </w:tcPr>
           <w:p>
@@ -647,7 +575,7 @@
               <w:pStyle w:val="Normal"/>
               <w:jc w:val="center"/>
               <w:rPr>
-                <w:rFonts w:eastAsia="Tahoma" w:cs="Tahoma" w:ascii="Tahoma" w:hAnsi="Tahoma"/>
+                <w:rFonts w:ascii="Tahoma" w:hAnsi="Tahoma" w:eastAsia="Tahoma" w:cs="Tahoma"/>
                 <w:b/>
                 <w:sz w:val="20"/>
                 <w:szCs w:val="20"/>
@@ -666,19 +594,14 @@
         </w:tc>
         <w:tc>
           <w:tcPr>
-            <w:tcW w:w="812" w:type="dxa"/>
+            <w:tcW w:w="813" w:type="dxa"/>
             <w:tcBorders>
               <w:top w:val="single" w:sz="4" w:space="0" w:color="000001"/>
               <w:left w:val="single" w:sz="4" w:space="0" w:color="000001"/>
               <w:bottom w:val="single" w:sz="4" w:space="0" w:color="000001"/>
-              <w:insideH w:val="single" w:sz="4" w:space="0" w:color="000001"/>
               <w:right w:val="single" w:sz="4" w:space="0" w:color="000001"/>
-              <w:insideV w:val="single" w:sz="4" w:space="0" w:color="000001"/>
-            </w:tcBorders>
-            <w:shd w:fill="FFFFFF" w:val="clear"/>
-            <w:tcMar>
-              <w:left w:w="98" w:type="dxa"/>
-            </w:tcMar>
+            </w:tcBorders>
+            <w:shd w:fill="FFFFFF" w:val="clear"/>
             <w:vAlign w:val="center"/>
           </w:tcPr>
           <w:p>
@@ -686,7 +609,7 @@
               <w:pStyle w:val="Normal"/>
               <w:jc w:val="center"/>
               <w:rPr>
-                <w:rFonts w:eastAsia="Tahoma" w:cs="Tahoma" w:ascii="Tahoma" w:hAnsi="Tahoma"/>
+                <w:rFonts w:ascii="Tahoma" w:hAnsi="Tahoma" w:eastAsia="Tahoma" w:cs="Tahoma"/>
                 <w:b/>
                 <w:sz w:val="16"/>
                 <w:szCs w:val="16"/>
@@ -710,14 +633,9 @@
               <w:top w:val="single" w:sz="4" w:space="0" w:color="000001"/>
               <w:left w:val="single" w:sz="4" w:space="0" w:color="000001"/>
               <w:bottom w:val="single" w:sz="4" w:space="0" w:color="000001"/>
-              <w:insideH w:val="single" w:sz="4" w:space="0" w:color="000001"/>
               <w:right w:val="single" w:sz="4" w:space="0" w:color="000001"/>
-              <w:insideV w:val="single" w:sz="4" w:space="0" w:color="000001"/>
-            </w:tcBorders>
-            <w:shd w:fill="FFFFFF" w:val="clear"/>
-            <w:tcMar>
-              <w:left w:w="98" w:type="dxa"/>
-            </w:tcMar>
+            </w:tcBorders>
+            <w:shd w:fill="FFFFFF" w:val="clear"/>
             <w:vAlign w:val="center"/>
           </w:tcPr>
           <w:p>
@@ -725,7 +643,7 @@
               <w:pStyle w:val="Normal"/>
               <w:jc w:val="center"/>
               <w:rPr>
-                <w:rFonts w:eastAsia="Tahoma" w:cs="Tahoma" w:ascii="Tahoma" w:hAnsi="Tahoma"/>
+                <w:rFonts w:ascii="Tahoma" w:hAnsi="Tahoma" w:eastAsia="Tahoma" w:cs="Tahoma"/>
                 <w:b/>
                 <w:sz w:val="20"/>
                 <w:szCs w:val="20"/>
@@ -749,14 +667,9 @@
               <w:top w:val="single" w:sz="4" w:space="0" w:color="000001"/>
               <w:left w:val="single" w:sz="4" w:space="0" w:color="000001"/>
               <w:bottom w:val="single" w:sz="4" w:space="0" w:color="000001"/>
-              <w:insideH w:val="single" w:sz="4" w:space="0" w:color="000001"/>
               <w:right w:val="single" w:sz="4" w:space="0" w:color="000001"/>
-              <w:insideV w:val="single" w:sz="4" w:space="0" w:color="000001"/>
-            </w:tcBorders>
-            <w:shd w:fill="FFFFFF" w:val="clear"/>
-            <w:tcMar>
-              <w:left w:w="98" w:type="dxa"/>
-            </w:tcMar>
+            </w:tcBorders>
+            <w:shd w:fill="FFFFFF" w:val="clear"/>
             <w:vAlign w:val="center"/>
           </w:tcPr>
           <w:p>
@@ -764,7 +677,7 @@
               <w:pStyle w:val="Normal"/>
               <w:jc w:val="center"/>
               <w:rPr>
-                <w:rFonts w:eastAsia="Tahoma" w:cs="Tahoma" w:ascii="Tahoma" w:hAnsi="Tahoma"/>
+                <w:rFonts w:ascii="Tahoma" w:hAnsi="Tahoma" w:eastAsia="Tahoma" w:cs="Tahoma"/>
                 <w:b/>
                 <w:sz w:val="20"/>
                 <w:szCs w:val="20"/>
@@ -783,19 +696,14 @@
         </w:tc>
         <w:tc>
           <w:tcPr>
-            <w:tcW w:w="1569" w:type="dxa"/>
+            <w:tcW w:w="1568" w:type="dxa"/>
             <w:tcBorders>
               <w:top w:val="single" w:sz="4" w:space="0" w:color="000001"/>
               <w:left w:val="single" w:sz="4" w:space="0" w:color="000001"/>
               <w:bottom w:val="single" w:sz="4" w:space="0" w:color="000001"/>
-              <w:insideH w:val="single" w:sz="4" w:space="0" w:color="000001"/>
               <w:right w:val="single" w:sz="4" w:space="0" w:color="000001"/>
-              <w:insideV w:val="single" w:sz="4" w:space="0" w:color="000001"/>
-            </w:tcBorders>
-            <w:shd w:fill="FFFFFF" w:val="clear"/>
-            <w:tcMar>
-              <w:left w:w="98" w:type="dxa"/>
-            </w:tcMar>
+            </w:tcBorders>
+            <w:shd w:fill="FFFFFF" w:val="clear"/>
             <w:vAlign w:val="center"/>
           </w:tcPr>
           <w:p>
@@ -803,7 +711,7 @@
               <w:pStyle w:val="Normal"/>
               <w:jc w:val="center"/>
               <w:rPr>
-                <w:rFonts w:eastAsia="Tahoma" w:cs="Tahoma" w:ascii="Tahoma" w:hAnsi="Tahoma"/>
+                <w:rFonts w:ascii="Tahoma" w:hAnsi="Tahoma" w:eastAsia="Tahoma" w:cs="Tahoma"/>
                 <w:b/>
                 <w:sz w:val="16"/>
                 <w:szCs w:val="16"/>
@@ -822,24 +730,16 @@
         </w:tc>
       </w:tr>
       <w:tr>
-        <w:trPr>
-          <w:cantSplit w:val="false"/>
-        </w:trPr>
-        <w:tc>
-          <w:tcPr>
-            <w:tcW w:w="3112" w:type="dxa"/>
-            <w:tcBorders>
-              <w:top w:val="nil"/>
+        <w:trPr/>
+        <w:tc>
+          <w:tcPr>
+            <w:tcW w:w="3111" w:type="dxa"/>
+            <w:tcBorders>
               <w:left w:val="single" w:sz="4" w:space="0" w:color="000001"/>
               <w:bottom w:val="single" w:sz="4" w:space="0" w:color="000001"/>
-              <w:insideH w:val="single" w:sz="4" w:space="0" w:color="000001"/>
               <w:right w:val="single" w:sz="4" w:space="0" w:color="000001"/>
-              <w:insideV w:val="single" w:sz="4" w:space="0" w:color="000001"/>
-            </w:tcBorders>
-            <w:shd w:fill="FFFFFF" w:val="clear"/>
-            <w:tcMar>
-              <w:left w:w="98" w:type="dxa"/>
-            </w:tcMar>
+            </w:tcBorders>
+            <w:shd w:fill="FFFFFF" w:val="clear"/>
             <w:vAlign w:val="center"/>
           </w:tcPr>
           <w:p>
@@ -857,17 +757,11 @@
           <w:tcPr>
             <w:tcW w:w="3037" w:type="dxa"/>
             <w:tcBorders>
-              <w:top w:val="nil"/>
               <w:left w:val="single" w:sz="4" w:space="0" w:color="000001"/>
               <w:bottom w:val="single" w:sz="4" w:space="0" w:color="000001"/>
-              <w:insideH w:val="single" w:sz="4" w:space="0" w:color="000001"/>
               <w:right w:val="single" w:sz="4" w:space="0" w:color="000001"/>
-              <w:insideV w:val="single" w:sz="4" w:space="0" w:color="000001"/>
-            </w:tcBorders>
-            <w:shd w:fill="FFFFFF" w:val="clear"/>
-            <w:tcMar>
-              <w:left w:w="98" w:type="dxa"/>
-            </w:tcMar>
+            </w:tcBorders>
+            <w:shd w:fill="FFFFFF" w:val="clear"/>
             <w:vAlign w:val="center"/>
           </w:tcPr>
           <w:p>
@@ -883,19 +777,13 @@
         </w:tc>
         <w:tc>
           <w:tcPr>
-            <w:tcW w:w="812" w:type="dxa"/>
-            <w:tcBorders>
-              <w:top w:val="nil"/>
+            <w:tcW w:w="813" w:type="dxa"/>
+            <w:tcBorders>
               <w:left w:val="single" w:sz="4" w:space="0" w:color="000001"/>
               <w:bottom w:val="single" w:sz="4" w:space="0" w:color="000001"/>
-              <w:insideH w:val="single" w:sz="4" w:space="0" w:color="000001"/>
               <w:right w:val="single" w:sz="4" w:space="0" w:color="000001"/>
-              <w:insideV w:val="single" w:sz="4" w:space="0" w:color="000001"/>
-            </w:tcBorders>
-            <w:shd w:fill="FFFFFF" w:val="clear"/>
-            <w:tcMar>
-              <w:left w:w="98" w:type="dxa"/>
-            </w:tcMar>
+            </w:tcBorders>
+            <w:shd w:fill="FFFFFF" w:val="clear"/>
             <w:vAlign w:val="center"/>
           </w:tcPr>
           <w:p>
@@ -913,17 +801,11 @@
           <w:tcPr>
             <w:tcW w:w="1015" w:type="dxa"/>
             <w:tcBorders>
-              <w:top w:val="nil"/>
               <w:left w:val="single" w:sz="4" w:space="0" w:color="000001"/>
               <w:bottom w:val="single" w:sz="4" w:space="0" w:color="000001"/>
-              <w:insideH w:val="single" w:sz="4" w:space="0" w:color="000001"/>
               <w:right w:val="single" w:sz="4" w:space="0" w:color="000001"/>
-              <w:insideV w:val="single" w:sz="4" w:space="0" w:color="000001"/>
-            </w:tcBorders>
-            <w:shd w:fill="FFFFFF" w:val="clear"/>
-            <w:tcMar>
-              <w:left w:w="98" w:type="dxa"/>
-            </w:tcMar>
+            </w:tcBorders>
+            <w:shd w:fill="FFFFFF" w:val="clear"/>
             <w:vAlign w:val="center"/>
           </w:tcPr>
           <w:p>
@@ -941,17 +823,11 @@
           <w:tcPr>
             <w:tcW w:w="1018" w:type="dxa"/>
             <w:tcBorders>
-              <w:top w:val="nil"/>
               <w:left w:val="single" w:sz="4" w:space="0" w:color="000001"/>
               <w:bottom w:val="single" w:sz="4" w:space="0" w:color="000001"/>
-              <w:insideH w:val="single" w:sz="4" w:space="0" w:color="000001"/>
               <w:right w:val="single" w:sz="4" w:space="0" w:color="000001"/>
-              <w:insideV w:val="single" w:sz="4" w:space="0" w:color="000001"/>
-            </w:tcBorders>
-            <w:shd w:fill="FFFFFF" w:val="clear"/>
-            <w:tcMar>
-              <w:left w:w="98" w:type="dxa"/>
-            </w:tcMar>
+            </w:tcBorders>
+            <w:shd w:fill="FFFFFF" w:val="clear"/>
             <w:vAlign w:val="center"/>
           </w:tcPr>
           <w:p>
@@ -967,19 +843,13 @@
         </w:tc>
         <w:tc>
           <w:tcPr>
-            <w:tcW w:w="1569" w:type="dxa"/>
-            <w:tcBorders>
-              <w:top w:val="nil"/>
+            <w:tcW w:w="1568" w:type="dxa"/>
+            <w:tcBorders>
               <w:left w:val="single" w:sz="4" w:space="0" w:color="000001"/>
               <w:bottom w:val="single" w:sz="4" w:space="0" w:color="000001"/>
-              <w:insideH w:val="single" w:sz="4" w:space="0" w:color="000001"/>
               <w:right w:val="single" w:sz="4" w:space="0" w:color="000001"/>
-              <w:insideV w:val="single" w:sz="4" w:space="0" w:color="000001"/>
-            </w:tcBorders>
-            <w:shd w:fill="FFFFFF" w:val="clear"/>
-            <w:tcMar>
-              <w:left w:w="98" w:type="dxa"/>
-            </w:tcMar>
+            </w:tcBorders>
+            <w:shd w:fill="FFFFFF" w:val="clear"/>
             <w:vAlign w:val="center"/>
           </w:tcPr>
           <w:p>
@@ -997,41 +867,50 @@
       <w:tr>
         <w:trPr>
           <w:trHeight w:val="454" w:hRule="atLeast"/>
-          <w:cantSplit w:val="false"/>
         </w:trPr>
         <w:tc>
           <w:tcPr>
-            <w:tcW w:w="3112" w:type="dxa"/>
+            <w:tcW w:w="3111" w:type="dxa"/>
             <w:tcBorders>
               <w:top w:val="single" w:sz="4" w:space="0" w:color="000001"/>
               <w:left w:val="single" w:sz="4" w:space="0" w:color="000001"/>
               <w:bottom w:val="single" w:sz="4" w:space="0" w:color="000001"/>
-              <w:insideH w:val="single" w:sz="4" w:space="0" w:color="000001"/>
               <w:right w:val="single" w:sz="4" w:space="0" w:color="000001"/>
-              <w:insideV w:val="single" w:sz="4" w:space="0" w:color="000001"/>
-            </w:tcBorders>
-            <w:shd w:fill="FFFFFF" w:val="clear"/>
-            <w:tcMar>
-              <w:left w:w="98" w:type="dxa"/>
-            </w:tcMar>
+            </w:tcBorders>
+            <w:shd w:fill="FFFFFF" w:val="clear"/>
             <w:vAlign w:val="center"/>
           </w:tcPr>
           <w:p>
             <w:pPr>
               <w:pStyle w:val="Normal"/>
-              <w:keepNext/>
+              <w:keepNext w:val="true"/>
               <w:keepLines w:val="false"/>
               <w:widowControl/>
-              <w:pBdr>
-                <w:top w:val="nil"/>
-                <w:left w:val="nil"/>
-                <w:bottom w:val="nil"/>
-                <w:right w:val="nil"/>
-              </w:pBdr>
-              <w:shd w:fill="FFFFFF" w:val="clear"/>
+              <w:pBdr/>
+              <w:shd w:val="clear" w:fill="FFFFFF"/>
               <w:spacing w:lineRule="auto" w:line="240" w:before="0" w:after="0"/>
-              <w:ind w:left="0" w:right="0" w:hanging="0"/>
+              <w:ind w:hanging="0" w:left="0" w:right="0"/>
               <w:jc w:val="left"/>
+              <w:rPr>
+                <w:rFonts w:ascii="Tahoma" w:hAnsi="Tahoma" w:eastAsia="Tahoma" w:cs="Tahoma"/>
+                <w:b w:val="false"/>
+                <w:i w:val="false"/>
+                <w:i w:val="false"/>
+                <w:caps w:val="false"/>
+                <w:smallCaps w:val="false"/>
+                <w:strike w:val="false"/>
+                <w:dstrike w:val="false"/>
+                <w:color w:val="000000"/>
+                <w:position w:val="0"/>
+                <w:sz w:val="20"/>
+                <w:sz w:val="20"/>
+                <w:szCs w:val="20"/>
+                <w:u w:val="none"/>
+                <w:shd w:fill="FFFFFF" w:val="clear"/>
+                <w:vertAlign w:val="baseline"/>
+              </w:rPr>
+            </w:pPr>
+            <w:r>
               <w:rPr>
                 <w:rFonts w:eastAsia="Tahoma" w:cs="Tahoma" w:ascii="Tahoma" w:hAnsi="Tahoma"/>
                 <w:b w:val="false"/>
@@ -1049,6 +928,35 @@
                 <w:shd w:fill="FFFFFF" w:val="clear"/>
                 <w:vertAlign w:val="baseline"/>
               </w:rPr>
+            </w:r>
+          </w:p>
+          <w:p>
+            <w:pPr>
+              <w:pStyle w:val="Normal"/>
+              <w:widowControl/>
+              <w:pBdr/>
+              <w:shd w:val="clear" w:fill="FFFFFF"/>
+              <w:spacing w:lineRule="auto" w:line="240" w:before="0" w:after="0"/>
+              <w:ind w:hanging="0" w:left="0" w:right="0"/>
+              <w:jc w:val="left"/>
+              <w:rPr>
+                <w:rFonts w:ascii="Tahoma" w:hAnsi="Tahoma" w:eastAsia="Tahoma" w:cs="Tahoma"/>
+                <w:b w:val="false"/>
+                <w:i w:val="false"/>
+                <w:i w:val="false"/>
+                <w:caps w:val="false"/>
+                <w:smallCaps w:val="false"/>
+                <w:strike w:val="false"/>
+                <w:dstrike w:val="false"/>
+                <w:color w:val="000000"/>
+                <w:position w:val="0"/>
+                <w:sz w:val="20"/>
+                <w:sz w:val="20"/>
+                <w:szCs w:val="20"/>
+                <w:u w:val="none"/>
+                <w:shd w:fill="FFFFFF" w:val="clear"/>
+                <w:vertAlign w:val="baseline"/>
+              </w:rPr>
             </w:pPr>
             <w:r>
               <w:rPr>
@@ -1068,22 +976,328 @@
                 <w:shd w:fill="FFFFFF" w:val="clear"/>
                 <w:vertAlign w:val="baseline"/>
               </w:rPr>
-            </w:r>
-          </w:p>
+              <w:t>Avalua el funcionament d'instal·lacions frigorífiques i sistemes de climatització,</w:t>
+              <w:br/>
+              <w:t>interpretant les lleis fonamentals de la termodinàmica que intervenen en els processos</w:t>
+              <w:br/>
+              <w:t>i identificant la funció dels seus components.</w:t>
+            </w:r>
+          </w:p>
+        </w:tc>
+        <w:tc>
+          <w:tcPr>
+            <w:tcW w:w="3037" w:type="dxa"/>
+            <w:tcBorders>
+              <w:top w:val="single" w:sz="4" w:space="0" w:color="000001"/>
+              <w:left w:val="single" w:sz="4" w:space="0" w:color="000001"/>
+              <w:bottom w:val="single" w:sz="4" w:space="0" w:color="000001"/>
+              <w:right w:val="single" w:sz="4" w:space="0" w:color="000001"/>
+            </w:tcBorders>
+            <w:shd w:fill="FFFFFF" w:val="clear"/>
+            <w:vAlign w:val="center"/>
+          </w:tcPr>
+          <w:p>
+            <w:pPr>
+              <w:pStyle w:val="Normal"/>
+              <w:rPr>
+                <w:rFonts w:ascii="Calibri" w:hAnsi="Calibri" w:eastAsia="Tahoma" w:cs="Tahoma"/>
+                <w:sz w:val="20"/>
+                <w:szCs w:val="20"/>
+              </w:rPr>
+            </w:pPr>
+            <w:r>
+              <w:rPr>
+                <w:rFonts w:eastAsia="Tahoma" w:cs="Tahoma" w:ascii="Calibri" w:hAnsi="Calibri"/>
+                <w:sz w:val="20"/>
+                <w:szCs w:val="20"/>
+              </w:rPr>
+              <w:t>1 PRINCIPIS DE REFRIGERACIÓ</w:t>
+            </w:r>
+          </w:p>
+          <w:p>
+            <w:pPr>
+              <w:pStyle w:val="Normal"/>
+              <w:rPr>
+                <w:rFonts w:ascii="Calibri" w:hAnsi="Calibri" w:eastAsia="Tahoma" w:cs="Tahoma"/>
+                <w:sz w:val="20"/>
+                <w:szCs w:val="20"/>
+              </w:rPr>
+            </w:pPr>
+            <w:r>
+              <w:rPr>
+                <w:rFonts w:eastAsia="Tahoma" w:cs="Tahoma" w:ascii="Calibri" w:hAnsi="Calibri"/>
+                <w:sz w:val="20"/>
+                <w:szCs w:val="20"/>
+              </w:rPr>
+            </w:r>
+          </w:p>
+          <w:p>
+            <w:pPr>
+              <w:pStyle w:val="Normal"/>
+              <w:rPr>
+                <w:rFonts w:ascii="Calibri" w:hAnsi="Calibri" w:eastAsia="Tahoma" w:cs="Tahoma"/>
+                <w:color w:val="000000"/>
+                <w:sz w:val="20"/>
+                <w:szCs w:val="20"/>
+              </w:rPr>
+            </w:pPr>
+            <w:r>
+              <w:rPr>
+                <w:rFonts w:eastAsia="Tahoma" w:cs="Tahoma" w:ascii="Calibri" w:hAnsi="Calibri"/>
+                <w:color w:val="000000"/>
+                <w:sz w:val="20"/>
+                <w:szCs w:val="20"/>
+              </w:rPr>
+              <w:t>2 COMPONENTES PRINCIPALS DE LES INSTALACIONS DE REFRIGERACIÓ</w:t>
+            </w:r>
+          </w:p>
+          <w:p>
+            <w:pPr>
+              <w:pStyle w:val="Normal"/>
+              <w:rPr>
+                <w:rFonts w:ascii="Calibri" w:hAnsi="Calibri" w:eastAsia="Tahoma" w:cs="Tahoma"/>
+                <w:sz w:val="20"/>
+                <w:szCs w:val="20"/>
+              </w:rPr>
+            </w:pPr>
+            <w:r>
+              <w:rPr>
+                <w:rFonts w:eastAsia="Tahoma" w:cs="Tahoma" w:ascii="Calibri" w:hAnsi="Calibri"/>
+                <w:sz w:val="20"/>
+                <w:szCs w:val="20"/>
+              </w:rPr>
+            </w:r>
+          </w:p>
+          <w:p>
+            <w:pPr>
+              <w:pStyle w:val="Normal"/>
+              <w:rPr>
+                <w:rFonts w:ascii="Calibri" w:hAnsi="Calibri" w:eastAsia="Tahoma" w:cs="Tahoma"/>
+                <w:color w:val="000000"/>
+                <w:sz w:val="20"/>
+                <w:szCs w:val="20"/>
+              </w:rPr>
+            </w:pPr>
+            <w:r>
+              <w:rPr>
+                <w:rFonts w:eastAsia="Tahoma" w:cs="Tahoma" w:ascii="Calibri" w:hAnsi="Calibri"/>
+                <w:color w:val="000000"/>
+                <w:sz w:val="20"/>
+                <w:szCs w:val="20"/>
+              </w:rPr>
+              <w:t>4 FLUIDS REFRIGERANTS</w:t>
+            </w:r>
+          </w:p>
+        </w:tc>
+        <w:tc>
+          <w:tcPr>
+            <w:tcW w:w="813" w:type="dxa"/>
+            <w:vMerge w:val="restart"/>
+            <w:tcBorders>
+              <w:top w:val="single" w:sz="4" w:space="0" w:color="000001"/>
+              <w:left w:val="single" w:sz="4" w:space="0" w:color="000001"/>
+              <w:bottom w:val="single" w:sz="4" w:space="0" w:color="000001"/>
+              <w:right w:val="single" w:sz="4" w:space="0" w:color="000001"/>
+            </w:tcBorders>
+            <w:shd w:fill="FFFFFF" w:val="clear"/>
+            <w:vAlign w:val="center"/>
+          </w:tcPr>
+          <w:p>
+            <w:pPr>
+              <w:pStyle w:val="Normal"/>
+              <w:jc w:val="center"/>
+              <w:rPr>
+                <w:rFonts w:ascii="Tahoma" w:hAnsi="Tahoma" w:eastAsia="Tahoma" w:cs="Tahoma"/>
+                <w:sz w:val="20"/>
+                <w:szCs w:val="20"/>
+              </w:rPr>
+            </w:pPr>
+            <w:r>
+              <w:rPr>
+                <w:rFonts w:eastAsia="Tahoma" w:cs="Tahoma" w:ascii="Tahoma" w:hAnsi="Tahoma"/>
+                <w:sz w:val="20"/>
+                <w:szCs w:val="20"/>
+              </w:rPr>
+              <w:t>1ª</w:t>
+            </w:r>
+          </w:p>
+        </w:tc>
+        <w:tc>
+          <w:tcPr>
+            <w:tcW w:w="1015" w:type="dxa"/>
+            <w:tcBorders>
+              <w:top w:val="single" w:sz="4" w:space="0" w:color="000001"/>
+              <w:left w:val="single" w:sz="4" w:space="0" w:color="000001"/>
+              <w:bottom w:val="single" w:sz="4" w:space="0" w:color="000001"/>
+              <w:right w:val="single" w:sz="4" w:space="0" w:color="000001"/>
+            </w:tcBorders>
+            <w:shd w:fill="FFFFFF" w:val="clear"/>
+            <w:vAlign w:val="center"/>
+          </w:tcPr>
+          <w:p>
+            <w:pPr>
+              <w:pStyle w:val="Normal"/>
+              <w:jc w:val="center"/>
+              <w:rPr>
+                <w:rFonts w:ascii="Tahoma" w:hAnsi="Tahoma" w:eastAsia="Tahoma" w:cs="Tahoma"/>
+                <w:sz w:val="20"/>
+                <w:szCs w:val="20"/>
+              </w:rPr>
+            </w:pPr>
+            <w:r>
+              <w:rPr>
+                <w:rFonts w:eastAsia="Tahoma" w:cs="Tahoma" w:ascii="Tahoma" w:hAnsi="Tahoma"/>
+                <w:sz w:val="20"/>
+                <w:szCs w:val="20"/>
+              </w:rPr>
+              <w:t>27</w:t>
+            </w:r>
+          </w:p>
+        </w:tc>
+        <w:tc>
+          <w:tcPr>
+            <w:tcW w:w="1018" w:type="dxa"/>
+            <w:tcBorders>
+              <w:top w:val="single" w:sz="4" w:space="0" w:color="000001"/>
+              <w:left w:val="single" w:sz="4" w:space="0" w:color="000001"/>
+              <w:bottom w:val="single" w:sz="4" w:space="0" w:color="000001"/>
+              <w:right w:val="single" w:sz="4" w:space="0" w:color="000001"/>
+            </w:tcBorders>
+            <w:shd w:fill="FFFFFF" w:val="clear"/>
+            <w:vAlign w:val="center"/>
+          </w:tcPr>
+          <w:p>
+            <w:pPr>
+              <w:pStyle w:val="Normal"/>
+              <w:jc w:val="center"/>
+              <w:rPr>
+                <w:rFonts w:ascii="Tahoma" w:hAnsi="Tahoma" w:eastAsia="Tahoma" w:cs="Tahoma"/>
+                <w:sz w:val="20"/>
+                <w:szCs w:val="20"/>
+              </w:rPr>
+            </w:pPr>
+            <w:r>
+              <w:rPr>
+                <w:rFonts w:eastAsia="Tahoma" w:cs="Tahoma" w:ascii="Tahoma" w:hAnsi="Tahoma"/>
+                <w:sz w:val="20"/>
+                <w:szCs w:val="20"/>
+              </w:rPr>
+            </w:r>
+          </w:p>
+        </w:tc>
+        <w:tc>
+          <w:tcPr>
+            <w:tcW w:w="1568" w:type="dxa"/>
+            <w:tcBorders>
+              <w:top w:val="single" w:sz="4" w:space="0" w:color="000001"/>
+              <w:left w:val="single" w:sz="4" w:space="0" w:color="000001"/>
+              <w:bottom w:val="single" w:sz="4" w:space="0" w:color="000001"/>
+              <w:right w:val="single" w:sz="4" w:space="0" w:color="000001"/>
+            </w:tcBorders>
+            <w:shd w:fill="FFFFFF" w:val="clear"/>
+            <w:vAlign w:val="center"/>
+          </w:tcPr>
+          <w:p>
+            <w:pPr>
+              <w:pStyle w:val="Normal"/>
+              <w:jc w:val="center"/>
+              <w:rPr>
+                <w:rFonts w:ascii="Tahoma" w:hAnsi="Tahoma" w:eastAsia="Tahoma" w:cs="Tahoma"/>
+                <w:sz w:val="16"/>
+                <w:szCs w:val="16"/>
+              </w:rPr>
+            </w:pPr>
+            <w:r>
+              <w:rPr>
+                <w:rFonts w:eastAsia="Tahoma" w:cs="Tahoma" w:ascii="Tahoma" w:hAnsi="Tahoma"/>
+                <w:sz w:val="16"/>
+                <w:szCs w:val="16"/>
+              </w:rPr>
+              <w:t>09/2</w:t>
+            </w:r>
+            <w:r>
+              <w:rPr>
+                <w:rFonts w:eastAsia="Tahoma" w:cs="Tahoma" w:ascii="Tahoma" w:hAnsi="Tahoma"/>
+                <w:sz w:val="16"/>
+                <w:szCs w:val="16"/>
+              </w:rPr>
+              <w:t>6</w:t>
+            </w:r>
+          </w:p>
+          <w:p>
+            <w:pPr>
+              <w:pStyle w:val="Normal"/>
+              <w:jc w:val="center"/>
+              <w:rPr>
+                <w:rFonts w:ascii="Tahoma" w:hAnsi="Tahoma" w:eastAsia="Tahoma" w:cs="Tahoma"/>
+                <w:sz w:val="16"/>
+                <w:szCs w:val="16"/>
+              </w:rPr>
+            </w:pPr>
+            <w:r>
+              <w:rPr>
+                <w:rFonts w:eastAsia="Tahoma" w:cs="Tahoma" w:ascii="Tahoma" w:hAnsi="Tahoma"/>
+                <w:sz w:val="16"/>
+                <w:szCs w:val="16"/>
+              </w:rPr>
+              <w:t>10/2</w:t>
+            </w:r>
+            <w:r>
+              <w:rPr>
+                <w:rFonts w:eastAsia="Tahoma" w:cs="Tahoma" w:ascii="Tahoma" w:hAnsi="Tahoma"/>
+                <w:sz w:val="16"/>
+                <w:szCs w:val="16"/>
+              </w:rPr>
+              <w:t>6</w:t>
+            </w:r>
+          </w:p>
+        </w:tc>
+      </w:tr>
+      <w:tr>
+        <w:trPr>
+          <w:trHeight w:val="454" w:hRule="atLeast"/>
+        </w:trPr>
+        <w:tc>
+          <w:tcPr>
+            <w:tcW w:w="3111" w:type="dxa"/>
+            <w:tcBorders>
+              <w:top w:val="single" w:sz="4" w:space="0" w:color="000001"/>
+              <w:left w:val="single" w:sz="4" w:space="0" w:color="000001"/>
+              <w:bottom w:val="single" w:sz="4" w:space="0" w:color="000001"/>
+              <w:right w:val="single" w:sz="4" w:space="0" w:color="000001"/>
+            </w:tcBorders>
+            <w:shd w:fill="FFFFFF" w:val="clear"/>
+            <w:vAlign w:val="center"/>
+          </w:tcPr>
           <w:p>
             <w:pPr>
               <w:pStyle w:val="Normal"/>
               <w:widowControl/>
-              <w:pBdr>
-                <w:top w:val="nil"/>
-                <w:left w:val="nil"/>
-                <w:bottom w:val="nil"/>
-                <w:right w:val="nil"/>
-              </w:pBdr>
-              <w:shd w:fill="FFFFFF" w:val="clear"/>
+              <w:pBdr/>
+              <w:shd w:val="clear" w:fill="FFFFFF"/>
               <w:spacing w:lineRule="auto" w:line="240" w:before="0" w:after="0"/>
-              <w:ind w:left="0" w:right="0" w:hanging="0"/>
+              <w:ind w:hanging="0" w:left="0" w:right="0"/>
               <w:jc w:val="left"/>
+              <w:rPr>
+                <w:rFonts w:ascii="Tahoma" w:hAnsi="Tahoma" w:eastAsia="Tahoma" w:cs="Tahoma"/>
+                <w:b w:val="false"/>
+                <w:i w:val="false"/>
+                <w:i w:val="false"/>
+                <w:caps w:val="false"/>
+                <w:smallCaps w:val="false"/>
+                <w:strike w:val="false"/>
+                <w:dstrike w:val="false"/>
+                <w:color w:val="000000"/>
+                <w:position w:val="0"/>
+                <w:sz w:val="20"/>
+                <w:sz w:val="20"/>
+                <w:szCs w:val="20"/>
+                <w:u w:val="none"/>
+                <w:shd w:fill="FFFFFF" w:val="clear"/>
+                <w:vertAlign w:val="baseline"/>
+              </w:rPr>
+            </w:pPr>
+            <w:r>
               <w:rPr>
                 <w:rFonts w:eastAsia="Tahoma" w:cs="Tahoma" w:ascii="Tahoma" w:hAnsi="Tahoma"/>
                 <w:b w:val="false"/>
@@ -1101,6 +1315,35 @@
                 <w:shd w:fill="FFFFFF" w:val="clear"/>
                 <w:vertAlign w:val="baseline"/>
               </w:rPr>
+            </w:r>
+          </w:p>
+          <w:p>
+            <w:pPr>
+              <w:pStyle w:val="Normal"/>
+              <w:widowControl/>
+              <w:pBdr/>
+              <w:shd w:val="clear" w:fill="FFFFFF"/>
+              <w:spacing w:lineRule="auto" w:line="240" w:before="0" w:after="0"/>
+              <w:ind w:hanging="0" w:left="0" w:right="0"/>
+              <w:jc w:val="left"/>
+              <w:rPr>
+                <w:rFonts w:ascii="Tahoma" w:hAnsi="Tahoma" w:eastAsia="Tahoma" w:cs="Tahoma"/>
+                <w:b w:val="false"/>
+                <w:i w:val="false"/>
+                <w:i w:val="false"/>
+                <w:caps w:val="false"/>
+                <w:smallCaps w:val="false"/>
+                <w:strike w:val="false"/>
+                <w:dstrike w:val="false"/>
+                <w:color w:val="000000"/>
+                <w:position w:val="0"/>
+                <w:sz w:val="20"/>
+                <w:sz w:val="20"/>
+                <w:szCs w:val="20"/>
+                <w:u w:val="none"/>
+                <w:shd w:fill="FFFFFF" w:val="clear"/>
+                <w:vertAlign w:val="baseline"/>
+              </w:rPr>
             </w:pPr>
             <w:r>
               <w:rPr>
@@ -1120,328 +1363,40 @@
                 <w:shd w:fill="FFFFFF" w:val="clear"/>
                 <w:vertAlign w:val="baseline"/>
               </w:rPr>
-              <w:t>Avalua el funcionament d'instal·lacions frigorífiques i sistemes de climatització,</w:t>
-              <w:br/>
-              <w:t>interpretant les lleis fonamentals de la termodinàmica que intervenen en els processos</w:t>
-              <w:br/>
-              <w:t>i identificant la funció dels seus components.</w:t>
-            </w:r>
-          </w:p>
-        </w:tc>
-        <w:tc>
-          <w:tcPr>
-            <w:tcW w:w="3037" w:type="dxa"/>
-            <w:tcBorders>
-              <w:top w:val="single" w:sz="4" w:space="0" w:color="000001"/>
-              <w:left w:val="single" w:sz="4" w:space="0" w:color="000001"/>
-              <w:bottom w:val="single" w:sz="4" w:space="0" w:color="000001"/>
-              <w:insideH w:val="single" w:sz="4" w:space="0" w:color="000001"/>
-              <w:right w:val="single" w:sz="4" w:space="0" w:color="000001"/>
-              <w:insideV w:val="single" w:sz="4" w:space="0" w:color="000001"/>
-            </w:tcBorders>
-            <w:shd w:fill="FFFFFF" w:val="clear"/>
-            <w:tcMar>
-              <w:left w:w="98" w:type="dxa"/>
-            </w:tcMar>
-            <w:vAlign w:val="center"/>
-          </w:tcPr>
-          <w:p>
-            <w:pPr>
-              <w:pStyle w:val="Normal"/>
-              <w:rPr>
-                <w:rFonts w:eastAsia="Tahoma" w:cs="Tahoma" w:ascii="Calibri" w:hAnsi="Calibri"/>
-                <w:sz w:val="20"/>
-                <w:szCs w:val="20"/>
-              </w:rPr>
-            </w:pPr>
-            <w:r>
-              <w:rPr>
-                <w:rFonts w:eastAsia="Tahoma" w:cs="Tahoma" w:ascii="Calibri" w:hAnsi="Calibri"/>
-                <w:sz w:val="20"/>
-                <w:szCs w:val="20"/>
-              </w:rPr>
-              <w:t>1 PRINCIPIS DE REFRIGERACIÓ</w:t>
-            </w:r>
-          </w:p>
-          <w:p>
-            <w:pPr>
-              <w:pStyle w:val="Normal"/>
-              <w:rPr>
-                <w:rFonts w:eastAsia="Tahoma" w:cs="Tahoma" w:ascii="Calibri" w:hAnsi="Calibri"/>
-                <w:sz w:val="20"/>
-                <w:szCs w:val="20"/>
-              </w:rPr>
-            </w:pPr>
-            <w:r>
-              <w:rPr>
-                <w:rFonts w:eastAsia="Tahoma" w:cs="Tahoma" w:ascii="Calibri" w:hAnsi="Calibri"/>
-                <w:sz w:val="20"/>
-                <w:szCs w:val="20"/>
-              </w:rPr>
-            </w:r>
-          </w:p>
-          <w:p>
-            <w:pPr>
-              <w:pStyle w:val="Normal"/>
-              <w:rPr>
-                <w:rFonts w:eastAsia="Tahoma" w:cs="Tahoma" w:ascii="Calibri" w:hAnsi="Calibri"/>
+              <w:t>Defineix i realitza els procediments de posada en marxa, funcionament i parada en una instal·lació frigorífica o en un sistema de climatització, controlant els paràmetres de</w:t>
+            </w:r>
+          </w:p>
+          <w:p>
+            <w:pPr>
+              <w:pStyle w:val="Normal"/>
+              <w:keepNext w:val="true"/>
+              <w:keepLines w:val="false"/>
+              <w:widowControl/>
+              <w:pBdr/>
+              <w:shd w:val="clear" w:fill="FFFFFF"/>
+              <w:spacing w:lineRule="auto" w:line="240" w:before="0" w:after="0"/>
+              <w:ind w:hanging="0" w:left="0" w:right="0"/>
+              <w:jc w:val="left"/>
+              <w:rPr>
+                <w:rFonts w:ascii="Tahoma" w:hAnsi="Tahoma" w:eastAsia="Tahoma" w:cs="Tahoma"/>
+                <w:b w:val="false"/>
+                <w:i w:val="false"/>
+                <w:i w:val="false"/>
+                <w:caps w:val="false"/>
+                <w:smallCaps w:val="false"/>
+                <w:strike w:val="false"/>
+                <w:dstrike w:val="false"/>
                 <w:color w:val="000000"/>
-                <w:sz w:val="20"/>
-                <w:szCs w:val="20"/>
-              </w:rPr>
-            </w:pPr>
-            <w:r>
-              <w:rPr>
-                <w:rFonts w:eastAsia="Tahoma" w:cs="Tahoma" w:ascii="Calibri" w:hAnsi="Calibri"/>
-                <w:color w:val="000000"/>
-                <w:sz w:val="20"/>
-                <w:szCs w:val="20"/>
-              </w:rPr>
-              <w:t>2 COMPONENTES PRINCIPALS DE LES INSTALACIONS DE REFRIGERACIÓ</w:t>
-            </w:r>
-          </w:p>
-          <w:p>
-            <w:pPr>
-              <w:pStyle w:val="Normal"/>
-              <w:rPr>
-                <w:rFonts w:eastAsia="Tahoma" w:cs="Tahoma" w:ascii="Calibri" w:hAnsi="Calibri"/>
-                <w:sz w:val="20"/>
-                <w:szCs w:val="20"/>
-              </w:rPr>
-            </w:pPr>
-            <w:r>
-              <w:rPr>
-                <w:rFonts w:eastAsia="Tahoma" w:cs="Tahoma" w:ascii="Calibri" w:hAnsi="Calibri"/>
-                <w:sz w:val="20"/>
-                <w:szCs w:val="20"/>
-              </w:rPr>
-            </w:r>
-          </w:p>
-          <w:p>
-            <w:pPr>
-              <w:pStyle w:val="Normal"/>
-              <w:rPr>
-                <w:rFonts w:eastAsia="Tahoma" w:cs="Tahoma" w:ascii="Calibri" w:hAnsi="Calibri"/>
-                <w:color w:val="000000"/>
-                <w:sz w:val="20"/>
-                <w:szCs w:val="20"/>
-              </w:rPr>
-            </w:pPr>
-            <w:r>
-              <w:rPr>
-                <w:rFonts w:eastAsia="Tahoma" w:cs="Tahoma" w:ascii="Calibri" w:hAnsi="Calibri"/>
-                <w:color w:val="000000"/>
-                <w:sz w:val="20"/>
-                <w:szCs w:val="20"/>
-              </w:rPr>
-              <w:t>4 FLUIDS REFRIGERANTS</w:t>
-            </w:r>
-          </w:p>
-        </w:tc>
-        <w:tc>
-          <w:tcPr>
-            <w:tcW w:w="812" w:type="dxa"/>
-            <w:vMerge w:val="restart"/>
-            <w:tcBorders>
-              <w:top w:val="single" w:sz="4" w:space="0" w:color="000001"/>
-              <w:left w:val="single" w:sz="4" w:space="0" w:color="000001"/>
-              <w:bottom w:val="single" w:sz="4" w:space="0" w:color="000001"/>
-              <w:insideH w:val="single" w:sz="4" w:space="0" w:color="000001"/>
-              <w:right w:val="single" w:sz="4" w:space="0" w:color="000001"/>
-              <w:insideV w:val="single" w:sz="4" w:space="0" w:color="000001"/>
-            </w:tcBorders>
-            <w:shd w:fill="FFFFFF" w:val="clear"/>
-            <w:tcMar>
-              <w:left w:w="98" w:type="dxa"/>
-            </w:tcMar>
-            <w:vAlign w:val="center"/>
-          </w:tcPr>
-          <w:p>
-            <w:pPr>
-              <w:pStyle w:val="Normal"/>
-              <w:jc w:val="center"/>
-              <w:rPr>
-                <w:rFonts w:eastAsia="Tahoma" w:cs="Tahoma" w:ascii="Tahoma" w:hAnsi="Tahoma"/>
-                <w:sz w:val="20"/>
-                <w:szCs w:val="20"/>
-              </w:rPr>
-            </w:pPr>
-            <w:r>
-              <w:rPr>
-                <w:rFonts w:eastAsia="Tahoma" w:cs="Tahoma" w:ascii="Tahoma" w:hAnsi="Tahoma"/>
-                <w:sz w:val="20"/>
-                <w:szCs w:val="20"/>
-              </w:rPr>
-              <w:t>1ª</w:t>
-            </w:r>
-          </w:p>
-        </w:tc>
-        <w:tc>
-          <w:tcPr>
-            <w:tcW w:w="1015" w:type="dxa"/>
-            <w:tcBorders>
-              <w:top w:val="single" w:sz="4" w:space="0" w:color="000001"/>
-              <w:left w:val="single" w:sz="4" w:space="0" w:color="000001"/>
-              <w:bottom w:val="single" w:sz="4" w:space="0" w:color="000001"/>
-              <w:insideH w:val="single" w:sz="4" w:space="0" w:color="000001"/>
-              <w:right w:val="single" w:sz="4" w:space="0" w:color="000001"/>
-              <w:insideV w:val="single" w:sz="4" w:space="0" w:color="000001"/>
-            </w:tcBorders>
-            <w:shd w:fill="FFFFFF" w:val="clear"/>
-            <w:tcMar>
-              <w:left w:w="98" w:type="dxa"/>
-            </w:tcMar>
-            <w:vAlign w:val="center"/>
-          </w:tcPr>
-          <w:p>
-            <w:pPr>
-              <w:pStyle w:val="Normal"/>
-              <w:jc w:val="center"/>
-              <w:rPr>
-                <w:rFonts w:eastAsia="Tahoma" w:cs="Tahoma" w:ascii="Tahoma" w:hAnsi="Tahoma"/>
-                <w:sz w:val="20"/>
-                <w:szCs w:val="20"/>
-              </w:rPr>
-            </w:pPr>
-            <w:r>
-              <w:rPr>
-                <w:rFonts w:eastAsia="Tahoma" w:cs="Tahoma" w:ascii="Tahoma" w:hAnsi="Tahoma"/>
-                <w:sz w:val="20"/>
-                <w:szCs w:val="20"/>
-              </w:rPr>
-              <w:t>27</w:t>
-            </w:r>
-          </w:p>
-        </w:tc>
-        <w:tc>
-          <w:tcPr>
-            <w:tcW w:w="1018" w:type="dxa"/>
-            <w:tcBorders>
-              <w:top w:val="single" w:sz="4" w:space="0" w:color="000001"/>
-              <w:left w:val="single" w:sz="4" w:space="0" w:color="000001"/>
-              <w:bottom w:val="single" w:sz="4" w:space="0" w:color="000001"/>
-              <w:insideH w:val="single" w:sz="4" w:space="0" w:color="000001"/>
-              <w:right w:val="single" w:sz="4" w:space="0" w:color="000001"/>
-              <w:insideV w:val="single" w:sz="4" w:space="0" w:color="000001"/>
-            </w:tcBorders>
-            <w:shd w:fill="FFFFFF" w:val="clear"/>
-            <w:tcMar>
-              <w:left w:w="98" w:type="dxa"/>
-            </w:tcMar>
-            <w:vAlign w:val="center"/>
-          </w:tcPr>
-          <w:p>
-            <w:pPr>
-              <w:pStyle w:val="Normal"/>
-              <w:jc w:val="center"/>
-              <w:rPr>
-                <w:rFonts w:eastAsia="Tahoma" w:cs="Tahoma" w:ascii="Tahoma" w:hAnsi="Tahoma"/>
-                <w:sz w:val="20"/>
-                <w:szCs w:val="20"/>
-              </w:rPr>
-            </w:pPr>
-            <w:r>
-              <w:rPr>
-                <w:rFonts w:eastAsia="Tahoma" w:cs="Tahoma" w:ascii="Tahoma" w:hAnsi="Tahoma"/>
-                <w:sz w:val="20"/>
-                <w:szCs w:val="20"/>
-              </w:rPr>
-            </w:r>
-          </w:p>
-        </w:tc>
-        <w:tc>
-          <w:tcPr>
-            <w:tcW w:w="1569" w:type="dxa"/>
-            <w:tcBorders>
-              <w:top w:val="single" w:sz="4" w:space="0" w:color="000001"/>
-              <w:left w:val="single" w:sz="4" w:space="0" w:color="000001"/>
-              <w:bottom w:val="single" w:sz="4" w:space="0" w:color="000001"/>
-              <w:insideH w:val="single" w:sz="4" w:space="0" w:color="000001"/>
-              <w:right w:val="single" w:sz="4" w:space="0" w:color="000001"/>
-              <w:insideV w:val="single" w:sz="4" w:space="0" w:color="000001"/>
-            </w:tcBorders>
-            <w:shd w:fill="FFFFFF" w:val="clear"/>
-            <w:tcMar>
-              <w:left w:w="98" w:type="dxa"/>
-            </w:tcMar>
-            <w:vAlign w:val="center"/>
-          </w:tcPr>
-          <w:p>
-            <w:pPr>
-              <w:pStyle w:val="Normal"/>
-              <w:jc w:val="center"/>
-              <w:rPr>
-                <w:rFonts w:eastAsia="Tahoma" w:cs="Tahoma" w:ascii="Tahoma" w:hAnsi="Tahoma"/>
-                <w:sz w:val="16"/>
-                <w:szCs w:val="16"/>
-              </w:rPr>
-            </w:pPr>
-            <w:r>
-              <w:rPr>
-                <w:rFonts w:eastAsia="Tahoma" w:cs="Tahoma" w:ascii="Tahoma" w:hAnsi="Tahoma"/>
-                <w:sz w:val="16"/>
-                <w:szCs w:val="16"/>
-              </w:rPr>
-              <w:t>09/25</w:t>
-            </w:r>
-          </w:p>
-          <w:p>
-            <w:pPr>
-              <w:pStyle w:val="Normal"/>
-              <w:jc w:val="center"/>
-              <w:rPr>
-                <w:rFonts w:eastAsia="Tahoma" w:cs="Tahoma" w:ascii="Tahoma" w:hAnsi="Tahoma"/>
-                <w:sz w:val="16"/>
-                <w:szCs w:val="16"/>
-              </w:rPr>
-            </w:pPr>
-            <w:r>
-              <w:rPr>
-                <w:rFonts w:eastAsia="Tahoma" w:cs="Tahoma" w:ascii="Tahoma" w:hAnsi="Tahoma"/>
-                <w:sz w:val="16"/>
-                <w:szCs w:val="16"/>
-              </w:rPr>
-              <w:t>10/25</w:t>
-            </w:r>
-          </w:p>
-        </w:tc>
-      </w:tr>
-      <w:tr>
-        <w:trPr>
-          <w:trHeight w:val="454" w:hRule="atLeast"/>
-          <w:cantSplit w:val="false"/>
-        </w:trPr>
-        <w:tc>
-          <w:tcPr>
-            <w:tcW w:w="3112" w:type="dxa"/>
-            <w:tcBorders>
-              <w:top w:val="single" w:sz="4" w:space="0" w:color="000001"/>
-              <w:left w:val="single" w:sz="4" w:space="0" w:color="000001"/>
-              <w:bottom w:val="single" w:sz="4" w:space="0" w:color="000001"/>
-              <w:insideH w:val="single" w:sz="4" w:space="0" w:color="000001"/>
-              <w:right w:val="single" w:sz="4" w:space="0" w:color="000001"/>
-              <w:insideV w:val="single" w:sz="4" w:space="0" w:color="000001"/>
-            </w:tcBorders>
-            <w:shd w:fill="FFFFFF" w:val="clear"/>
-            <w:tcMar>
-              <w:left w:w="98" w:type="dxa"/>
-            </w:tcMar>
-            <w:vAlign w:val="center"/>
-          </w:tcPr>
-          <w:p>
-            <w:pPr>
-              <w:pStyle w:val="Normal"/>
-              <w:widowControl/>
-              <w:pBdr>
-                <w:top w:val="nil"/>
-                <w:left w:val="nil"/>
-                <w:bottom w:val="nil"/>
-                <w:right w:val="nil"/>
-              </w:pBdr>
-              <w:shd w:fill="FFFFFF" w:val="clear"/>
-              <w:spacing w:lineRule="auto" w:line="240" w:before="0" w:after="0"/>
-              <w:ind w:left="0" w:right="0" w:hanging="0"/>
-              <w:jc w:val="left"/>
+                <w:position w:val="0"/>
+                <w:sz w:val="20"/>
+                <w:sz w:val="20"/>
+                <w:szCs w:val="20"/>
+                <w:u w:val="none"/>
+                <w:shd w:fill="FFFFFF" w:val="clear"/>
+                <w:vertAlign w:val="baseline"/>
+              </w:rPr>
+            </w:pPr>
+            <w:r>
               <w:rPr>
                 <w:rFonts w:eastAsia="Tahoma" w:cs="Tahoma" w:ascii="Tahoma" w:hAnsi="Tahoma"/>
                 <w:b w:val="false"/>
@@ -1459,6 +1414,276 @@
                 <w:shd w:fill="FFFFFF" w:val="clear"/>
                 <w:vertAlign w:val="baseline"/>
               </w:rPr>
+              <w:t>treball i respectant les normes de seguretat laboral i mediambiental.</w:t>
+            </w:r>
+          </w:p>
+        </w:tc>
+        <w:tc>
+          <w:tcPr>
+            <w:tcW w:w="3037" w:type="dxa"/>
+            <w:tcBorders>
+              <w:top w:val="single" w:sz="4" w:space="0" w:color="000001"/>
+              <w:left w:val="single" w:sz="4" w:space="0" w:color="000001"/>
+              <w:bottom w:val="single" w:sz="4" w:space="0" w:color="000001"/>
+              <w:right w:val="single" w:sz="4" w:space="0" w:color="000001"/>
+            </w:tcBorders>
+            <w:shd w:fill="FFFFFF" w:val="clear"/>
+            <w:vAlign w:val="center"/>
+          </w:tcPr>
+          <w:p>
+            <w:pPr>
+              <w:pStyle w:val="Normal"/>
+              <w:ind w:hanging="0" w:left="0" w:right="0"/>
+              <w:rPr>
+                <w:rFonts w:ascii="Calibri" w:hAnsi="Calibri" w:eastAsia="Tahoma" w:cs="Tahoma"/>
+                <w:sz w:val="20"/>
+                <w:szCs w:val="20"/>
+              </w:rPr>
+            </w:pPr>
+            <w:r>
+              <w:rPr>
+                <w:rFonts w:eastAsia="Tahoma" w:cs="Tahoma" w:ascii="Calibri" w:hAnsi="Calibri"/>
+                <w:sz w:val="20"/>
+                <w:szCs w:val="20"/>
+              </w:rPr>
+              <w:t>8 POSADA EN MARXA D’INSTALACIONS</w:t>
+            </w:r>
+          </w:p>
+          <w:p>
+            <w:pPr>
+              <w:pStyle w:val="Normal"/>
+              <w:ind w:hanging="0" w:left="0" w:right="0"/>
+              <w:rPr>
+                <w:rFonts w:ascii="Calibri" w:hAnsi="Calibri" w:eastAsia="Tahoma" w:cs="Tahoma"/>
+                <w:sz w:val="20"/>
+                <w:szCs w:val="20"/>
+              </w:rPr>
+            </w:pPr>
+            <w:r>
+              <w:rPr>
+                <w:rFonts w:eastAsia="Tahoma" w:cs="Tahoma" w:ascii="Calibri" w:hAnsi="Calibri"/>
+                <w:sz w:val="20"/>
+                <w:szCs w:val="20"/>
+              </w:rPr>
+            </w:r>
+          </w:p>
+          <w:p>
+            <w:pPr>
+              <w:pStyle w:val="Normal"/>
+              <w:ind w:hanging="0" w:left="0" w:right="0"/>
+              <w:rPr>
+                <w:rFonts w:ascii="Calibri" w:hAnsi="Calibri" w:eastAsia="Tahoma" w:cs="Tahoma"/>
+                <w:color w:val="000000"/>
+                <w:sz w:val="20"/>
+                <w:szCs w:val="20"/>
+              </w:rPr>
+            </w:pPr>
+            <w:r>
+              <w:rPr>
+                <w:rFonts w:eastAsia="Tahoma" w:cs="Tahoma" w:ascii="Calibri" w:hAnsi="Calibri"/>
+                <w:color w:val="000000"/>
+                <w:sz w:val="20"/>
+                <w:szCs w:val="20"/>
+              </w:rPr>
+              <w:t>11 TÈCNIQUES DE NETEJA, CÀRREGA I RECUPERACIÓ DE REFRIGERANTS I LUBRICANTS</w:t>
+            </w:r>
+          </w:p>
+        </w:tc>
+        <w:tc>
+          <w:tcPr>
+            <w:tcW w:w="813" w:type="dxa"/>
+            <w:vMerge w:val="continue"/>
+            <w:tcBorders>
+              <w:top w:val="single" w:sz="4" w:space="0" w:color="000001"/>
+              <w:left w:val="single" w:sz="4" w:space="0" w:color="000001"/>
+              <w:bottom w:val="single" w:sz="4" w:space="0" w:color="000001"/>
+              <w:right w:val="single" w:sz="4" w:space="0" w:color="000001"/>
+            </w:tcBorders>
+            <w:shd w:fill="FFFFFF" w:val="clear"/>
+            <w:vAlign w:val="center"/>
+          </w:tcPr>
+          <w:p>
+            <w:pPr>
+              <w:pStyle w:val="Normal"/>
+              <w:keepNext w:val="true"/>
+              <w:keepLines w:val="false"/>
+              <w:widowControl w:val="false"/>
+              <w:pBdr/>
+              <w:shd w:val="clear" w:fill="FFFFFF"/>
+              <w:spacing w:lineRule="auto" w:line="276" w:before="0" w:after="0"/>
+              <w:ind w:hanging="0" w:left="0" w:right="0"/>
+              <w:jc w:val="left"/>
+              <w:rPr>
+                <w:rFonts w:ascii="Tahoma" w:hAnsi="Tahoma" w:eastAsia="Tahoma" w:cs="Tahoma"/>
+                <w:sz w:val="20"/>
+                <w:szCs w:val="20"/>
+              </w:rPr>
+            </w:pPr>
+            <w:r>
+              <w:rPr>
+                <w:rFonts w:eastAsia="Tahoma" w:cs="Tahoma" w:ascii="Tahoma" w:hAnsi="Tahoma"/>
+                <w:sz w:val="20"/>
+                <w:szCs w:val="20"/>
+              </w:rPr>
+            </w:r>
+          </w:p>
+        </w:tc>
+        <w:tc>
+          <w:tcPr>
+            <w:tcW w:w="1015" w:type="dxa"/>
+            <w:tcBorders>
+              <w:top w:val="single" w:sz="4" w:space="0" w:color="000001"/>
+              <w:left w:val="single" w:sz="4" w:space="0" w:color="000001"/>
+              <w:bottom w:val="single" w:sz="4" w:space="0" w:color="000001"/>
+              <w:right w:val="single" w:sz="4" w:space="0" w:color="000001"/>
+            </w:tcBorders>
+            <w:shd w:fill="FFFFFF" w:val="clear"/>
+            <w:vAlign w:val="center"/>
+          </w:tcPr>
+          <w:p>
+            <w:pPr>
+              <w:pStyle w:val="Normal"/>
+              <w:jc w:val="center"/>
+              <w:rPr>
+                <w:rFonts w:ascii="Tahoma" w:hAnsi="Tahoma" w:eastAsia="Tahoma" w:cs="Tahoma"/>
+                <w:sz w:val="20"/>
+                <w:szCs w:val="20"/>
+              </w:rPr>
+            </w:pPr>
+            <w:r>
+              <w:rPr>
+                <w:rFonts w:eastAsia="Tahoma" w:cs="Tahoma" w:ascii="Tahoma" w:hAnsi="Tahoma"/>
+                <w:sz w:val="20"/>
+                <w:szCs w:val="20"/>
+              </w:rPr>
+              <w:t>30</w:t>
+            </w:r>
+          </w:p>
+        </w:tc>
+        <w:tc>
+          <w:tcPr>
+            <w:tcW w:w="1018" w:type="dxa"/>
+            <w:tcBorders>
+              <w:top w:val="single" w:sz="4" w:space="0" w:color="000001"/>
+              <w:left w:val="single" w:sz="4" w:space="0" w:color="000001"/>
+              <w:bottom w:val="single" w:sz="4" w:space="0" w:color="000001"/>
+              <w:right w:val="single" w:sz="4" w:space="0" w:color="000001"/>
+            </w:tcBorders>
+            <w:shd w:fill="FFFFFF" w:val="clear"/>
+            <w:vAlign w:val="center"/>
+          </w:tcPr>
+          <w:p>
+            <w:pPr>
+              <w:pStyle w:val="Normal"/>
+              <w:keepNext w:val="true"/>
+              <w:keepLines w:val="false"/>
+              <w:widowControl w:val="false"/>
+              <w:pBdr/>
+              <w:shd w:val="clear" w:fill="FFFFFF"/>
+              <w:spacing w:lineRule="auto" w:line="276" w:before="0" w:after="0"/>
+              <w:ind w:hanging="0" w:left="0" w:right="0"/>
+              <w:jc w:val="left"/>
+              <w:rPr>
+                <w:rFonts w:ascii="Tahoma" w:hAnsi="Tahoma" w:eastAsia="Tahoma" w:cs="Tahoma"/>
+                <w:sz w:val="20"/>
+                <w:szCs w:val="20"/>
+              </w:rPr>
+            </w:pPr>
+            <w:r>
+              <w:rPr>
+                <w:rFonts w:eastAsia="Tahoma" w:cs="Tahoma" w:ascii="Tahoma" w:hAnsi="Tahoma"/>
+                <w:sz w:val="20"/>
+                <w:szCs w:val="20"/>
+              </w:rPr>
+            </w:r>
+          </w:p>
+        </w:tc>
+        <w:tc>
+          <w:tcPr>
+            <w:tcW w:w="1568" w:type="dxa"/>
+            <w:tcBorders>
+              <w:top w:val="single" w:sz="4" w:space="0" w:color="000001"/>
+              <w:left w:val="single" w:sz="4" w:space="0" w:color="000001"/>
+              <w:bottom w:val="single" w:sz="4" w:space="0" w:color="000001"/>
+              <w:right w:val="single" w:sz="4" w:space="0" w:color="000001"/>
+            </w:tcBorders>
+            <w:shd w:fill="FFFFFF" w:val="clear"/>
+            <w:vAlign w:val="center"/>
+          </w:tcPr>
+          <w:p>
+            <w:pPr>
+              <w:pStyle w:val="Normal"/>
+              <w:jc w:val="center"/>
+              <w:rPr>
+                <w:rFonts w:ascii="Tahoma" w:hAnsi="Tahoma" w:eastAsia="Tahoma" w:cs="Tahoma"/>
+                <w:sz w:val="16"/>
+                <w:szCs w:val="16"/>
+              </w:rPr>
+            </w:pPr>
+            <w:r>
+              <w:rPr>
+                <w:rFonts w:eastAsia="Tahoma" w:cs="Tahoma" w:ascii="Tahoma" w:hAnsi="Tahoma"/>
+                <w:sz w:val="16"/>
+                <w:szCs w:val="16"/>
+              </w:rPr>
+              <w:t>10/2</w:t>
+            </w:r>
+            <w:r>
+              <w:rPr>
+                <w:rFonts w:eastAsia="Tahoma" w:cs="Tahoma" w:ascii="Tahoma" w:hAnsi="Tahoma"/>
+                <w:sz w:val="16"/>
+                <w:szCs w:val="16"/>
+              </w:rPr>
+              <w:t>6</w:t>
+            </w:r>
+          </w:p>
+        </w:tc>
+      </w:tr>
+      <w:tr>
+        <w:trPr>
+          <w:trHeight w:val="454" w:hRule="atLeast"/>
+        </w:trPr>
+        <w:tc>
+          <w:tcPr>
+            <w:tcW w:w="3111" w:type="dxa"/>
+            <w:tcBorders>
+              <w:top w:val="single" w:sz="4" w:space="0" w:color="000001"/>
+              <w:left w:val="single" w:sz="4" w:space="0" w:color="000001"/>
+              <w:bottom w:val="single" w:sz="4" w:space="0" w:color="000001"/>
+              <w:right w:val="single" w:sz="4" w:space="0" w:color="000001"/>
+            </w:tcBorders>
+            <w:shd w:fill="FFFFFF" w:val="clear"/>
+            <w:vAlign w:val="center"/>
+          </w:tcPr>
+          <w:p>
+            <w:pPr>
+              <w:pStyle w:val="Normal"/>
+              <w:keepNext w:val="true"/>
+              <w:keepLines w:val="false"/>
+              <w:widowControl/>
+              <w:pBdr/>
+              <w:shd w:val="clear" w:fill="FFFFFF"/>
+              <w:spacing w:lineRule="auto" w:line="240" w:before="0" w:after="0"/>
+              <w:ind w:hanging="0" w:left="0" w:right="0"/>
+              <w:jc w:val="left"/>
+              <w:rPr>
+                <w:rFonts w:ascii="Tahoma" w:hAnsi="Tahoma" w:eastAsia="Tahoma" w:cs="Tahoma"/>
+                <w:b w:val="false"/>
+                <w:i w:val="false"/>
+                <w:i w:val="false"/>
+                <w:caps w:val="false"/>
+                <w:smallCaps w:val="false"/>
+                <w:strike w:val="false"/>
+                <w:dstrike w:val="false"/>
+                <w:color w:val="000000"/>
+                <w:position w:val="0"/>
+                <w:sz w:val="20"/>
+                <w:sz w:val="20"/>
+                <w:szCs w:val="20"/>
+                <w:u w:val="none"/>
+                <w:shd w:fill="FFFFFF" w:val="clear"/>
+                <w:vertAlign w:val="baseline"/>
+              </w:rPr>
             </w:pPr>
             <w:r>
               <w:rPr>
@@ -1484,16 +1709,31 @@
             <w:pPr>
               <w:pStyle w:val="Normal"/>
               <w:widowControl/>
-              <w:pBdr>
-                <w:top w:val="nil"/>
-                <w:left w:val="nil"/>
-                <w:bottom w:val="nil"/>
-                <w:right w:val="nil"/>
-              </w:pBdr>
-              <w:shd w:fill="FFFFFF" w:val="clear"/>
+              <w:pBdr/>
+              <w:shd w:val="clear" w:fill="FFFFFF"/>
               <w:spacing w:lineRule="auto" w:line="240" w:before="0" w:after="0"/>
-              <w:ind w:left="0" w:right="0" w:hanging="0"/>
+              <w:ind w:hanging="0" w:left="0" w:right="0"/>
               <w:jc w:val="left"/>
+              <w:rPr>
+                <w:rFonts w:ascii="Tahoma" w:hAnsi="Tahoma" w:eastAsia="Tahoma" w:cs="Tahoma"/>
+                <w:b w:val="false"/>
+                <w:i w:val="false"/>
+                <w:i w:val="false"/>
+                <w:caps w:val="false"/>
+                <w:smallCaps w:val="false"/>
+                <w:strike w:val="false"/>
+                <w:dstrike w:val="false"/>
+                <w:color w:val="000000"/>
+                <w:position w:val="0"/>
+                <w:sz w:val="20"/>
+                <w:sz w:val="20"/>
+                <w:szCs w:val="20"/>
+                <w:u w:val="none"/>
+                <w:shd w:fill="FFFFFF" w:val="clear"/>
+                <w:vertAlign w:val="baseline"/>
+              </w:rPr>
+            </w:pPr>
+            <w:r>
               <w:rPr>
                 <w:rFonts w:eastAsia="Tahoma" w:cs="Tahoma" w:ascii="Tahoma" w:hAnsi="Tahoma"/>
                 <w:b w:val="false"/>
@@ -1511,6 +1751,36 @@
                 <w:shd w:fill="FFFFFF" w:val="clear"/>
                 <w:vertAlign w:val="baseline"/>
               </w:rPr>
+              <w:t>Programa el manteniment preventiu d'instal·lacions de fred i sistemes de</w:t>
+            </w:r>
+          </w:p>
+          <w:p>
+            <w:pPr>
+              <w:pStyle w:val="Normal"/>
+              <w:widowControl/>
+              <w:pBdr/>
+              <w:shd w:val="clear" w:fill="FFFFFF"/>
+              <w:spacing w:lineRule="auto" w:line="240" w:before="0" w:after="0"/>
+              <w:ind w:hanging="0" w:left="0" w:right="0"/>
+              <w:jc w:val="left"/>
+              <w:rPr>
+                <w:rFonts w:ascii="Tahoma" w:hAnsi="Tahoma" w:eastAsia="Tahoma" w:cs="Tahoma"/>
+                <w:b w:val="false"/>
+                <w:i w:val="false"/>
+                <w:i w:val="false"/>
+                <w:caps w:val="false"/>
+                <w:smallCaps w:val="false"/>
+                <w:strike w:val="false"/>
+                <w:dstrike w:val="false"/>
+                <w:color w:val="000000"/>
+                <w:position w:val="0"/>
+                <w:sz w:val="20"/>
+                <w:sz w:val="20"/>
+                <w:szCs w:val="20"/>
+                <w:u w:val="none"/>
+                <w:shd w:fill="FFFFFF" w:val="clear"/>
+                <w:vertAlign w:val="baseline"/>
+              </w:rPr>
             </w:pPr>
             <w:r>
               <w:rPr>
@@ -1530,25 +1800,38 @@
                 <w:shd w:fill="FFFFFF" w:val="clear"/>
                 <w:vertAlign w:val="baseline"/>
               </w:rPr>
-              <w:t>Defineix i realitza els procediments de posada en marxa, funcionament i parada en una instal·lació frigorífica o en un sistema de climatització, controlant els paràmetres de</w:t>
-            </w:r>
-          </w:p>
-          <w:p>
-            <w:pPr>
-              <w:pStyle w:val="Normal"/>
-              <w:keepNext/>
-              <w:keepLines w:val="false"/>
+              <w:t>climatització i instal·lacions especials, interpretant la documentació tècnica i</w:t>
+            </w:r>
+          </w:p>
+          <w:p>
+            <w:pPr>
+              <w:pStyle w:val="Normal"/>
               <w:widowControl/>
-              <w:pBdr>
-                <w:top w:val="nil"/>
-                <w:left w:val="nil"/>
-                <w:bottom w:val="nil"/>
-                <w:right w:val="nil"/>
-              </w:pBdr>
-              <w:shd w:fill="FFFFFF" w:val="clear"/>
+              <w:pBdr/>
+              <w:shd w:val="clear" w:fill="FFFFFF"/>
               <w:spacing w:lineRule="auto" w:line="240" w:before="0" w:after="0"/>
-              <w:ind w:left="0" w:right="0" w:hanging="0"/>
+              <w:ind w:hanging="0" w:left="0" w:right="0"/>
               <w:jc w:val="left"/>
+              <w:rPr>
+                <w:rFonts w:ascii="Tahoma" w:hAnsi="Tahoma" w:eastAsia="Tahoma" w:cs="Tahoma"/>
+                <w:b w:val="false"/>
+                <w:i w:val="false"/>
+                <w:i w:val="false"/>
+                <w:caps w:val="false"/>
+                <w:smallCaps w:val="false"/>
+                <w:strike w:val="false"/>
+                <w:dstrike w:val="false"/>
+                <w:color w:val="000000"/>
+                <w:position w:val="0"/>
+                <w:sz w:val="20"/>
+                <w:sz w:val="20"/>
+                <w:szCs w:val="20"/>
+                <w:u w:val="none"/>
+                <w:shd w:fill="FFFFFF" w:val="clear"/>
+                <w:vertAlign w:val="baseline"/>
+              </w:rPr>
+            </w:pPr>
+            <w:r>
               <w:rPr>
                 <w:rFonts w:eastAsia="Tahoma" w:cs="Tahoma" w:ascii="Tahoma" w:hAnsi="Tahoma"/>
                 <w:b w:val="false"/>
@@ -1566,26 +1849,7 @@
                 <w:shd w:fill="FFFFFF" w:val="clear"/>
                 <w:vertAlign w:val="baseline"/>
               </w:rPr>
-            </w:pPr>
-            <w:r>
-              <w:rPr>
-                <w:rFonts w:eastAsia="Tahoma" w:cs="Tahoma" w:ascii="Tahoma" w:hAnsi="Tahoma"/>
-                <w:b w:val="false"/>
-                <w:i w:val="false"/>
-                <w:caps w:val="false"/>
-                <w:smallCaps w:val="false"/>
-                <w:strike w:val="false"/>
-                <w:dstrike w:val="false"/>
-                <w:color w:val="000000"/>
-                <w:position w:val="0"/>
-                <w:sz w:val="20"/>
-                <w:sz w:val="20"/>
-                <w:szCs w:val="20"/>
-                <w:u w:val="none"/>
-                <w:shd w:fill="FFFFFF" w:val="clear"/>
-                <w:vertAlign w:val="baseline"/>
-              </w:rPr>
-              <w:t>treball i respectant les normes de seguretat laboral i mediambiental.</w:t>
+              <w:t>definint els procediments que s'han de seguir.</w:t>
             </w:r>
           </w:p>
         </w:tc>
@@ -1596,505 +1860,16 @@
               <w:top w:val="single" w:sz="4" w:space="0" w:color="000001"/>
               <w:left w:val="single" w:sz="4" w:space="0" w:color="000001"/>
               <w:bottom w:val="single" w:sz="4" w:space="0" w:color="000001"/>
-              <w:insideH w:val="single" w:sz="4" w:space="0" w:color="000001"/>
               <w:right w:val="single" w:sz="4" w:space="0" w:color="000001"/>
-              <w:insideV w:val="single" w:sz="4" w:space="0" w:color="000001"/>
-            </w:tcBorders>
-            <w:shd w:fill="FFFFFF" w:val="clear"/>
-            <w:tcMar>
-              <w:left w:w="98" w:type="dxa"/>
-            </w:tcMar>
+            </w:tcBorders>
+            <w:shd w:fill="FFFFFF" w:val="clear"/>
             <w:vAlign w:val="center"/>
           </w:tcPr>
           <w:p>
             <w:pPr>
               <w:pStyle w:val="Normal"/>
-              <w:ind w:left="0" w:right="0" w:hanging="0"/>
-              <w:rPr>
-                <w:rFonts w:eastAsia="Tahoma" w:cs="Tahoma" w:ascii="Calibri" w:hAnsi="Calibri"/>
-                <w:sz w:val="20"/>
-                <w:szCs w:val="20"/>
-              </w:rPr>
-            </w:pPr>
-            <w:r>
-              <w:rPr>
-                <w:rFonts w:eastAsia="Tahoma" w:cs="Tahoma" w:ascii="Calibri" w:hAnsi="Calibri"/>
-                <w:sz w:val="20"/>
-                <w:szCs w:val="20"/>
-              </w:rPr>
-              <w:t>8 POSADA EN MARXA D’INSTALACIONS</w:t>
-            </w:r>
-          </w:p>
-          <w:p>
-            <w:pPr>
-              <w:pStyle w:val="Normal"/>
-              <w:ind w:left="0" w:right="0" w:hanging="0"/>
-              <w:rPr>
-                <w:rFonts w:eastAsia="Tahoma" w:cs="Tahoma" w:ascii="Calibri" w:hAnsi="Calibri"/>
-                <w:sz w:val="20"/>
-                <w:szCs w:val="20"/>
-              </w:rPr>
-            </w:pPr>
-            <w:r>
-              <w:rPr>
-                <w:rFonts w:eastAsia="Tahoma" w:cs="Tahoma" w:ascii="Calibri" w:hAnsi="Calibri"/>
-                <w:sz w:val="20"/>
-                <w:szCs w:val="20"/>
-              </w:rPr>
-            </w:r>
-          </w:p>
-          <w:p>
-            <w:pPr>
-              <w:pStyle w:val="Normal"/>
-              <w:ind w:left="0" w:right="0" w:hanging="0"/>
-              <w:rPr>
-                <w:rFonts w:eastAsia="Tahoma" w:cs="Tahoma" w:ascii="Calibri" w:hAnsi="Calibri"/>
-                <w:color w:val="000000"/>
-                <w:sz w:val="20"/>
-                <w:szCs w:val="20"/>
-              </w:rPr>
-            </w:pPr>
-            <w:r>
-              <w:rPr>
-                <w:rFonts w:eastAsia="Tahoma" w:cs="Tahoma" w:ascii="Calibri" w:hAnsi="Calibri"/>
-                <w:color w:val="000000"/>
-                <w:sz w:val="20"/>
-                <w:szCs w:val="20"/>
-              </w:rPr>
-              <w:t>11 TÈCNIQUES DE NETEJA, CÀRREGA I RECUPERACIÓ DE REFRIGERANTS I LUBRICANTS</w:t>
-            </w:r>
-          </w:p>
-        </w:tc>
-        <w:tc>
-          <w:tcPr>
-            <w:tcW w:w="812" w:type="dxa"/>
-            <w:vMerge w:val="continue"/>
-            <w:tcBorders>
-              <w:top w:val="single" w:sz="4" w:space="0" w:color="000001"/>
-              <w:left w:val="single" w:sz="4" w:space="0" w:color="000001"/>
-              <w:bottom w:val="single" w:sz="4" w:space="0" w:color="000001"/>
-              <w:insideH w:val="single" w:sz="4" w:space="0" w:color="000001"/>
-              <w:right w:val="single" w:sz="4" w:space="0" w:color="000001"/>
-              <w:insideV w:val="single" w:sz="4" w:space="0" w:color="000001"/>
-            </w:tcBorders>
-            <w:shd w:fill="FFFFFF" w:val="clear"/>
-            <w:tcMar>
-              <w:left w:w="98" w:type="dxa"/>
-            </w:tcMar>
-            <w:vAlign w:val="center"/>
-          </w:tcPr>
-          <w:p>
-            <w:pPr>
-              <w:pStyle w:val="Normal"/>
-              <w:keepNext/>
-              <w:keepLines w:val="false"/>
-              <w:widowControl w:val="false"/>
-              <w:pBdr>
-                <w:top w:val="nil"/>
-                <w:left w:val="nil"/>
-                <w:bottom w:val="nil"/>
-                <w:right w:val="nil"/>
-              </w:pBdr>
-              <w:shd w:fill="FFFFFF" w:val="clear"/>
-              <w:spacing w:lineRule="auto" w:line="276" w:before="0" w:after="0"/>
-              <w:ind w:left="0" w:right="0" w:hanging="0"/>
-              <w:jc w:val="left"/>
-              <w:rPr>
-                <w:rFonts w:eastAsia="Tahoma" w:cs="Tahoma" w:ascii="Tahoma" w:hAnsi="Tahoma"/>
-                <w:sz w:val="20"/>
-                <w:szCs w:val="20"/>
-              </w:rPr>
-            </w:pPr>
-            <w:r>
-              <w:rPr>
-                <w:rFonts w:eastAsia="Tahoma" w:cs="Tahoma" w:ascii="Tahoma" w:hAnsi="Tahoma"/>
-                <w:sz w:val="20"/>
-                <w:szCs w:val="20"/>
-              </w:rPr>
-            </w:r>
-          </w:p>
-        </w:tc>
-        <w:tc>
-          <w:tcPr>
-            <w:tcW w:w="1015" w:type="dxa"/>
-            <w:tcBorders>
-              <w:top w:val="single" w:sz="4" w:space="0" w:color="000001"/>
-              <w:left w:val="single" w:sz="4" w:space="0" w:color="000001"/>
-              <w:bottom w:val="single" w:sz="4" w:space="0" w:color="000001"/>
-              <w:insideH w:val="single" w:sz="4" w:space="0" w:color="000001"/>
-              <w:right w:val="single" w:sz="4" w:space="0" w:color="000001"/>
-              <w:insideV w:val="single" w:sz="4" w:space="0" w:color="000001"/>
-            </w:tcBorders>
-            <w:shd w:fill="FFFFFF" w:val="clear"/>
-            <w:tcMar>
-              <w:left w:w="98" w:type="dxa"/>
-            </w:tcMar>
-            <w:vAlign w:val="center"/>
-          </w:tcPr>
-          <w:p>
-            <w:pPr>
-              <w:pStyle w:val="Normal"/>
-              <w:jc w:val="center"/>
-              <w:rPr>
-                <w:rFonts w:eastAsia="Tahoma" w:cs="Tahoma" w:ascii="Tahoma" w:hAnsi="Tahoma"/>
-                <w:sz w:val="20"/>
-                <w:szCs w:val="20"/>
-              </w:rPr>
-            </w:pPr>
-            <w:r>
-              <w:rPr>
-                <w:rFonts w:eastAsia="Tahoma" w:cs="Tahoma" w:ascii="Tahoma" w:hAnsi="Tahoma"/>
-                <w:sz w:val="20"/>
-                <w:szCs w:val="20"/>
-              </w:rPr>
-              <w:t>30</w:t>
-            </w:r>
-          </w:p>
-        </w:tc>
-        <w:tc>
-          <w:tcPr>
-            <w:tcW w:w="1018" w:type="dxa"/>
-            <w:tcBorders>
-              <w:top w:val="single" w:sz="4" w:space="0" w:color="000001"/>
-              <w:left w:val="single" w:sz="4" w:space="0" w:color="000001"/>
-              <w:bottom w:val="single" w:sz="4" w:space="0" w:color="000001"/>
-              <w:insideH w:val="single" w:sz="4" w:space="0" w:color="000001"/>
-              <w:right w:val="single" w:sz="4" w:space="0" w:color="000001"/>
-              <w:insideV w:val="single" w:sz="4" w:space="0" w:color="000001"/>
-            </w:tcBorders>
-            <w:shd w:fill="FFFFFF" w:val="clear"/>
-            <w:tcMar>
-              <w:left w:w="98" w:type="dxa"/>
-            </w:tcMar>
-            <w:vAlign w:val="center"/>
-          </w:tcPr>
-          <w:p>
-            <w:pPr>
-              <w:pStyle w:val="Normal"/>
-              <w:keepNext/>
-              <w:keepLines w:val="false"/>
-              <w:widowControl w:val="false"/>
-              <w:pBdr>
-                <w:top w:val="nil"/>
-                <w:left w:val="nil"/>
-                <w:bottom w:val="nil"/>
-                <w:right w:val="nil"/>
-              </w:pBdr>
-              <w:shd w:fill="FFFFFF" w:val="clear"/>
-              <w:spacing w:lineRule="auto" w:line="276" w:before="0" w:after="0"/>
-              <w:ind w:left="0" w:right="0" w:hanging="0"/>
-              <w:jc w:val="left"/>
-              <w:rPr>
-                <w:rFonts w:eastAsia="Tahoma" w:cs="Tahoma" w:ascii="Tahoma" w:hAnsi="Tahoma"/>
-                <w:sz w:val="20"/>
-                <w:szCs w:val="20"/>
-              </w:rPr>
-            </w:pPr>
-            <w:r>
-              <w:rPr>
-                <w:rFonts w:eastAsia="Tahoma" w:cs="Tahoma" w:ascii="Tahoma" w:hAnsi="Tahoma"/>
-                <w:sz w:val="20"/>
-                <w:szCs w:val="20"/>
-              </w:rPr>
-            </w:r>
-          </w:p>
-        </w:tc>
-        <w:tc>
-          <w:tcPr>
-            <w:tcW w:w="1569" w:type="dxa"/>
-            <w:tcBorders>
-              <w:top w:val="single" w:sz="4" w:space="0" w:color="000001"/>
-              <w:left w:val="single" w:sz="4" w:space="0" w:color="000001"/>
-              <w:bottom w:val="single" w:sz="4" w:space="0" w:color="000001"/>
-              <w:insideH w:val="single" w:sz="4" w:space="0" w:color="000001"/>
-              <w:right w:val="single" w:sz="4" w:space="0" w:color="000001"/>
-              <w:insideV w:val="single" w:sz="4" w:space="0" w:color="000001"/>
-            </w:tcBorders>
-            <w:shd w:fill="FFFFFF" w:val="clear"/>
-            <w:tcMar>
-              <w:left w:w="98" w:type="dxa"/>
-            </w:tcMar>
-            <w:vAlign w:val="center"/>
-          </w:tcPr>
-          <w:p>
-            <w:pPr>
-              <w:pStyle w:val="Normal"/>
-              <w:jc w:val="center"/>
-              <w:rPr>
-                <w:rFonts w:eastAsia="Tahoma" w:cs="Tahoma" w:ascii="Tahoma" w:hAnsi="Tahoma"/>
-                <w:sz w:val="16"/>
-                <w:szCs w:val="16"/>
-              </w:rPr>
-            </w:pPr>
-            <w:r>
-              <w:rPr>
-                <w:rFonts w:eastAsia="Tahoma" w:cs="Tahoma" w:ascii="Tahoma" w:hAnsi="Tahoma"/>
-                <w:sz w:val="16"/>
-                <w:szCs w:val="16"/>
-              </w:rPr>
-              <w:t>10/25</w:t>
-            </w:r>
-          </w:p>
-        </w:tc>
-      </w:tr>
-      <w:tr>
-        <w:trPr>
-          <w:trHeight w:val="454" w:hRule="atLeast"/>
-          <w:cantSplit w:val="false"/>
-        </w:trPr>
-        <w:tc>
-          <w:tcPr>
-            <w:tcW w:w="3112" w:type="dxa"/>
-            <w:tcBorders>
-              <w:top w:val="single" w:sz="4" w:space="0" w:color="000001"/>
-              <w:left w:val="single" w:sz="4" w:space="0" w:color="000001"/>
-              <w:bottom w:val="single" w:sz="4" w:space="0" w:color="000001"/>
-              <w:insideH w:val="single" w:sz="4" w:space="0" w:color="000001"/>
-              <w:right w:val="single" w:sz="4" w:space="0" w:color="000001"/>
-              <w:insideV w:val="single" w:sz="4" w:space="0" w:color="000001"/>
-            </w:tcBorders>
-            <w:shd w:fill="FFFFFF" w:val="clear"/>
-            <w:tcMar>
-              <w:left w:w="98" w:type="dxa"/>
-            </w:tcMar>
-            <w:vAlign w:val="center"/>
-          </w:tcPr>
-          <w:p>
-            <w:pPr>
-              <w:pStyle w:val="Normal"/>
-              <w:keepNext/>
-              <w:keepLines w:val="false"/>
-              <w:widowControl/>
-              <w:pBdr>
-                <w:top w:val="nil"/>
-                <w:left w:val="nil"/>
-                <w:bottom w:val="nil"/>
-                <w:right w:val="nil"/>
-              </w:pBdr>
-              <w:shd w:fill="FFFFFF" w:val="clear"/>
-              <w:spacing w:lineRule="auto" w:line="240" w:before="0" w:after="0"/>
-              <w:ind w:left="0" w:right="0" w:hanging="0"/>
-              <w:jc w:val="left"/>
-              <w:rPr>
-                <w:rFonts w:eastAsia="Tahoma" w:cs="Tahoma" w:ascii="Tahoma" w:hAnsi="Tahoma"/>
-                <w:b w:val="false"/>
-                <w:i w:val="false"/>
-                <w:caps w:val="false"/>
-                <w:smallCaps w:val="false"/>
-                <w:strike w:val="false"/>
-                <w:dstrike w:val="false"/>
-                <w:color w:val="000000"/>
-                <w:position w:val="0"/>
-                <w:sz w:val="20"/>
-                <w:sz w:val="20"/>
-                <w:szCs w:val="20"/>
-                <w:u w:val="none"/>
-                <w:shd w:fill="FFFFFF" w:val="clear"/>
-                <w:vertAlign w:val="baseline"/>
-              </w:rPr>
-            </w:pPr>
-            <w:r>
-              <w:rPr>
-                <w:rFonts w:eastAsia="Tahoma" w:cs="Tahoma" w:ascii="Tahoma" w:hAnsi="Tahoma"/>
-                <w:b w:val="false"/>
-                <w:i w:val="false"/>
-                <w:caps w:val="false"/>
-                <w:smallCaps w:val="false"/>
-                <w:strike w:val="false"/>
-                <w:dstrike w:val="false"/>
-                <w:color w:val="000000"/>
-                <w:position w:val="0"/>
-                <w:sz w:val="20"/>
-                <w:sz w:val="20"/>
-                <w:szCs w:val="20"/>
-                <w:u w:val="none"/>
-                <w:shd w:fill="FFFFFF" w:val="clear"/>
-                <w:vertAlign w:val="baseline"/>
-              </w:rPr>
-            </w:r>
-          </w:p>
-          <w:p>
-            <w:pPr>
-              <w:pStyle w:val="Normal"/>
-              <w:widowControl/>
-              <w:pBdr>
-                <w:top w:val="nil"/>
-                <w:left w:val="nil"/>
-                <w:bottom w:val="nil"/>
-                <w:right w:val="nil"/>
-              </w:pBdr>
-              <w:shd w:fill="FFFFFF" w:val="clear"/>
-              <w:spacing w:lineRule="auto" w:line="240" w:before="0" w:after="0"/>
-              <w:ind w:left="0" w:right="0" w:hanging="0"/>
-              <w:jc w:val="left"/>
-              <w:rPr>
-                <w:rFonts w:eastAsia="Tahoma" w:cs="Tahoma" w:ascii="Tahoma" w:hAnsi="Tahoma"/>
-                <w:b w:val="false"/>
-                <w:i w:val="false"/>
-                <w:caps w:val="false"/>
-                <w:smallCaps w:val="false"/>
-                <w:strike w:val="false"/>
-                <w:dstrike w:val="false"/>
-                <w:color w:val="000000"/>
-                <w:position w:val="0"/>
-                <w:sz w:val="20"/>
-                <w:sz w:val="20"/>
-                <w:szCs w:val="20"/>
-                <w:u w:val="none"/>
-                <w:shd w:fill="FFFFFF" w:val="clear"/>
-                <w:vertAlign w:val="baseline"/>
-              </w:rPr>
-            </w:pPr>
-            <w:r>
-              <w:rPr>
-                <w:rFonts w:eastAsia="Tahoma" w:cs="Tahoma" w:ascii="Tahoma" w:hAnsi="Tahoma"/>
-                <w:b w:val="false"/>
-                <w:i w:val="false"/>
-                <w:caps w:val="false"/>
-                <w:smallCaps w:val="false"/>
-                <w:strike w:val="false"/>
-                <w:dstrike w:val="false"/>
-                <w:color w:val="000000"/>
-                <w:position w:val="0"/>
-                <w:sz w:val="20"/>
-                <w:sz w:val="20"/>
-                <w:szCs w:val="20"/>
-                <w:u w:val="none"/>
-                <w:shd w:fill="FFFFFF" w:val="clear"/>
-                <w:vertAlign w:val="baseline"/>
-              </w:rPr>
-              <w:t>Programa el manteniment preventiu d'instal·lacions de fred i sistemes de</w:t>
-            </w:r>
-          </w:p>
-          <w:p>
-            <w:pPr>
-              <w:pStyle w:val="Normal"/>
-              <w:widowControl/>
-              <w:pBdr>
-                <w:top w:val="nil"/>
-                <w:left w:val="nil"/>
-                <w:bottom w:val="nil"/>
-                <w:right w:val="nil"/>
-              </w:pBdr>
-              <w:shd w:fill="FFFFFF" w:val="clear"/>
-              <w:spacing w:lineRule="auto" w:line="240" w:before="0" w:after="0"/>
-              <w:ind w:left="0" w:right="0" w:hanging="0"/>
-              <w:jc w:val="left"/>
-              <w:rPr>
-                <w:rFonts w:eastAsia="Tahoma" w:cs="Tahoma" w:ascii="Tahoma" w:hAnsi="Tahoma"/>
-                <w:b w:val="false"/>
-                <w:i w:val="false"/>
-                <w:caps w:val="false"/>
-                <w:smallCaps w:val="false"/>
-                <w:strike w:val="false"/>
-                <w:dstrike w:val="false"/>
-                <w:color w:val="000000"/>
-                <w:position w:val="0"/>
-                <w:sz w:val="20"/>
-                <w:sz w:val="20"/>
-                <w:szCs w:val="20"/>
-                <w:u w:val="none"/>
-                <w:shd w:fill="FFFFFF" w:val="clear"/>
-                <w:vertAlign w:val="baseline"/>
-              </w:rPr>
-            </w:pPr>
-            <w:r>
-              <w:rPr>
-                <w:rFonts w:eastAsia="Tahoma" w:cs="Tahoma" w:ascii="Tahoma" w:hAnsi="Tahoma"/>
-                <w:b w:val="false"/>
-                <w:i w:val="false"/>
-                <w:caps w:val="false"/>
-                <w:smallCaps w:val="false"/>
-                <w:strike w:val="false"/>
-                <w:dstrike w:val="false"/>
-                <w:color w:val="000000"/>
-                <w:position w:val="0"/>
-                <w:sz w:val="20"/>
-                <w:sz w:val="20"/>
-                <w:szCs w:val="20"/>
-                <w:u w:val="none"/>
-                <w:shd w:fill="FFFFFF" w:val="clear"/>
-                <w:vertAlign w:val="baseline"/>
-              </w:rPr>
-              <w:t>climatització i instal·lacions especials, interpretant la documentació tècnica i</w:t>
-            </w:r>
-          </w:p>
-          <w:p>
-            <w:pPr>
-              <w:pStyle w:val="Normal"/>
-              <w:widowControl/>
-              <w:pBdr>
-                <w:top w:val="nil"/>
-                <w:left w:val="nil"/>
-                <w:bottom w:val="nil"/>
-                <w:right w:val="nil"/>
-              </w:pBdr>
-              <w:shd w:fill="FFFFFF" w:val="clear"/>
-              <w:spacing w:lineRule="auto" w:line="240" w:before="0" w:after="0"/>
-              <w:ind w:left="0" w:right="0" w:hanging="0"/>
-              <w:jc w:val="left"/>
-              <w:rPr>
-                <w:rFonts w:eastAsia="Tahoma" w:cs="Tahoma" w:ascii="Tahoma" w:hAnsi="Tahoma"/>
-                <w:b w:val="false"/>
-                <w:i w:val="false"/>
-                <w:caps w:val="false"/>
-                <w:smallCaps w:val="false"/>
-                <w:strike w:val="false"/>
-                <w:dstrike w:val="false"/>
-                <w:color w:val="000000"/>
-                <w:position w:val="0"/>
-                <w:sz w:val="20"/>
-                <w:sz w:val="20"/>
-                <w:szCs w:val="20"/>
-                <w:u w:val="none"/>
-                <w:shd w:fill="FFFFFF" w:val="clear"/>
-                <w:vertAlign w:val="baseline"/>
-              </w:rPr>
-            </w:pPr>
-            <w:r>
-              <w:rPr>
-                <w:rFonts w:eastAsia="Tahoma" w:cs="Tahoma" w:ascii="Tahoma" w:hAnsi="Tahoma"/>
-                <w:b w:val="false"/>
-                <w:i w:val="false"/>
-                <w:caps w:val="false"/>
-                <w:smallCaps w:val="false"/>
-                <w:strike w:val="false"/>
-                <w:dstrike w:val="false"/>
-                <w:color w:val="000000"/>
-                <w:position w:val="0"/>
-                <w:sz w:val="20"/>
-                <w:sz w:val="20"/>
-                <w:szCs w:val="20"/>
-                <w:u w:val="none"/>
-                <w:shd w:fill="FFFFFF" w:val="clear"/>
-                <w:vertAlign w:val="baseline"/>
-              </w:rPr>
-              <w:t>definint els procediments que s'han de seguir.</w:t>
-            </w:r>
-          </w:p>
-        </w:tc>
-        <w:tc>
-          <w:tcPr>
-            <w:tcW w:w="3037" w:type="dxa"/>
-            <w:tcBorders>
-              <w:top w:val="single" w:sz="4" w:space="0" w:color="000001"/>
-              <w:left w:val="single" w:sz="4" w:space="0" w:color="000001"/>
-              <w:bottom w:val="single" w:sz="4" w:space="0" w:color="000001"/>
-              <w:insideH w:val="single" w:sz="4" w:space="0" w:color="000001"/>
-              <w:right w:val="single" w:sz="4" w:space="0" w:color="000001"/>
-              <w:insideV w:val="single" w:sz="4" w:space="0" w:color="000001"/>
-            </w:tcBorders>
-            <w:shd w:fill="FFFFFF" w:val="clear"/>
-            <w:tcMar>
-              <w:left w:w="98" w:type="dxa"/>
-            </w:tcMar>
-            <w:vAlign w:val="center"/>
-          </w:tcPr>
-          <w:p>
-            <w:pPr>
-              <w:pStyle w:val="Normal"/>
-              <w:rPr>
-                <w:rFonts w:eastAsia="Tahoma" w:cs="Tahoma" w:ascii="Calibri" w:hAnsi="Calibri"/>
+              <w:rPr>
+                <w:rFonts w:ascii="Calibri" w:hAnsi="Calibri" w:eastAsia="Tahoma" w:cs="Tahoma"/>
                 <w:color w:val="000000"/>
                 <w:sz w:val="20"/>
                 <w:szCs w:val="20"/>
@@ -2139,7 +1914,7 @@
                 <w:tab w:val="left" w:pos="10080" w:leader="none"/>
               </w:tabs>
               <w:rPr>
-                <w:rFonts w:eastAsia="Tahoma" w:cs="Tahoma" w:ascii="Calibri" w:hAnsi="Calibri"/>
+                <w:rFonts w:ascii="Calibri" w:hAnsi="Calibri" w:eastAsia="Tahoma" w:cs="Tahoma"/>
                 <w:color w:val="000000"/>
                 <w:sz w:val="20"/>
                 <w:szCs w:val="20"/>
@@ -2175,7 +1950,7 @@
                 <w:tab w:val="left" w:pos="10080" w:leader="none"/>
               </w:tabs>
               <w:rPr>
-                <w:rFonts w:eastAsia="Tahoma" w:cs="Tahoma" w:ascii="Calibri" w:hAnsi="Calibri"/>
+                <w:rFonts w:ascii="Calibri" w:hAnsi="Calibri" w:eastAsia="Tahoma" w:cs="Tahoma"/>
                 <w:color w:val="000000"/>
                 <w:sz w:val="22"/>
                 <w:szCs w:val="22"/>
@@ -2210,7 +1985,7 @@
                 <w:tab w:val="left" w:pos="10080" w:leader="none"/>
               </w:tabs>
               <w:rPr>
-                <w:rFonts w:eastAsia="Tahoma" w:cs="Tahoma" w:ascii="Calibri" w:hAnsi="Calibri"/>
+                <w:rFonts w:ascii="Calibri" w:hAnsi="Calibri" w:eastAsia="Tahoma" w:cs="Tahoma"/>
                 <w:color w:val="000000"/>
                 <w:sz w:val="20"/>
                 <w:szCs w:val="20"/>
@@ -2246,7 +2021,7 @@
                 <w:tab w:val="left" w:pos="10080" w:leader="none"/>
               </w:tabs>
               <w:rPr>
-                <w:rFonts w:eastAsia="Tahoma" w:cs="Tahoma" w:ascii="Calibri" w:hAnsi="Calibri"/>
+                <w:rFonts w:ascii="Calibri" w:hAnsi="Calibri" w:eastAsia="Tahoma" w:cs="Tahoma"/>
                 <w:color w:val="000000"/>
                 <w:sz w:val="20"/>
                 <w:szCs w:val="20"/>
@@ -2281,7 +2056,7 @@
                 <w:tab w:val="left" w:pos="10080" w:leader="none"/>
               </w:tabs>
               <w:rPr>
-                <w:rFonts w:eastAsia="Tahoma" w:cs="Tahoma" w:ascii="Calibri" w:hAnsi="Calibri"/>
+                <w:rFonts w:ascii="Calibri" w:hAnsi="Calibri" w:eastAsia="Tahoma" w:cs="Tahoma"/>
                 <w:color w:val="000000"/>
                 <w:sz w:val="20"/>
                 <w:szCs w:val="20"/>
@@ -2317,7 +2092,7 @@
                 <w:tab w:val="left" w:pos="10080" w:leader="none"/>
               </w:tabs>
               <w:rPr>
-                <w:rFonts w:eastAsia="Tahoma" w:cs="Tahoma" w:ascii="Calibri" w:hAnsi="Calibri"/>
+                <w:rFonts w:ascii="Calibri" w:hAnsi="Calibri" w:eastAsia="Tahoma" w:cs="Tahoma"/>
                 <w:color w:val="000000"/>
                 <w:sz w:val="20"/>
                 <w:szCs w:val="20"/>
@@ -2351,61 +2126,51 @@
                 <w:tab w:val="left" w:pos="9360" w:leader="none"/>
                 <w:tab w:val="left" w:pos="10080" w:leader="none"/>
               </w:tabs>
-              <w:ind w:left="0" w:right="0" w:hanging="0"/>
+              <w:ind w:hanging="0" w:left="0" w:right="0"/>
+              <w:rPr>
+                <w:rFonts w:ascii="Calibri" w:hAnsi="Calibri" w:eastAsia="Tahoma" w:cs="Tahoma"/>
+                <w:color w:val="000000"/>
+                <w:sz w:val="20"/>
+                <w:szCs w:val="20"/>
+              </w:rPr>
+            </w:pPr>
+            <w:r>
               <w:rPr>
                 <w:rFonts w:eastAsia="Tahoma" w:cs="Tahoma" w:ascii="Calibri" w:hAnsi="Calibri"/>
                 <w:color w:val="000000"/>
                 <w:sz w:val="20"/>
                 <w:szCs w:val="20"/>
               </w:rPr>
-            </w:pPr>
-            <w:r>
-              <w:rPr>
-                <w:rFonts w:eastAsia="Tahoma" w:cs="Tahoma" w:ascii="Calibri" w:hAnsi="Calibri"/>
-                <w:color w:val="000000"/>
-                <w:sz w:val="20"/>
-                <w:szCs w:val="20"/>
-              </w:rPr>
               <w:t>11 TÈCNIQUES DE NETEJA, CÀRREGA I RECUPERACIÓ DE REFRIGERANTS I LUBRICANTS</w:t>
             </w:r>
           </w:p>
         </w:tc>
         <w:tc>
           <w:tcPr>
-            <w:tcW w:w="812" w:type="dxa"/>
+            <w:tcW w:w="813" w:type="dxa"/>
             <w:vMerge w:val="continue"/>
             <w:tcBorders>
               <w:top w:val="single" w:sz="4" w:space="0" w:color="000001"/>
               <w:left w:val="single" w:sz="4" w:space="0" w:color="000001"/>
               <w:bottom w:val="single" w:sz="4" w:space="0" w:color="000001"/>
-              <w:insideH w:val="single" w:sz="4" w:space="0" w:color="000001"/>
               <w:right w:val="single" w:sz="4" w:space="0" w:color="000001"/>
-              <w:insideV w:val="single" w:sz="4" w:space="0" w:color="000001"/>
-            </w:tcBorders>
-            <w:shd w:fill="FFFFFF" w:val="clear"/>
-            <w:tcMar>
-              <w:left w:w="98" w:type="dxa"/>
-            </w:tcMar>
+            </w:tcBorders>
+            <w:shd w:fill="FFFFFF" w:val="clear"/>
             <w:vAlign w:val="center"/>
           </w:tcPr>
           <w:p>
             <w:pPr>
               <w:pStyle w:val="Normal"/>
-              <w:keepNext/>
+              <w:keepNext w:val="true"/>
               <w:keepLines w:val="false"/>
               <w:widowControl w:val="false"/>
-              <w:pBdr>
-                <w:top w:val="nil"/>
-                <w:left w:val="nil"/>
-                <w:bottom w:val="nil"/>
-                <w:right w:val="nil"/>
-              </w:pBdr>
-              <w:shd w:fill="FFFFFF" w:val="clear"/>
+              <w:pBdr/>
+              <w:shd w:val="clear" w:fill="FFFFFF"/>
               <w:spacing w:lineRule="auto" w:line="276" w:before="0" w:after="0"/>
-              <w:ind w:left="0" w:right="0" w:hanging="0"/>
+              <w:ind w:hanging="0" w:left="0" w:right="0"/>
               <w:jc w:val="left"/>
               <w:rPr>
-                <w:rFonts w:eastAsia="Tahoma" w:cs="Tahoma" w:ascii="Tahoma" w:hAnsi="Tahoma"/>
+                <w:rFonts w:ascii="Tahoma" w:hAnsi="Tahoma" w:eastAsia="Tahoma" w:cs="Tahoma"/>
                 <w:sz w:val="20"/>
                 <w:szCs w:val="20"/>
               </w:rPr>
@@ -2426,14 +2191,9 @@
               <w:top w:val="single" w:sz="4" w:space="0" w:color="000001"/>
               <w:left w:val="single" w:sz="4" w:space="0" w:color="000001"/>
               <w:bottom w:val="single" w:sz="4" w:space="0" w:color="000001"/>
-              <w:insideH w:val="single" w:sz="4" w:space="0" w:color="000001"/>
               <w:right w:val="single" w:sz="4" w:space="0" w:color="000001"/>
-              <w:insideV w:val="single" w:sz="4" w:space="0" w:color="000001"/>
-            </w:tcBorders>
-            <w:shd w:fill="FFFFFF" w:val="clear"/>
-            <w:tcMar>
-              <w:left w:w="98" w:type="dxa"/>
-            </w:tcMar>
+            </w:tcBorders>
+            <w:shd w:fill="FFFFFF" w:val="clear"/>
             <w:vAlign w:val="center"/>
           </w:tcPr>
           <w:p>
@@ -2441,7 +2201,7 @@
               <w:pStyle w:val="Normal"/>
               <w:jc w:val="center"/>
               <w:rPr>
-                <w:rFonts w:eastAsia="Tahoma" w:cs="Tahoma" w:ascii="Tahoma" w:hAnsi="Tahoma"/>
+                <w:rFonts w:ascii="Tahoma" w:hAnsi="Tahoma" w:eastAsia="Tahoma" w:cs="Tahoma"/>
                 <w:sz w:val="20"/>
                 <w:szCs w:val="20"/>
               </w:rPr>
@@ -2463,14 +2223,9 @@
               <w:top w:val="single" w:sz="4" w:space="0" w:color="000001"/>
               <w:left w:val="single" w:sz="4" w:space="0" w:color="000001"/>
               <w:bottom w:val="single" w:sz="4" w:space="0" w:color="000001"/>
-              <w:insideH w:val="single" w:sz="4" w:space="0" w:color="000001"/>
               <w:right w:val="single" w:sz="4" w:space="0" w:color="000001"/>
-              <w:insideV w:val="single" w:sz="4" w:space="0" w:color="000001"/>
-            </w:tcBorders>
-            <w:shd w:fill="FFFFFF" w:val="clear"/>
-            <w:tcMar>
-              <w:left w:w="98" w:type="dxa"/>
-            </w:tcMar>
+            </w:tcBorders>
+            <w:shd w:fill="FFFFFF" w:val="clear"/>
             <w:vAlign w:val="center"/>
           </w:tcPr>
           <w:p>
@@ -2478,35 +2233,30 @@
               <w:pStyle w:val="Normal"/>
               <w:jc w:val="center"/>
               <w:rPr>
-                <w:rFonts w:eastAsia="Tahoma" w:cs="Tahoma" w:ascii="Tahoma" w:hAnsi="Tahoma"/>
-                <w:sz w:val="20"/>
-                <w:szCs w:val="20"/>
-              </w:rPr>
-            </w:pPr>
-            <w:r>
-              <w:rPr>
-                <w:rFonts w:eastAsia="Tahoma" w:cs="Tahoma" w:ascii="Tahoma" w:hAnsi="Tahoma"/>
-                <w:sz w:val="20"/>
-                <w:szCs w:val="20"/>
-              </w:rPr>
-            </w:r>
-          </w:p>
-        </w:tc>
-        <w:tc>
-          <w:tcPr>
-            <w:tcW w:w="1569" w:type="dxa"/>
+                <w:rFonts w:ascii="Tahoma" w:hAnsi="Tahoma" w:eastAsia="Tahoma" w:cs="Tahoma"/>
+                <w:sz w:val="20"/>
+                <w:szCs w:val="20"/>
+              </w:rPr>
+            </w:pPr>
+            <w:r>
+              <w:rPr>
+                <w:rFonts w:eastAsia="Tahoma" w:cs="Tahoma" w:ascii="Tahoma" w:hAnsi="Tahoma"/>
+                <w:sz w:val="20"/>
+                <w:szCs w:val="20"/>
+              </w:rPr>
+            </w:r>
+          </w:p>
+        </w:tc>
+        <w:tc>
+          <w:tcPr>
+            <w:tcW w:w="1568" w:type="dxa"/>
             <w:tcBorders>
               <w:top w:val="single" w:sz="4" w:space="0" w:color="000001"/>
               <w:left w:val="single" w:sz="4" w:space="0" w:color="000001"/>
               <w:bottom w:val="single" w:sz="4" w:space="0" w:color="000001"/>
-              <w:insideH w:val="single" w:sz="4" w:space="0" w:color="000001"/>
               <w:right w:val="single" w:sz="4" w:space="0" w:color="000001"/>
-              <w:insideV w:val="single" w:sz="4" w:space="0" w:color="000001"/>
-            </w:tcBorders>
-            <w:shd w:fill="FFFFFF" w:val="clear"/>
-            <w:tcMar>
-              <w:left w:w="98" w:type="dxa"/>
-            </w:tcMar>
+            </w:tcBorders>
+            <w:shd w:fill="FFFFFF" w:val="clear"/>
             <w:vAlign w:val="center"/>
           </w:tcPr>
           <w:p>
@@ -2514,7 +2264,7 @@
               <w:pStyle w:val="Normal"/>
               <w:jc w:val="center"/>
               <w:rPr>
-                <w:rFonts w:eastAsia="Tahoma" w:cs="Tahoma" w:ascii="Tahoma" w:hAnsi="Tahoma"/>
+                <w:rFonts w:ascii="Tahoma" w:hAnsi="Tahoma" w:eastAsia="Tahoma" w:cs="Tahoma"/>
                 <w:sz w:val="16"/>
                 <w:szCs w:val="16"/>
               </w:rPr>
@@ -2525,7 +2275,15 @@
                 <w:sz w:val="16"/>
                 <w:szCs w:val="16"/>
               </w:rPr>
-              <w:t>11/25</w:t>
+              <w:t>11/2</w:t>
+            </w:r>
+            <w:r>
+              <w:rPr>
+                <w:rFonts w:eastAsia="Tahoma" w:cs="Tahoma" w:ascii="Tahoma" w:hAnsi="Tahoma"/>
+                <w:sz w:val="16"/>
+                <w:szCs w:val="16"/>
+              </w:rPr>
+              <w:t>6</w:t>
             </w:r>
           </w:p>
         </w:tc>
@@ -2539,11 +2297,13 @@
       <w:r>
         <w:rPr/>
       </w:r>
+      <w:r>
+        <w:br w:type="page"/>
+      </w:r>
     </w:p>
     <w:p>
       <w:pPr>
         <w:pStyle w:val="TextBody"/>
-        <w:pageBreakBefore/>
         <w:rPr/>
       </w:pPr>
       <w:r>
@@ -2552,16 +2312,10 @@
     </w:p>
     <w:tbl>
       <w:tblPr>
+        <w:tblW w:w="10564" w:type="dxa"/>
         <w:jc w:val="center"/>
         <w:tblInd w:w="0" w:type="dxa"/>
-        <w:tblBorders>
-          <w:top w:val="single" w:sz="4" w:space="0" w:color="000001"/>
-          <w:left w:val="single" w:sz="4" w:space="0" w:color="000001"/>
-          <w:bottom w:val="single" w:sz="4" w:space="0" w:color="000001"/>
-          <w:insideH w:val="single" w:sz="4" w:space="0" w:color="000001"/>
-          <w:right w:val="single" w:sz="4" w:space="0" w:color="000001"/>
-          <w:insideV w:val="single" w:sz="4" w:space="0" w:color="000001"/>
-        </w:tblBorders>
+        <w:tblLayout w:type="fixed"/>
         <w:tblCellMar>
           <w:top w:w="0" w:type="dxa"/>
           <w:left w:w="98" w:type="dxa"/>
@@ -2572,18 +2326,17 @@
       <w:tblGrid>
         <w:gridCol w:w="3112"/>
         <w:gridCol w:w="3037"/>
-        <w:gridCol w:w="813"/>
+        <w:gridCol w:w="812"/>
         <w:gridCol w:w="3"/>
         <w:gridCol w:w="1013"/>
-        <w:gridCol w:w="3"/>
+        <w:gridCol w:w="4"/>
         <w:gridCol w:w="1015"/>
         <w:gridCol w:w="3"/>
-        <w:gridCol w:w="1565"/>
+        <w:gridCol w:w="1564"/>
       </w:tblGrid>
       <w:tr>
         <w:trPr>
           <w:tblHeader w:val="true"/>
-          <w:cantSplit w:val="false"/>
         </w:trPr>
         <w:tc>
           <w:tcPr>
@@ -2592,14 +2345,9 @@
               <w:top w:val="single" w:sz="4" w:space="0" w:color="000001"/>
               <w:left w:val="single" w:sz="4" w:space="0" w:color="000001"/>
               <w:bottom w:val="single" w:sz="4" w:space="0" w:color="000001"/>
-              <w:insideH w:val="single" w:sz="4" w:space="0" w:color="000001"/>
               <w:right w:val="single" w:sz="4" w:space="0" w:color="000001"/>
-              <w:insideV w:val="single" w:sz="4" w:space="0" w:color="000001"/>
-            </w:tcBorders>
-            <w:shd w:fill="FFFFFF" w:val="clear"/>
-            <w:tcMar>
-              <w:left w:w="98" w:type="dxa"/>
-            </w:tcMar>
+            </w:tcBorders>
+            <w:shd w:fill="FFFFFF" w:val="clear"/>
             <w:vAlign w:val="center"/>
           </w:tcPr>
           <w:p>
@@ -2607,7 +2355,7 @@
               <w:pStyle w:val="Normal"/>
               <w:jc w:val="center"/>
               <w:rPr>
-                <w:rFonts w:eastAsia="Tahoma" w:cs="Tahoma" w:ascii="Tahoma" w:hAnsi="Tahoma"/>
+                <w:rFonts w:ascii="Tahoma" w:hAnsi="Tahoma" w:eastAsia="Tahoma" w:cs="Tahoma"/>
                 <w:b/>
                 <w:sz w:val="20"/>
                 <w:szCs w:val="20"/>
@@ -2631,14 +2379,9 @@
               <w:top w:val="single" w:sz="4" w:space="0" w:color="000001"/>
               <w:left w:val="single" w:sz="4" w:space="0" w:color="000001"/>
               <w:bottom w:val="single" w:sz="4" w:space="0" w:color="000001"/>
-              <w:insideH w:val="single" w:sz="4" w:space="0" w:color="000001"/>
               <w:right w:val="single" w:sz="4" w:space="0" w:color="000001"/>
-              <w:insideV w:val="single" w:sz="4" w:space="0" w:color="000001"/>
-            </w:tcBorders>
-            <w:shd w:fill="FFFFFF" w:val="clear"/>
-            <w:tcMar>
-              <w:left w:w="98" w:type="dxa"/>
-            </w:tcMar>
+            </w:tcBorders>
+            <w:shd w:fill="FFFFFF" w:val="clear"/>
             <w:vAlign w:val="center"/>
           </w:tcPr>
           <w:p>
@@ -2646,7 +2389,7 @@
               <w:pStyle w:val="Normal"/>
               <w:jc w:val="center"/>
               <w:rPr>
-                <w:rFonts w:eastAsia="Tahoma" w:cs="Tahoma" w:ascii="Tahoma" w:hAnsi="Tahoma"/>
+                <w:rFonts w:ascii="Tahoma" w:hAnsi="Tahoma" w:eastAsia="Tahoma" w:cs="Tahoma"/>
                 <w:b/>
                 <w:sz w:val="20"/>
                 <w:szCs w:val="20"/>
@@ -2665,19 +2408,14 @@
         </w:tc>
         <w:tc>
           <w:tcPr>
-            <w:tcW w:w="813" w:type="dxa"/>
+            <w:tcW w:w="812" w:type="dxa"/>
             <w:tcBorders>
               <w:top w:val="single" w:sz="4" w:space="0" w:color="000001"/>
               <w:left w:val="single" w:sz="4" w:space="0" w:color="000001"/>
               <w:bottom w:val="single" w:sz="4" w:space="0" w:color="000001"/>
-              <w:insideH w:val="single" w:sz="4" w:space="0" w:color="000001"/>
               <w:right w:val="single" w:sz="4" w:space="0" w:color="000001"/>
-              <w:insideV w:val="single" w:sz="4" w:space="0" w:color="000001"/>
-            </w:tcBorders>
-            <w:shd w:fill="FFFFFF" w:val="clear"/>
-            <w:tcMar>
-              <w:left w:w="98" w:type="dxa"/>
-            </w:tcMar>
+            </w:tcBorders>
+            <w:shd w:fill="FFFFFF" w:val="clear"/>
             <w:vAlign w:val="center"/>
           </w:tcPr>
           <w:p>
@@ -2685,7 +2423,7 @@
               <w:pStyle w:val="Normal"/>
               <w:jc w:val="center"/>
               <w:rPr>
-                <w:rFonts w:eastAsia="Tahoma" w:cs="Tahoma" w:ascii="Tahoma" w:hAnsi="Tahoma"/>
+                <w:rFonts w:ascii="Tahoma" w:hAnsi="Tahoma" w:eastAsia="Tahoma" w:cs="Tahoma"/>
                 <w:b/>
                 <w:sz w:val="16"/>
                 <w:szCs w:val="16"/>
@@ -2710,14 +2448,9 @@
               <w:top w:val="single" w:sz="4" w:space="0" w:color="000001"/>
               <w:left w:val="single" w:sz="4" w:space="0" w:color="000001"/>
               <w:bottom w:val="single" w:sz="4" w:space="0" w:color="000001"/>
-              <w:insideH w:val="single" w:sz="4" w:space="0" w:color="000001"/>
               <w:right w:val="single" w:sz="4" w:space="0" w:color="000001"/>
-              <w:insideV w:val="single" w:sz="4" w:space="0" w:color="000001"/>
-            </w:tcBorders>
-            <w:shd w:fill="FFFFFF" w:val="clear"/>
-            <w:tcMar>
-              <w:left w:w="98" w:type="dxa"/>
-            </w:tcMar>
+            </w:tcBorders>
+            <w:shd w:fill="FFFFFF" w:val="clear"/>
             <w:vAlign w:val="center"/>
           </w:tcPr>
           <w:p>
@@ -2725,7 +2458,7 @@
               <w:pStyle w:val="Normal"/>
               <w:jc w:val="center"/>
               <w:rPr>
-                <w:rFonts w:eastAsia="Tahoma" w:cs="Tahoma" w:ascii="Tahoma" w:hAnsi="Tahoma"/>
+                <w:rFonts w:ascii="Tahoma" w:hAnsi="Tahoma" w:eastAsia="Tahoma" w:cs="Tahoma"/>
                 <w:b/>
                 <w:sz w:val="20"/>
                 <w:szCs w:val="20"/>
@@ -2744,20 +2477,15 @@
         </w:tc>
         <w:tc>
           <w:tcPr>
-            <w:tcW w:w="1018" w:type="dxa"/>
+            <w:tcW w:w="1019" w:type="dxa"/>
             <w:gridSpan w:val="2"/>
             <w:tcBorders>
               <w:top w:val="single" w:sz="4" w:space="0" w:color="000001"/>
               <w:left w:val="single" w:sz="4" w:space="0" w:color="000001"/>
               <w:bottom w:val="single" w:sz="4" w:space="0" w:color="000001"/>
-              <w:insideH w:val="single" w:sz="4" w:space="0" w:color="000001"/>
               <w:right w:val="single" w:sz="4" w:space="0" w:color="000001"/>
-              <w:insideV w:val="single" w:sz="4" w:space="0" w:color="000001"/>
-            </w:tcBorders>
-            <w:shd w:fill="FFFFFF" w:val="clear"/>
-            <w:tcMar>
-              <w:left w:w="98" w:type="dxa"/>
-            </w:tcMar>
+            </w:tcBorders>
+            <w:shd w:fill="FFFFFF" w:val="clear"/>
             <w:vAlign w:val="center"/>
           </w:tcPr>
           <w:p>
@@ -2765,7 +2493,7 @@
               <w:pStyle w:val="Normal"/>
               <w:jc w:val="center"/>
               <w:rPr>
-                <w:rFonts w:eastAsia="Tahoma" w:cs="Tahoma" w:ascii="Tahoma" w:hAnsi="Tahoma"/>
+                <w:rFonts w:ascii="Tahoma" w:hAnsi="Tahoma" w:eastAsia="Tahoma" w:cs="Tahoma"/>
                 <w:b/>
                 <w:sz w:val="20"/>
                 <w:szCs w:val="20"/>
@@ -2784,20 +2512,15 @@
         </w:tc>
         <w:tc>
           <w:tcPr>
-            <w:tcW w:w="1568" w:type="dxa"/>
+            <w:tcW w:w="1567" w:type="dxa"/>
             <w:gridSpan w:val="2"/>
             <w:tcBorders>
               <w:top w:val="single" w:sz="4" w:space="0" w:color="000001"/>
               <w:left w:val="single" w:sz="4" w:space="0" w:color="000001"/>
               <w:bottom w:val="single" w:sz="4" w:space="0" w:color="000001"/>
-              <w:insideH w:val="single" w:sz="4" w:space="0" w:color="000001"/>
               <w:right w:val="single" w:sz="4" w:space="0" w:color="000001"/>
-              <w:insideV w:val="single" w:sz="4" w:space="0" w:color="000001"/>
-            </w:tcBorders>
-            <w:shd w:fill="FFFFFF" w:val="clear"/>
-            <w:tcMar>
-              <w:left w:w="98" w:type="dxa"/>
-            </w:tcMar>
+            </w:tcBorders>
+            <w:shd w:fill="FFFFFF" w:val="clear"/>
             <w:vAlign w:val="center"/>
           </w:tcPr>
           <w:p>
@@ -2805,7 +2528,7 @@
               <w:pStyle w:val="Normal"/>
               <w:jc w:val="center"/>
               <w:rPr>
-                <w:rFonts w:eastAsia="Tahoma" w:cs="Tahoma" w:ascii="Tahoma" w:hAnsi="Tahoma"/>
+                <w:rFonts w:ascii="Tahoma" w:hAnsi="Tahoma" w:eastAsia="Tahoma" w:cs="Tahoma"/>
                 <w:b/>
                 <w:sz w:val="16"/>
                 <w:szCs w:val="16"/>
@@ -2826,7 +2549,6 @@
       <w:tr>
         <w:trPr>
           <w:trHeight w:val="454" w:hRule="atLeast"/>
-          <w:cantSplit w:val="false"/>
         </w:trPr>
         <w:tc>
           <w:tcPr>
@@ -2835,32 +2557,42 @@
               <w:top w:val="single" w:sz="4" w:space="0" w:color="000001"/>
               <w:left w:val="single" w:sz="4" w:space="0" w:color="000001"/>
               <w:bottom w:val="single" w:sz="4" w:space="0" w:color="000001"/>
-              <w:insideH w:val="single" w:sz="4" w:space="0" w:color="000001"/>
               <w:right w:val="single" w:sz="4" w:space="0" w:color="000001"/>
-              <w:insideV w:val="single" w:sz="4" w:space="0" w:color="000001"/>
-            </w:tcBorders>
-            <w:shd w:fill="FFFFFF" w:val="clear"/>
-            <w:tcMar>
-              <w:left w:w="98" w:type="dxa"/>
-            </w:tcMar>
+            </w:tcBorders>
+            <w:shd w:fill="FFFFFF" w:val="clear"/>
             <w:vAlign w:val="center"/>
           </w:tcPr>
           <w:p>
             <w:pPr>
               <w:pStyle w:val="Normal"/>
-              <w:keepNext/>
+              <w:keepNext w:val="true"/>
               <w:keepLines w:val="false"/>
               <w:widowControl/>
-              <w:pBdr>
-                <w:top w:val="nil"/>
-                <w:left w:val="nil"/>
-                <w:bottom w:val="nil"/>
-                <w:right w:val="nil"/>
-              </w:pBdr>
-              <w:shd w:fill="FFFFFF" w:val="clear"/>
+              <w:pBdr/>
+              <w:shd w:val="clear" w:fill="FFFFFF"/>
               <w:spacing w:lineRule="auto" w:line="240" w:before="0" w:after="0"/>
-              <w:ind w:left="0" w:right="0" w:hanging="0"/>
+              <w:ind w:hanging="0" w:left="0" w:right="0"/>
               <w:jc w:val="left"/>
+              <w:rPr>
+                <w:rFonts w:ascii="Tahoma" w:hAnsi="Tahoma" w:eastAsia="Tahoma" w:cs="Tahoma"/>
+                <w:b w:val="false"/>
+                <w:i w:val="false"/>
+                <w:i w:val="false"/>
+                <w:caps w:val="false"/>
+                <w:smallCaps w:val="false"/>
+                <w:strike w:val="false"/>
+                <w:dstrike w:val="false"/>
+                <w:color w:val="000000"/>
+                <w:position w:val="0"/>
+                <w:sz w:val="20"/>
+                <w:sz w:val="20"/>
+                <w:szCs w:val="20"/>
+                <w:u w:val="none"/>
+                <w:shd w:fill="FFFFFF" w:val="clear"/>
+                <w:vertAlign w:val="baseline"/>
+              </w:rPr>
+            </w:pPr>
+            <w:r>
               <w:rPr>
                 <w:rFonts w:eastAsia="Tahoma" w:cs="Tahoma" w:ascii="Tahoma" w:hAnsi="Tahoma"/>
                 <w:b w:val="false"/>
@@ -2878,6 +2610,35 @@
                 <w:shd w:fill="FFFFFF" w:val="clear"/>
                 <w:vertAlign w:val="baseline"/>
               </w:rPr>
+            </w:r>
+          </w:p>
+          <w:p>
+            <w:pPr>
+              <w:pStyle w:val="Normal"/>
+              <w:widowControl/>
+              <w:pBdr/>
+              <w:shd w:val="clear" w:fill="FFFFFF"/>
+              <w:spacing w:lineRule="auto" w:line="240" w:before="0" w:after="0"/>
+              <w:ind w:hanging="0" w:left="0" w:right="0"/>
+              <w:jc w:val="left"/>
+              <w:rPr>
+                <w:rFonts w:ascii="Tahoma" w:hAnsi="Tahoma" w:eastAsia="Tahoma" w:cs="Tahoma"/>
+                <w:b w:val="false"/>
+                <w:i w:val="false"/>
+                <w:i w:val="false"/>
+                <w:caps w:val="false"/>
+                <w:smallCaps w:val="false"/>
+                <w:strike w:val="false"/>
+                <w:dstrike w:val="false"/>
+                <w:color w:val="000000"/>
+                <w:position w:val="0"/>
+                <w:sz w:val="20"/>
+                <w:sz w:val="20"/>
+                <w:szCs w:val="20"/>
+                <w:u w:val="none"/>
+                <w:shd w:fill="FFFFFF" w:val="clear"/>
+                <w:vertAlign w:val="baseline"/>
+              </w:rPr>
             </w:pPr>
             <w:r>
               <w:rPr>
@@ -2897,22 +2658,38 @@
                 <w:shd w:fill="FFFFFF" w:val="clear"/>
                 <w:vertAlign w:val="baseline"/>
               </w:rPr>
+              <w:t>Supervisa i realitza el diagnòstic d'avaries i disfuncions en instal·lacions</w:t>
             </w:r>
           </w:p>
           <w:p>
             <w:pPr>
               <w:pStyle w:val="Normal"/>
               <w:widowControl/>
-              <w:pBdr>
-                <w:top w:val="nil"/>
-                <w:left w:val="nil"/>
-                <w:bottom w:val="nil"/>
-                <w:right w:val="nil"/>
-              </w:pBdr>
-              <w:shd w:fill="FFFFFF" w:val="clear"/>
+              <w:pBdr/>
+              <w:shd w:val="clear" w:fill="FFFFFF"/>
               <w:spacing w:lineRule="auto" w:line="240" w:before="0" w:after="0"/>
-              <w:ind w:left="0" w:right="0" w:hanging="0"/>
+              <w:ind w:hanging="0" w:left="0" w:right="0"/>
               <w:jc w:val="left"/>
+              <w:rPr>
+                <w:rFonts w:ascii="Tahoma" w:hAnsi="Tahoma" w:eastAsia="Tahoma" w:cs="Tahoma"/>
+                <w:b w:val="false"/>
+                <w:i w:val="false"/>
+                <w:i w:val="false"/>
+                <w:caps w:val="false"/>
+                <w:smallCaps w:val="false"/>
+                <w:strike w:val="false"/>
+                <w:dstrike w:val="false"/>
+                <w:color w:val="000000"/>
+                <w:position w:val="0"/>
+                <w:sz w:val="20"/>
+                <w:sz w:val="20"/>
+                <w:szCs w:val="20"/>
+                <w:u w:val="none"/>
+                <w:shd w:fill="FFFFFF" w:val="clear"/>
+                <w:vertAlign w:val="baseline"/>
+              </w:rPr>
+            </w:pPr>
+            <w:r>
               <w:rPr>
                 <w:rFonts w:eastAsia="Tahoma" w:cs="Tahoma" w:ascii="Tahoma" w:hAnsi="Tahoma"/>
                 <w:b w:val="false"/>
@@ -2930,6 +2707,36 @@
                 <w:shd w:fill="FFFFFF" w:val="clear"/>
                 <w:vertAlign w:val="baseline"/>
               </w:rPr>
+              <w:t>frigorífiques i sistemes de climatització, analitzant la documentació tècnica i valorant</w:t>
+            </w:r>
+          </w:p>
+          <w:p>
+            <w:pPr>
+              <w:pStyle w:val="Normal"/>
+              <w:widowControl/>
+              <w:pBdr/>
+              <w:shd w:val="clear" w:fill="FFFFFF"/>
+              <w:spacing w:lineRule="auto" w:line="240" w:before="0" w:after="0"/>
+              <w:ind w:hanging="0" w:left="0" w:right="0"/>
+              <w:jc w:val="left"/>
+              <w:rPr>
+                <w:rFonts w:ascii="Tahoma" w:hAnsi="Tahoma" w:eastAsia="Tahoma" w:cs="Tahoma"/>
+                <w:b w:val="false"/>
+                <w:i w:val="false"/>
+                <w:i w:val="false"/>
+                <w:caps w:val="false"/>
+                <w:smallCaps w:val="false"/>
+                <w:strike w:val="false"/>
+                <w:dstrike w:val="false"/>
+                <w:color w:val="000000"/>
+                <w:position w:val="0"/>
+                <w:sz w:val="20"/>
+                <w:sz w:val="20"/>
+                <w:szCs w:val="20"/>
+                <w:u w:val="none"/>
+                <w:shd w:fill="FFFFFF" w:val="clear"/>
+                <w:vertAlign w:val="baseline"/>
+              </w:rPr>
             </w:pPr>
             <w:r>
               <w:rPr>
@@ -2949,23 +2756,38 @@
                 <w:shd w:fill="FFFFFF" w:val="clear"/>
                 <w:vertAlign w:val="baseline"/>
               </w:rPr>
-              <w:t>Supervisa i realitza el diagnòstic d'avaries i disfuncions en instal·lacions</w:t>
+              <w:t>la funcionalitat dels equips i les instal·lacions.</w:t>
             </w:r>
           </w:p>
           <w:p>
             <w:pPr>
               <w:pStyle w:val="Normal"/>
               <w:widowControl/>
-              <w:pBdr>
-                <w:top w:val="nil"/>
-                <w:left w:val="nil"/>
-                <w:bottom w:val="nil"/>
-                <w:right w:val="nil"/>
-              </w:pBdr>
-              <w:shd w:fill="FFFFFF" w:val="clear"/>
+              <w:pBdr/>
+              <w:shd w:val="clear" w:fill="FFFFFF"/>
               <w:spacing w:lineRule="auto" w:line="240" w:before="0" w:after="0"/>
-              <w:ind w:left="0" w:right="0" w:hanging="0"/>
+              <w:ind w:hanging="0" w:left="0" w:right="0"/>
               <w:jc w:val="left"/>
+              <w:rPr>
+                <w:rFonts w:ascii="Tahoma" w:hAnsi="Tahoma" w:eastAsia="Tahoma" w:cs="Tahoma"/>
+                <w:b w:val="false"/>
+                <w:i w:val="false"/>
+                <w:i w:val="false"/>
+                <w:caps w:val="false"/>
+                <w:smallCaps w:val="false"/>
+                <w:strike w:val="false"/>
+                <w:dstrike w:val="false"/>
+                <w:color w:val="000000"/>
+                <w:position w:val="0"/>
+                <w:sz w:val="20"/>
+                <w:sz w:val="20"/>
+                <w:szCs w:val="20"/>
+                <w:u w:val="none"/>
+                <w:shd w:fill="FFFFFF" w:val="clear"/>
+                <w:vertAlign w:val="baseline"/>
+              </w:rPr>
+            </w:pPr>
+            <w:r>
               <w:rPr>
                 <w:rFonts w:eastAsia="Tahoma" w:cs="Tahoma" w:ascii="Tahoma" w:hAnsi="Tahoma"/>
                 <w:b w:val="false"/>
@@ -2983,6 +2805,297 @@
                 <w:shd w:fill="FFFFFF" w:val="clear"/>
                 <w:vertAlign w:val="baseline"/>
               </w:rPr>
+            </w:r>
+          </w:p>
+        </w:tc>
+        <w:tc>
+          <w:tcPr>
+            <w:tcW w:w="3037" w:type="dxa"/>
+            <w:tcBorders>
+              <w:top w:val="single" w:sz="4" w:space="0" w:color="000001"/>
+              <w:left w:val="single" w:sz="4" w:space="0" w:color="000001"/>
+              <w:bottom w:val="single" w:sz="4" w:space="0" w:color="000001"/>
+              <w:right w:val="single" w:sz="4" w:space="0" w:color="000001"/>
+            </w:tcBorders>
+            <w:shd w:fill="FFFFFF" w:val="clear"/>
+            <w:vAlign w:val="center"/>
+          </w:tcPr>
+          <w:p>
+            <w:pPr>
+              <w:pStyle w:val="Normal"/>
+              <w:ind w:hanging="0" w:left="0" w:right="0"/>
+              <w:jc w:val="left"/>
+              <w:rPr>
+                <w:rFonts w:ascii="Calibri" w:hAnsi="Calibri" w:eastAsia="Tahoma" w:cs="Tahoma"/>
+                <w:color w:val="000000"/>
+                <w:sz w:val="20"/>
+                <w:szCs w:val="20"/>
+              </w:rPr>
+            </w:pPr>
+            <w:r>
+              <w:rPr>
+                <w:rFonts w:eastAsia="Tahoma" w:cs="Tahoma" w:ascii="Calibri" w:hAnsi="Calibri"/>
+                <w:color w:val="000000"/>
+                <w:sz w:val="20"/>
+                <w:szCs w:val="20"/>
+              </w:rPr>
+              <w:t>3 ELEMENTS AUXILIARS DELS SISTEMES</w:t>
+            </w:r>
+          </w:p>
+          <w:p>
+            <w:pPr>
+              <w:pStyle w:val="Normal"/>
+              <w:ind w:hanging="0" w:left="0" w:right="0"/>
+              <w:jc w:val="left"/>
+              <w:rPr>
+                <w:rFonts w:ascii="Calibri" w:hAnsi="Calibri" w:eastAsia="Tahoma" w:cs="Tahoma"/>
+                <w:sz w:val="20"/>
+                <w:szCs w:val="20"/>
+              </w:rPr>
+            </w:pPr>
+            <w:r>
+              <w:rPr>
+                <w:rFonts w:eastAsia="Tahoma" w:cs="Tahoma" w:ascii="Calibri" w:hAnsi="Calibri"/>
+                <w:sz w:val="20"/>
+                <w:szCs w:val="20"/>
+              </w:rPr>
+            </w:r>
+          </w:p>
+          <w:p>
+            <w:pPr>
+              <w:pStyle w:val="Normal"/>
+              <w:ind w:hanging="0" w:left="0" w:right="0"/>
+              <w:jc w:val="left"/>
+              <w:rPr>
+                <w:rFonts w:ascii="Calibri" w:hAnsi="Calibri" w:eastAsia="Tahoma" w:cs="Tahoma"/>
+                <w:color w:val="000000"/>
+                <w:sz w:val="20"/>
+                <w:szCs w:val="20"/>
+              </w:rPr>
+            </w:pPr>
+            <w:r>
+              <w:rPr>
+                <w:rFonts w:eastAsia="Tahoma" w:cs="Tahoma" w:ascii="Calibri" w:hAnsi="Calibri"/>
+                <w:color w:val="000000"/>
+                <w:sz w:val="20"/>
+                <w:szCs w:val="20"/>
+              </w:rPr>
+              <w:t>10 TÈCNIQUES DE DIAGNÒSTIC I LOCALITZACIÓ D'AVARIES EN MÀQUINES I ELEMENTS DELS SISTEMES FRIGORÍFICS</w:t>
+            </w:r>
+          </w:p>
+        </w:tc>
+        <w:tc>
+          <w:tcPr>
+            <w:tcW w:w="812" w:type="dxa"/>
+            <w:vMerge w:val="restart"/>
+            <w:tcBorders>
+              <w:top w:val="single" w:sz="4" w:space="0" w:color="000001"/>
+              <w:left w:val="single" w:sz="4" w:space="0" w:color="000001"/>
+              <w:bottom w:val="single" w:sz="4" w:space="0" w:color="000001"/>
+              <w:right w:val="single" w:sz="4" w:space="0" w:color="000001"/>
+            </w:tcBorders>
+            <w:shd w:fill="FFFFFF" w:val="clear"/>
+            <w:vAlign w:val="center"/>
+          </w:tcPr>
+          <w:p>
+            <w:pPr>
+              <w:pStyle w:val="Normal"/>
+              <w:jc w:val="center"/>
+              <w:rPr>
+                <w:rFonts w:ascii="Tahoma" w:hAnsi="Tahoma" w:eastAsia="Tahoma" w:cs="Tahoma"/>
+                <w:sz w:val="20"/>
+                <w:szCs w:val="20"/>
+              </w:rPr>
+            </w:pPr>
+            <w:r>
+              <w:rPr>
+                <w:rFonts w:eastAsia="Tahoma" w:cs="Tahoma" w:ascii="Tahoma" w:hAnsi="Tahoma"/>
+                <w:sz w:val="20"/>
+                <w:szCs w:val="20"/>
+              </w:rPr>
+              <w:t>2ª</w:t>
+            </w:r>
+          </w:p>
+        </w:tc>
+        <w:tc>
+          <w:tcPr>
+            <w:tcW w:w="1016" w:type="dxa"/>
+            <w:gridSpan w:val="2"/>
+            <w:tcBorders>
+              <w:top w:val="single" w:sz="4" w:space="0" w:color="000001"/>
+              <w:left w:val="single" w:sz="4" w:space="0" w:color="000001"/>
+              <w:bottom w:val="single" w:sz="4" w:space="0" w:color="000001"/>
+              <w:right w:val="single" w:sz="4" w:space="0" w:color="000001"/>
+            </w:tcBorders>
+            <w:shd w:fill="FFFFFF" w:val="clear"/>
+            <w:vAlign w:val="center"/>
+          </w:tcPr>
+          <w:p>
+            <w:pPr>
+              <w:pStyle w:val="Normal"/>
+              <w:jc w:val="center"/>
+              <w:rPr>
+                <w:rFonts w:ascii="Tahoma" w:hAnsi="Tahoma" w:eastAsia="Tahoma" w:cs="Tahoma"/>
+                <w:sz w:val="20"/>
+                <w:szCs w:val="20"/>
+              </w:rPr>
+            </w:pPr>
+            <w:r>
+              <w:rPr>
+                <w:rFonts w:eastAsia="Tahoma" w:cs="Tahoma" w:ascii="Tahoma" w:hAnsi="Tahoma"/>
+                <w:sz w:val="20"/>
+                <w:szCs w:val="20"/>
+              </w:rPr>
+              <w:t>20</w:t>
+            </w:r>
+          </w:p>
+        </w:tc>
+        <w:tc>
+          <w:tcPr>
+            <w:tcW w:w="1019" w:type="dxa"/>
+            <w:gridSpan w:val="2"/>
+            <w:tcBorders>
+              <w:top w:val="single" w:sz="4" w:space="0" w:color="000001"/>
+              <w:left w:val="single" w:sz="4" w:space="0" w:color="000001"/>
+              <w:bottom w:val="single" w:sz="4" w:space="0" w:color="000001"/>
+              <w:right w:val="single" w:sz="4" w:space="0" w:color="000001"/>
+            </w:tcBorders>
+            <w:shd w:fill="FFFFFF" w:val="clear"/>
+            <w:vAlign w:val="center"/>
+          </w:tcPr>
+          <w:p>
+            <w:pPr>
+              <w:pStyle w:val="Normal"/>
+              <w:jc w:val="center"/>
+              <w:rPr>
+                <w:rFonts w:ascii="Tahoma" w:hAnsi="Tahoma" w:eastAsia="Tahoma" w:cs="Tahoma"/>
+                <w:sz w:val="20"/>
+                <w:szCs w:val="20"/>
+              </w:rPr>
+            </w:pPr>
+            <w:r>
+              <w:rPr>
+                <w:rFonts w:eastAsia="Tahoma" w:cs="Tahoma" w:ascii="Tahoma" w:hAnsi="Tahoma"/>
+                <w:sz w:val="20"/>
+                <w:szCs w:val="20"/>
+              </w:rPr>
+            </w:r>
+          </w:p>
+        </w:tc>
+        <w:tc>
+          <w:tcPr>
+            <w:tcW w:w="1567" w:type="dxa"/>
+            <w:gridSpan w:val="2"/>
+            <w:tcBorders>
+              <w:top w:val="single" w:sz="4" w:space="0" w:color="000001"/>
+              <w:left w:val="single" w:sz="4" w:space="0" w:color="000001"/>
+              <w:bottom w:val="single" w:sz="4" w:space="0" w:color="000001"/>
+              <w:right w:val="single" w:sz="4" w:space="0" w:color="000001"/>
+            </w:tcBorders>
+            <w:shd w:fill="FFFFFF" w:val="clear"/>
+            <w:vAlign w:val="center"/>
+          </w:tcPr>
+          <w:p>
+            <w:pPr>
+              <w:pStyle w:val="Normal"/>
+              <w:jc w:val="center"/>
+              <w:rPr>
+                <w:rFonts w:ascii="Tahoma" w:hAnsi="Tahoma" w:eastAsia="Tahoma" w:cs="Tahoma"/>
+                <w:sz w:val="16"/>
+                <w:szCs w:val="16"/>
+              </w:rPr>
+            </w:pPr>
+            <w:r>
+              <w:rPr>
+                <w:rFonts w:eastAsia="Tahoma" w:cs="Tahoma" w:ascii="Tahoma" w:hAnsi="Tahoma"/>
+                <w:sz w:val="16"/>
+                <w:szCs w:val="16"/>
+              </w:rPr>
+              <w:t>12/2</w:t>
+            </w:r>
+            <w:r>
+              <w:rPr>
+                <w:rFonts w:eastAsia="Tahoma" w:cs="Tahoma" w:ascii="Tahoma" w:hAnsi="Tahoma"/>
+                <w:sz w:val="16"/>
+                <w:szCs w:val="16"/>
+              </w:rPr>
+              <w:t>6</w:t>
+            </w:r>
+          </w:p>
+          <w:p>
+            <w:pPr>
+              <w:pStyle w:val="Normal"/>
+              <w:jc w:val="center"/>
+              <w:rPr>
+                <w:rFonts w:ascii="Tahoma" w:hAnsi="Tahoma" w:eastAsia="Tahoma" w:cs="Tahoma"/>
+                <w:sz w:val="16"/>
+                <w:szCs w:val="16"/>
+              </w:rPr>
+            </w:pPr>
+            <w:r>
+              <w:rPr>
+                <w:rFonts w:eastAsia="Tahoma" w:cs="Tahoma" w:ascii="Tahoma" w:hAnsi="Tahoma"/>
+                <w:sz w:val="16"/>
+                <w:szCs w:val="16"/>
+              </w:rPr>
+              <w:t>01/2</w:t>
+            </w:r>
+            <w:r>
+              <w:rPr>
+                <w:rFonts w:eastAsia="Tahoma" w:cs="Tahoma" w:ascii="Tahoma" w:hAnsi="Tahoma"/>
+                <w:sz w:val="16"/>
+                <w:szCs w:val="16"/>
+              </w:rPr>
+              <w:t>7</w:t>
+            </w:r>
+          </w:p>
+        </w:tc>
+      </w:tr>
+      <w:tr>
+        <w:trPr>
+          <w:trHeight w:val="454" w:hRule="atLeast"/>
+        </w:trPr>
+        <w:tc>
+          <w:tcPr>
+            <w:tcW w:w="3112" w:type="dxa"/>
+            <w:tcBorders>
+              <w:top w:val="single" w:sz="4" w:space="0" w:color="000001"/>
+              <w:left w:val="single" w:sz="4" w:space="0" w:color="000001"/>
+              <w:bottom w:val="single" w:sz="4" w:space="0" w:color="000001"/>
+              <w:right w:val="single" w:sz="4" w:space="0" w:color="000001"/>
+            </w:tcBorders>
+            <w:shd w:fill="FFFFFF" w:val="clear"/>
+            <w:vAlign w:val="center"/>
+          </w:tcPr>
+          <w:p>
+            <w:pPr>
+              <w:pStyle w:val="Normal"/>
+              <w:keepNext w:val="true"/>
+              <w:keepLines w:val="false"/>
+              <w:widowControl/>
+              <w:pBdr/>
+              <w:shd w:val="clear" w:fill="FFFFFF"/>
+              <w:spacing w:lineRule="auto" w:line="240" w:before="0" w:after="0"/>
+              <w:ind w:hanging="0" w:left="0" w:right="0"/>
+              <w:jc w:val="left"/>
+              <w:rPr>
+                <w:rFonts w:ascii="Tahoma" w:hAnsi="Tahoma" w:eastAsia="Tahoma" w:cs="Tahoma"/>
+                <w:b w:val="false"/>
+                <w:i w:val="false"/>
+                <w:i w:val="false"/>
+                <w:caps w:val="false"/>
+                <w:smallCaps w:val="false"/>
+                <w:strike w:val="false"/>
+                <w:dstrike w:val="false"/>
+                <w:color w:val="000000"/>
+                <w:position w:val="0"/>
+                <w:sz w:val="20"/>
+                <w:sz w:val="20"/>
+                <w:szCs w:val="20"/>
+                <w:u w:val="none"/>
+                <w:shd w:fill="FFFFFF" w:val="clear"/>
+                <w:vertAlign w:val="baseline"/>
+              </w:rPr>
             </w:pPr>
             <w:r>
               <w:rPr>
@@ -3002,23 +3115,37 @@
                 <w:shd w:fill="FFFFFF" w:val="clear"/>
                 <w:vertAlign w:val="baseline"/>
               </w:rPr>
-              <w:t>frigorífiques i sistemes de climatització, analitzant la documentació tècnica i valorant</w:t>
             </w:r>
           </w:p>
           <w:p>
             <w:pPr>
               <w:pStyle w:val="Normal"/>
               <w:widowControl/>
-              <w:pBdr>
-                <w:top w:val="nil"/>
-                <w:left w:val="nil"/>
-                <w:bottom w:val="nil"/>
-                <w:right w:val="nil"/>
-              </w:pBdr>
-              <w:shd w:fill="FFFFFF" w:val="clear"/>
+              <w:pBdr/>
+              <w:shd w:val="clear" w:fill="FFFFFF"/>
               <w:spacing w:lineRule="auto" w:line="240" w:before="0" w:after="0"/>
-              <w:ind w:left="0" w:right="0" w:hanging="0"/>
+              <w:ind w:hanging="0" w:left="0" w:right="0"/>
               <w:jc w:val="left"/>
+              <w:rPr>
+                <w:rFonts w:ascii="Tahoma" w:hAnsi="Tahoma" w:eastAsia="Tahoma" w:cs="Tahoma"/>
+                <w:b w:val="false"/>
+                <w:i w:val="false"/>
+                <w:i w:val="false"/>
+                <w:caps w:val="false"/>
+                <w:smallCaps w:val="false"/>
+                <w:strike w:val="false"/>
+                <w:dstrike w:val="false"/>
+                <w:color w:val="000000"/>
+                <w:position w:val="0"/>
+                <w:sz w:val="20"/>
+                <w:sz w:val="20"/>
+                <w:szCs w:val="20"/>
+                <w:u w:val="none"/>
+                <w:shd w:fill="FFFFFF" w:val="clear"/>
+                <w:vertAlign w:val="baseline"/>
+              </w:rPr>
+            </w:pPr>
+            <w:r>
               <w:rPr>
                 <w:rFonts w:eastAsia="Tahoma" w:cs="Tahoma" w:ascii="Tahoma" w:hAnsi="Tahoma"/>
                 <w:b w:val="false"/>
@@ -3036,6 +3163,36 @@
                 <w:shd w:fill="FFFFFF" w:val="clear"/>
                 <w:vertAlign w:val="baseline"/>
               </w:rPr>
+              <w:t>Supervisa i efectua processos de reparació de les instal·lacions frigorífiques, aplicant</w:t>
+            </w:r>
+          </w:p>
+          <w:p>
+            <w:pPr>
+              <w:pStyle w:val="Normal"/>
+              <w:widowControl/>
+              <w:pBdr/>
+              <w:shd w:val="clear" w:fill="FFFFFF"/>
+              <w:spacing w:lineRule="auto" w:line="240" w:before="0" w:after="0"/>
+              <w:ind w:hanging="0" w:left="0" w:right="0"/>
+              <w:jc w:val="left"/>
+              <w:rPr>
+                <w:rFonts w:ascii="Tahoma" w:hAnsi="Tahoma" w:eastAsia="Tahoma" w:cs="Tahoma"/>
+                <w:b w:val="false"/>
+                <w:i w:val="false"/>
+                <w:i w:val="false"/>
+                <w:caps w:val="false"/>
+                <w:smallCaps w:val="false"/>
+                <w:strike w:val="false"/>
+                <w:dstrike w:val="false"/>
+                <w:color w:val="000000"/>
+                <w:position w:val="0"/>
+                <w:sz w:val="20"/>
+                <w:sz w:val="20"/>
+                <w:szCs w:val="20"/>
+                <w:u w:val="none"/>
+                <w:shd w:fill="FFFFFF" w:val="clear"/>
+                <w:vertAlign w:val="baseline"/>
+              </w:rPr>
             </w:pPr>
             <w:r>
               <w:rPr>
@@ -3055,59 +3212,7 @@
                 <w:shd w:fill="FFFFFF" w:val="clear"/>
                 <w:vertAlign w:val="baseline"/>
               </w:rPr>
-              <w:t>la funcionalitat dels equips i les instal·lacions.</w:t>
-            </w:r>
-          </w:p>
-          <w:p>
-            <w:pPr>
-              <w:pStyle w:val="Normal"/>
-              <w:widowControl/>
-              <w:pBdr>
-                <w:top w:val="nil"/>
-                <w:left w:val="nil"/>
-                <w:bottom w:val="nil"/>
-                <w:right w:val="nil"/>
-              </w:pBdr>
-              <w:shd w:fill="FFFFFF" w:val="clear"/>
-              <w:spacing w:lineRule="auto" w:line="240" w:before="0" w:after="0"/>
-              <w:ind w:left="0" w:right="0" w:hanging="0"/>
-              <w:jc w:val="left"/>
-              <w:rPr>
-                <w:rFonts w:eastAsia="Tahoma" w:cs="Tahoma" w:ascii="Tahoma" w:hAnsi="Tahoma"/>
-                <w:b w:val="false"/>
-                <w:i w:val="false"/>
-                <w:caps w:val="false"/>
-                <w:smallCaps w:val="false"/>
-                <w:strike w:val="false"/>
-                <w:dstrike w:val="false"/>
-                <w:color w:val="000000"/>
-                <w:position w:val="0"/>
-                <w:sz w:val="20"/>
-                <w:sz w:val="20"/>
-                <w:szCs w:val="20"/>
-                <w:u w:val="none"/>
-                <w:shd w:fill="FFFFFF" w:val="clear"/>
-                <w:vertAlign w:val="baseline"/>
-              </w:rPr>
-            </w:pPr>
-            <w:r>
-              <w:rPr>
-                <w:rFonts w:eastAsia="Tahoma" w:cs="Tahoma" w:ascii="Tahoma" w:hAnsi="Tahoma"/>
-                <w:b w:val="false"/>
-                <w:i w:val="false"/>
-                <w:caps w:val="false"/>
-                <w:smallCaps w:val="false"/>
-                <w:strike w:val="false"/>
-                <w:dstrike w:val="false"/>
-                <w:color w:val="000000"/>
-                <w:position w:val="0"/>
-                <w:sz w:val="20"/>
-                <w:sz w:val="20"/>
-                <w:szCs w:val="20"/>
-                <w:u w:val="none"/>
-                <w:shd w:fill="FFFFFF" w:val="clear"/>
-                <w:vertAlign w:val="baseline"/>
-              </w:rPr>
+              <w:t>els procediments normalitzats i valorant la qualitat de les intervencions efectuades.</w:t>
             </w:r>
           </w:p>
         </w:tc>
@@ -3118,27 +3223,60 @@
               <w:top w:val="single" w:sz="4" w:space="0" w:color="000001"/>
               <w:left w:val="single" w:sz="4" w:space="0" w:color="000001"/>
               <w:bottom w:val="single" w:sz="4" w:space="0" w:color="000001"/>
-              <w:insideH w:val="single" w:sz="4" w:space="0" w:color="000001"/>
               <w:right w:val="single" w:sz="4" w:space="0" w:color="000001"/>
-              <w:insideV w:val="single" w:sz="4" w:space="0" w:color="000001"/>
-            </w:tcBorders>
-            <w:shd w:fill="FFFFFF" w:val="clear"/>
-            <w:tcMar>
-              <w:left w:w="98" w:type="dxa"/>
-            </w:tcMar>
+            </w:tcBorders>
+            <w:shd w:fill="FFFFFF" w:val="clear"/>
             <w:vAlign w:val="center"/>
           </w:tcPr>
           <w:p>
             <w:pPr>
               <w:pStyle w:val="Normal"/>
-              <w:ind w:left="0" w:right="0" w:hanging="0"/>
-              <w:jc w:val="left"/>
+              <w:ind w:hanging="0" w:left="0" w:right="0"/>
+              <w:rPr>
+                <w:rFonts w:ascii="Calibri" w:hAnsi="Calibri" w:eastAsia="Tahoma" w:cs="Tahoma"/>
+                <w:color w:val="000000"/>
+                <w:sz w:val="20"/>
+                <w:szCs w:val="20"/>
+              </w:rPr>
+            </w:pPr>
+            <w:r>
               <w:rPr>
                 <w:rFonts w:eastAsia="Tahoma" w:cs="Tahoma" w:ascii="Calibri" w:hAnsi="Calibri"/>
                 <w:color w:val="000000"/>
                 <w:sz w:val="20"/>
                 <w:szCs w:val="20"/>
               </w:rPr>
+              <w:t>6 ORGANITZACIÓ I EXECUCIÓ DEL MUNTATGE DE MÀQUINES I EQUIPS DE REFRIGERACIÓ</w:t>
+            </w:r>
+          </w:p>
+          <w:p>
+            <w:pPr>
+              <w:pStyle w:val="Normal"/>
+              <w:ind w:hanging="0" w:left="0" w:right="0"/>
+              <w:rPr>
+                <w:rFonts w:ascii="Calibri" w:hAnsi="Calibri" w:eastAsia="Tahoma" w:cs="Tahoma"/>
+                <w:sz w:val="20"/>
+                <w:szCs w:val="20"/>
+              </w:rPr>
+            </w:pPr>
+            <w:r>
+              <w:rPr>
+                <w:rFonts w:eastAsia="Tahoma" w:cs="Tahoma" w:ascii="Calibri" w:hAnsi="Calibri"/>
+                <w:sz w:val="20"/>
+                <w:szCs w:val="20"/>
+              </w:rPr>
+            </w:r>
+          </w:p>
+          <w:p>
+            <w:pPr>
+              <w:pStyle w:val="Normal"/>
+              <w:ind w:hanging="0" w:left="0" w:right="0"/>
+              <w:rPr>
+                <w:rFonts w:ascii="Calibri" w:hAnsi="Calibri" w:eastAsia="Tahoma" w:cs="Tahoma"/>
+                <w:color w:val="000000"/>
+                <w:sz w:val="20"/>
+                <w:szCs w:val="20"/>
+              </w:rPr>
             </w:pPr>
             <w:r>
               <w:rPr>
@@ -3147,86 +3285,46 @@
                 <w:sz w:val="20"/>
                 <w:szCs w:val="20"/>
               </w:rPr>
-              <w:t>3 ELEMENTS AUXILIARS DELS SISTEMES</w:t>
-            </w:r>
-          </w:p>
-          <w:p>
-            <w:pPr>
-              <w:pStyle w:val="Normal"/>
-              <w:ind w:left="0" w:right="0" w:hanging="0"/>
-              <w:jc w:val="left"/>
-              <w:rPr>
-                <w:rFonts w:eastAsia="Tahoma" w:cs="Tahoma" w:ascii="Calibri" w:hAnsi="Calibri"/>
-                <w:sz w:val="20"/>
-                <w:szCs w:val="20"/>
-              </w:rPr>
-            </w:pPr>
-            <w:r>
-              <w:rPr>
-                <w:rFonts w:eastAsia="Tahoma" w:cs="Tahoma" w:ascii="Calibri" w:hAnsi="Calibri"/>
-                <w:sz w:val="20"/>
-                <w:szCs w:val="20"/>
-              </w:rPr>
-            </w:r>
-          </w:p>
-          <w:p>
-            <w:pPr>
-              <w:pStyle w:val="Normal"/>
-              <w:ind w:left="0" w:right="0" w:hanging="0"/>
-              <w:jc w:val="left"/>
-              <w:rPr>
-                <w:rFonts w:eastAsia="Tahoma" w:cs="Tahoma" w:ascii="Calibri" w:hAnsi="Calibri"/>
-                <w:color w:val="000000"/>
-                <w:sz w:val="20"/>
-                <w:szCs w:val="20"/>
-              </w:rPr>
-            </w:pPr>
-            <w:r>
-              <w:rPr>
-                <w:rFonts w:eastAsia="Tahoma" w:cs="Tahoma" w:ascii="Calibri" w:hAnsi="Calibri"/>
-                <w:color w:val="000000"/>
-                <w:sz w:val="20"/>
-                <w:szCs w:val="20"/>
-              </w:rPr>
-              <w:t>10 TÈCNIQUES DE DIAGNÒSTIC I LOCALITZACIÓ D'AVARIES EN MÀQUINES I ELEMENTS DELS SISTEMES FRIGORÍFICS</w:t>
-            </w:r>
-          </w:p>
-        </w:tc>
-        <w:tc>
-          <w:tcPr>
-            <w:tcW w:w="813" w:type="dxa"/>
-            <w:vMerge w:val="restart"/>
+              <w:t>11 TÈCNIQUES DE NETEJA, CÀRREGA I RECUPERACIÓ DE REFRIGERANTS I LUBRICANTS</w:t>
+            </w:r>
+          </w:p>
+        </w:tc>
+        <w:tc>
+          <w:tcPr>
+            <w:tcW w:w="812" w:type="dxa"/>
+            <w:vMerge w:val="continue"/>
             <w:tcBorders>
               <w:top w:val="single" w:sz="4" w:space="0" w:color="000001"/>
               <w:left w:val="single" w:sz="4" w:space="0" w:color="000001"/>
               <w:bottom w:val="single" w:sz="4" w:space="0" w:color="000001"/>
-              <w:insideH w:val="single" w:sz="4" w:space="0" w:color="000001"/>
               <w:right w:val="single" w:sz="4" w:space="0" w:color="000001"/>
-              <w:insideV w:val="single" w:sz="4" w:space="0" w:color="000001"/>
-            </w:tcBorders>
-            <w:shd w:fill="FFFFFF" w:val="clear"/>
-            <w:tcMar>
-              <w:left w:w="98" w:type="dxa"/>
-            </w:tcMar>
+            </w:tcBorders>
+            <w:shd w:fill="FFFFFF" w:val="clear"/>
             <w:vAlign w:val="center"/>
           </w:tcPr>
           <w:p>
             <w:pPr>
               <w:pStyle w:val="Normal"/>
-              <w:jc w:val="center"/>
-              <w:rPr>
-                <w:rFonts w:eastAsia="Tahoma" w:cs="Tahoma" w:ascii="Tahoma" w:hAnsi="Tahoma"/>
-                <w:sz w:val="20"/>
-                <w:szCs w:val="20"/>
-              </w:rPr>
-            </w:pPr>
-            <w:r>
-              <w:rPr>
-                <w:rFonts w:eastAsia="Tahoma" w:cs="Tahoma" w:ascii="Tahoma" w:hAnsi="Tahoma"/>
-                <w:sz w:val="20"/>
-                <w:szCs w:val="20"/>
-              </w:rPr>
-              <w:t>2ª</w:t>
+              <w:keepNext w:val="true"/>
+              <w:keepLines w:val="false"/>
+              <w:widowControl w:val="false"/>
+              <w:pBdr/>
+              <w:shd w:val="clear" w:fill="FFFFFF"/>
+              <w:spacing w:lineRule="auto" w:line="276" w:before="0" w:after="0"/>
+              <w:ind w:hanging="0" w:left="0" w:right="0"/>
+              <w:jc w:val="left"/>
+              <w:rPr>
+                <w:rFonts w:ascii="Tahoma" w:hAnsi="Tahoma" w:eastAsia="Tahoma" w:cs="Tahoma"/>
+                <w:sz w:val="20"/>
+                <w:szCs w:val="20"/>
+              </w:rPr>
+            </w:pPr>
+            <w:r>
+              <w:rPr>
+                <w:rFonts w:eastAsia="Tahoma" w:cs="Tahoma" w:ascii="Tahoma" w:hAnsi="Tahoma"/>
+                <w:sz w:val="20"/>
+                <w:szCs w:val="20"/>
+              </w:rPr>
             </w:r>
           </w:p>
         </w:tc>
@@ -3238,14 +3336,9 @@
               <w:top w:val="single" w:sz="4" w:space="0" w:color="000001"/>
               <w:left w:val="single" w:sz="4" w:space="0" w:color="000001"/>
               <w:bottom w:val="single" w:sz="4" w:space="0" w:color="000001"/>
-              <w:insideH w:val="single" w:sz="4" w:space="0" w:color="000001"/>
               <w:right w:val="single" w:sz="4" w:space="0" w:color="000001"/>
-              <w:insideV w:val="single" w:sz="4" w:space="0" w:color="000001"/>
-            </w:tcBorders>
-            <w:shd w:fill="FFFFFF" w:val="clear"/>
-            <w:tcMar>
-              <w:left w:w="98" w:type="dxa"/>
-            </w:tcMar>
+            </w:tcBorders>
+            <w:shd w:fill="FFFFFF" w:val="clear"/>
             <w:vAlign w:val="center"/>
           </w:tcPr>
           <w:p>
@@ -3253,37 +3346,32 @@
               <w:pStyle w:val="Normal"/>
               <w:jc w:val="center"/>
               <w:rPr>
-                <w:rFonts w:eastAsia="Tahoma" w:cs="Tahoma" w:ascii="Tahoma" w:hAnsi="Tahoma"/>
-                <w:sz w:val="20"/>
-                <w:szCs w:val="20"/>
-              </w:rPr>
-            </w:pPr>
-            <w:r>
-              <w:rPr>
-                <w:rFonts w:eastAsia="Tahoma" w:cs="Tahoma" w:ascii="Tahoma" w:hAnsi="Tahoma"/>
-                <w:sz w:val="20"/>
-                <w:szCs w:val="20"/>
-              </w:rPr>
-              <w:t>20</w:t>
-            </w:r>
-          </w:p>
-        </w:tc>
-        <w:tc>
-          <w:tcPr>
-            <w:tcW w:w="1018" w:type="dxa"/>
+                <w:rFonts w:ascii="Tahoma" w:hAnsi="Tahoma" w:eastAsia="Tahoma" w:cs="Tahoma"/>
+                <w:sz w:val="20"/>
+                <w:szCs w:val="20"/>
+              </w:rPr>
+            </w:pPr>
+            <w:r>
+              <w:rPr>
+                <w:rFonts w:eastAsia="Tahoma" w:cs="Tahoma" w:ascii="Tahoma" w:hAnsi="Tahoma"/>
+                <w:sz w:val="20"/>
+                <w:szCs w:val="20"/>
+              </w:rPr>
+              <w:t>15</w:t>
+            </w:r>
+          </w:p>
+        </w:tc>
+        <w:tc>
+          <w:tcPr>
+            <w:tcW w:w="1019" w:type="dxa"/>
             <w:gridSpan w:val="2"/>
             <w:tcBorders>
               <w:top w:val="single" w:sz="4" w:space="0" w:color="000001"/>
               <w:left w:val="single" w:sz="4" w:space="0" w:color="000001"/>
               <w:bottom w:val="single" w:sz="4" w:space="0" w:color="000001"/>
-              <w:insideH w:val="single" w:sz="4" w:space="0" w:color="000001"/>
               <w:right w:val="single" w:sz="4" w:space="0" w:color="000001"/>
-              <w:insideV w:val="single" w:sz="4" w:space="0" w:color="000001"/>
-            </w:tcBorders>
-            <w:shd w:fill="FFFFFF" w:val="clear"/>
-            <w:tcMar>
-              <w:left w:w="98" w:type="dxa"/>
-            </w:tcMar>
+            </w:tcBorders>
+            <w:shd w:fill="FFFFFF" w:val="clear"/>
             <w:vAlign w:val="center"/>
           </w:tcPr>
           <w:p>
@@ -3291,36 +3379,31 @@
               <w:pStyle w:val="Normal"/>
               <w:jc w:val="center"/>
               <w:rPr>
-                <w:rFonts w:eastAsia="Tahoma" w:cs="Tahoma" w:ascii="Tahoma" w:hAnsi="Tahoma"/>
-                <w:sz w:val="20"/>
-                <w:szCs w:val="20"/>
-              </w:rPr>
-            </w:pPr>
-            <w:r>
-              <w:rPr>
-                <w:rFonts w:eastAsia="Tahoma" w:cs="Tahoma" w:ascii="Tahoma" w:hAnsi="Tahoma"/>
-                <w:sz w:val="20"/>
-                <w:szCs w:val="20"/>
-              </w:rPr>
-            </w:r>
-          </w:p>
-        </w:tc>
-        <w:tc>
-          <w:tcPr>
-            <w:tcW w:w="1568" w:type="dxa"/>
+                <w:rFonts w:ascii="Tahoma" w:hAnsi="Tahoma" w:eastAsia="Tahoma" w:cs="Tahoma"/>
+                <w:sz w:val="20"/>
+                <w:szCs w:val="20"/>
+              </w:rPr>
+            </w:pPr>
+            <w:r>
+              <w:rPr>
+                <w:rFonts w:eastAsia="Tahoma" w:cs="Tahoma" w:ascii="Tahoma" w:hAnsi="Tahoma"/>
+                <w:sz w:val="20"/>
+                <w:szCs w:val="20"/>
+              </w:rPr>
+            </w:r>
+          </w:p>
+        </w:tc>
+        <w:tc>
+          <w:tcPr>
+            <w:tcW w:w="1567" w:type="dxa"/>
             <w:gridSpan w:val="2"/>
             <w:tcBorders>
               <w:top w:val="single" w:sz="4" w:space="0" w:color="000001"/>
               <w:left w:val="single" w:sz="4" w:space="0" w:color="000001"/>
               <w:bottom w:val="single" w:sz="4" w:space="0" w:color="000001"/>
-              <w:insideH w:val="single" w:sz="4" w:space="0" w:color="000001"/>
               <w:right w:val="single" w:sz="4" w:space="0" w:color="000001"/>
-              <w:insideV w:val="single" w:sz="4" w:space="0" w:color="000001"/>
-            </w:tcBorders>
-            <w:shd w:fill="FFFFFF" w:val="clear"/>
-            <w:tcMar>
-              <w:left w:w="98" w:type="dxa"/>
-            </w:tcMar>
+            </w:tcBorders>
+            <w:shd w:fill="FFFFFF" w:val="clear"/>
             <w:vAlign w:val="center"/>
           </w:tcPr>
           <w:p>
@@ -3328,7 +3411,7 @@
               <w:pStyle w:val="Normal"/>
               <w:jc w:val="center"/>
               <w:rPr>
-                <w:rFonts w:eastAsia="Tahoma" w:cs="Tahoma" w:ascii="Tahoma" w:hAnsi="Tahoma"/>
+                <w:rFonts w:ascii="Tahoma" w:hAnsi="Tahoma" w:eastAsia="Tahoma" w:cs="Tahoma"/>
                 <w:sz w:val="16"/>
                 <w:szCs w:val="16"/>
               </w:rPr>
@@ -3339,26 +3422,15 @@
                 <w:sz w:val="16"/>
                 <w:szCs w:val="16"/>
               </w:rPr>
-              <w:t>12/25</w:t>
-            </w:r>
-          </w:p>
-          <w:p>
-            <w:pPr>
-              <w:pStyle w:val="Normal"/>
-              <w:jc w:val="center"/>
+              <w:t>02/2</w:t>
+            </w:r>
+            <w:r>
               <w:rPr>
                 <w:rFonts w:eastAsia="Tahoma" w:cs="Tahoma" w:ascii="Tahoma" w:hAnsi="Tahoma"/>
                 <w:sz w:val="16"/>
                 <w:szCs w:val="16"/>
               </w:rPr>
-            </w:pPr>
-            <w:r>
-              <w:rPr>
-                <w:rFonts w:eastAsia="Tahoma" w:cs="Tahoma" w:ascii="Tahoma" w:hAnsi="Tahoma"/>
-                <w:sz w:val="16"/>
-                <w:szCs w:val="16"/>
-              </w:rPr>
-              <w:t>01/25</w:t>
+              <w:t>7</w:t>
             </w:r>
           </w:p>
         </w:tc>
@@ -3366,7 +3438,6 @@
       <w:tr>
         <w:trPr>
           <w:trHeight w:val="454" w:hRule="atLeast"/>
-          <w:cantSplit w:val="false"/>
         </w:trPr>
         <w:tc>
           <w:tcPr>
@@ -3375,174 +3446,83 @@
               <w:top w:val="single" w:sz="4" w:space="0" w:color="000001"/>
               <w:left w:val="single" w:sz="4" w:space="0" w:color="000001"/>
               <w:bottom w:val="single" w:sz="4" w:space="0" w:color="000001"/>
-              <w:insideH w:val="single" w:sz="4" w:space="0" w:color="000001"/>
               <w:right w:val="single" w:sz="4" w:space="0" w:color="000001"/>
-              <w:insideV w:val="single" w:sz="4" w:space="0" w:color="000001"/>
-            </w:tcBorders>
-            <w:shd w:fill="FFFFFF" w:val="clear"/>
-            <w:tcMar>
-              <w:left w:w="98" w:type="dxa"/>
-            </w:tcMar>
+            </w:tcBorders>
+            <w:shd w:fill="FFFFFF" w:val="clear"/>
             <w:vAlign w:val="center"/>
           </w:tcPr>
           <w:p>
             <w:pPr>
               <w:pStyle w:val="Normal"/>
-              <w:keepNext/>
+              <w:keepNext w:val="true"/>
               <w:keepLines w:val="false"/>
-              <w:widowControl/>
-              <w:pBdr>
-                <w:top w:val="nil"/>
-                <w:left w:val="nil"/>
-                <w:bottom w:val="nil"/>
-                <w:right w:val="nil"/>
-              </w:pBdr>
-              <w:shd w:fill="FFFFFF" w:val="clear"/>
-              <w:spacing w:lineRule="auto" w:line="240" w:before="0" w:after="0"/>
-              <w:ind w:left="0" w:right="0" w:hanging="0"/>
+              <w:widowControl w:val="false"/>
+              <w:pBdr/>
+              <w:shd w:val="clear" w:fill="FFFFFF"/>
+              <w:spacing w:lineRule="auto" w:line="276" w:before="0" w:after="0"/>
+              <w:ind w:hanging="0" w:left="0" w:right="0"/>
               <w:jc w:val="left"/>
               <w:rPr>
-                <w:rFonts w:eastAsia="Tahoma" w:cs="Tahoma" w:ascii="Tahoma" w:hAnsi="Tahoma"/>
-                <w:b w:val="false"/>
-                <w:i w:val="false"/>
-                <w:caps w:val="false"/>
-                <w:smallCaps w:val="false"/>
-                <w:strike w:val="false"/>
-                <w:dstrike w:val="false"/>
-                <w:color w:val="000000"/>
-                <w:position w:val="0"/>
-                <w:sz w:val="20"/>
-                <w:sz w:val="20"/>
-                <w:szCs w:val="20"/>
-                <w:u w:val="none"/>
-                <w:shd w:fill="FFFFFF" w:val="clear"/>
-                <w:vertAlign w:val="baseline"/>
-              </w:rPr>
-            </w:pPr>
-            <w:r>
-              <w:rPr>
-                <w:rFonts w:eastAsia="Tahoma" w:cs="Tahoma" w:ascii="Tahoma" w:hAnsi="Tahoma"/>
-                <w:b w:val="false"/>
-                <w:i w:val="false"/>
-                <w:caps w:val="false"/>
-                <w:smallCaps w:val="false"/>
-                <w:strike w:val="false"/>
-                <w:dstrike w:val="false"/>
-                <w:color w:val="000000"/>
-                <w:position w:val="0"/>
-                <w:sz w:val="20"/>
-                <w:sz w:val="20"/>
-                <w:szCs w:val="20"/>
-                <w:u w:val="none"/>
-                <w:shd w:fill="FFFFFF" w:val="clear"/>
-                <w:vertAlign w:val="baseline"/>
-              </w:rPr>
-            </w:r>
-          </w:p>
-          <w:p>
-            <w:pPr>
-              <w:pStyle w:val="Normal"/>
-              <w:widowControl/>
-              <w:pBdr>
-                <w:top w:val="nil"/>
-                <w:left w:val="nil"/>
-                <w:bottom w:val="nil"/>
-                <w:right w:val="nil"/>
-              </w:pBdr>
-              <w:shd w:fill="FFFFFF" w:val="clear"/>
-              <w:spacing w:lineRule="auto" w:line="240" w:before="0" w:after="0"/>
-              <w:ind w:left="0" w:right="0" w:hanging="0"/>
+                <w:rFonts w:ascii="Tahoma" w:hAnsi="Tahoma" w:eastAsia="Tahoma" w:cs="Tahoma"/>
+                <w:sz w:val="20"/>
+                <w:szCs w:val="20"/>
+              </w:rPr>
+            </w:pPr>
+            <w:r>
+              <w:rPr>
+                <w:rFonts w:eastAsia="Tahoma" w:cs="Tahoma" w:ascii="Tahoma" w:hAnsi="Tahoma"/>
+                <w:sz w:val="20"/>
+                <w:szCs w:val="20"/>
+              </w:rPr>
+              <w:t>Avalua i compleix les normes de prevenció de riscos laborals i mediambientals</w:t>
+            </w:r>
+          </w:p>
+          <w:p>
+            <w:pPr>
+              <w:pStyle w:val="Normal"/>
+              <w:widowControl w:val="false"/>
+              <w:pBdr/>
+              <w:shd w:val="clear" w:fill="FFFFFF"/>
+              <w:spacing w:lineRule="auto" w:line="276" w:before="0" w:after="0"/>
+              <w:ind w:hanging="0" w:left="0" w:right="0"/>
               <w:jc w:val="left"/>
               <w:rPr>
-                <w:rFonts w:eastAsia="Tahoma" w:cs="Tahoma" w:ascii="Tahoma" w:hAnsi="Tahoma"/>
-                <w:b w:val="false"/>
-                <w:i w:val="false"/>
-                <w:caps w:val="false"/>
-                <w:smallCaps w:val="false"/>
-                <w:strike w:val="false"/>
-                <w:dstrike w:val="false"/>
-                <w:color w:val="000000"/>
-                <w:position w:val="0"/>
-                <w:sz w:val="20"/>
-                <w:sz w:val="20"/>
-                <w:szCs w:val="20"/>
-                <w:u w:val="none"/>
-                <w:shd w:fill="FFFFFF" w:val="clear"/>
-                <w:vertAlign w:val="baseline"/>
-              </w:rPr>
-            </w:pPr>
-            <w:r>
-              <w:rPr>
-                <w:rFonts w:eastAsia="Tahoma" w:cs="Tahoma" w:ascii="Tahoma" w:hAnsi="Tahoma"/>
-                <w:b w:val="false"/>
-                <w:i w:val="false"/>
-                <w:caps w:val="false"/>
-                <w:smallCaps w:val="false"/>
-                <w:strike w:val="false"/>
-                <w:dstrike w:val="false"/>
-                <w:color w:val="000000"/>
-                <w:position w:val="0"/>
-                <w:sz w:val="20"/>
-                <w:sz w:val="20"/>
-                <w:szCs w:val="20"/>
-                <w:u w:val="none"/>
-                <w:shd w:fill="FFFFFF" w:val="clear"/>
-                <w:vertAlign w:val="baseline"/>
-              </w:rPr>
-              <w:t>Supervisa i efectua processos de reparació de les instal·lacions frigorífiques, aplicant</w:t>
-            </w:r>
-          </w:p>
-          <w:p>
-            <w:pPr>
-              <w:pStyle w:val="Normal"/>
-              <w:widowControl/>
-              <w:pBdr>
-                <w:top w:val="nil"/>
-                <w:left w:val="nil"/>
-                <w:bottom w:val="nil"/>
-                <w:right w:val="nil"/>
-              </w:pBdr>
-              <w:shd w:fill="FFFFFF" w:val="clear"/>
-              <w:spacing w:lineRule="auto" w:line="240" w:before="0" w:after="0"/>
-              <w:ind w:left="0" w:right="0" w:hanging="0"/>
+                <w:rFonts w:ascii="Tahoma" w:hAnsi="Tahoma" w:eastAsia="Tahoma" w:cs="Tahoma"/>
+                <w:sz w:val="20"/>
+                <w:szCs w:val="20"/>
+              </w:rPr>
+            </w:pPr>
+            <w:r>
+              <w:rPr>
+                <w:rFonts w:eastAsia="Tahoma" w:cs="Tahoma" w:ascii="Tahoma" w:hAnsi="Tahoma"/>
+                <w:sz w:val="20"/>
+                <w:szCs w:val="20"/>
+              </w:rPr>
+              <w:t>en tasques de supervisió i manteniment de la planta propulsora, avaluant els riscos</w:t>
+            </w:r>
+          </w:p>
+          <w:p>
+            <w:pPr>
+              <w:pStyle w:val="Normal"/>
+              <w:widowControl w:val="false"/>
+              <w:pBdr/>
+              <w:shd w:val="clear" w:fill="FFFFFF"/>
+              <w:spacing w:lineRule="auto" w:line="276" w:before="0" w:after="0"/>
+              <w:ind w:hanging="0" w:left="0" w:right="0"/>
               <w:jc w:val="left"/>
               <w:rPr>
-                <w:rFonts w:eastAsia="Tahoma" w:cs="Tahoma" w:ascii="Tahoma" w:hAnsi="Tahoma"/>
-                <w:b w:val="false"/>
-                <w:i w:val="false"/>
-                <w:caps w:val="false"/>
-                <w:smallCaps w:val="false"/>
-                <w:strike w:val="false"/>
-                <w:dstrike w:val="false"/>
-                <w:color w:val="000000"/>
-                <w:position w:val="0"/>
-                <w:sz w:val="20"/>
-                <w:sz w:val="20"/>
-                <w:szCs w:val="20"/>
-                <w:u w:val="none"/>
-                <w:shd w:fill="FFFFFF" w:val="clear"/>
-                <w:vertAlign w:val="baseline"/>
-              </w:rPr>
-            </w:pPr>
-            <w:r>
-              <w:rPr>
-                <w:rFonts w:eastAsia="Tahoma" w:cs="Tahoma" w:ascii="Tahoma" w:hAnsi="Tahoma"/>
-                <w:b w:val="false"/>
-                <w:i w:val="false"/>
-                <w:caps w:val="false"/>
-                <w:smallCaps w:val="false"/>
-                <w:strike w:val="false"/>
-                <w:dstrike w:val="false"/>
-                <w:color w:val="000000"/>
-                <w:position w:val="0"/>
-                <w:sz w:val="20"/>
-                <w:sz w:val="20"/>
-                <w:szCs w:val="20"/>
-                <w:u w:val="none"/>
-                <w:shd w:fill="FFFFFF" w:val="clear"/>
-                <w:vertAlign w:val="baseline"/>
-              </w:rPr>
-              <w:t>els procediments normalitzats i valorant la qualitat de les intervencions efectuades.</w:t>
+                <w:rFonts w:ascii="Tahoma" w:hAnsi="Tahoma" w:eastAsia="Tahoma" w:cs="Tahoma"/>
+                <w:sz w:val="20"/>
+                <w:szCs w:val="20"/>
+              </w:rPr>
+            </w:pPr>
+            <w:r>
+              <w:rPr>
+                <w:rFonts w:eastAsia="Tahoma" w:cs="Tahoma" w:ascii="Tahoma" w:hAnsi="Tahoma"/>
+                <w:sz w:val="20"/>
+                <w:szCs w:val="20"/>
+              </w:rPr>
+              <w:t>associats i aplicant les mesures per a prevenir-los conforme a la normativa vigent.</w:t>
             </w:r>
           </w:p>
         </w:tc>
@@ -3553,23 +3533,36 @@
               <w:top w:val="single" w:sz="4" w:space="0" w:color="000001"/>
               <w:left w:val="single" w:sz="4" w:space="0" w:color="000001"/>
               <w:bottom w:val="single" w:sz="4" w:space="0" w:color="000001"/>
-              <w:insideH w:val="single" w:sz="4" w:space="0" w:color="000001"/>
               <w:right w:val="single" w:sz="4" w:space="0" w:color="000001"/>
-              <w:insideV w:val="single" w:sz="4" w:space="0" w:color="000001"/>
-            </w:tcBorders>
-            <w:shd w:fill="FFFFFF" w:val="clear"/>
-            <w:tcMar>
-              <w:left w:w="98" w:type="dxa"/>
-            </w:tcMar>
+            </w:tcBorders>
+            <w:shd w:fill="FFFFFF" w:val="clear"/>
             <w:vAlign w:val="center"/>
           </w:tcPr>
           <w:p>
             <w:pPr>
               <w:pStyle w:val="Normal"/>
-              <w:ind w:left="0" w:right="0" w:hanging="0"/>
+              <w:ind w:hanging="0" w:left="0" w:right="0"/>
+              <w:rPr>
+                <w:rFonts w:ascii="Calibri" w:hAnsi="Calibri" w:eastAsia="Tahoma" w:cs="Tahoma"/>
+                <w:sz w:val="20"/>
+                <w:szCs w:val="20"/>
+              </w:rPr>
+            </w:pPr>
+            <w:r>
               <w:rPr>
                 <w:rFonts w:eastAsia="Tahoma" w:cs="Tahoma" w:ascii="Calibri" w:hAnsi="Calibri"/>
-                <w:color w:val="000000"/>
+                <w:sz w:val="20"/>
+                <w:szCs w:val="20"/>
+              </w:rPr>
+              <w:t>8 POSADA EN MARXA D’INSTALACIONS</w:t>
+            </w:r>
+          </w:p>
+          <w:p>
+            <w:pPr>
+              <w:pStyle w:val="Normal"/>
+              <w:ind w:hanging="0" w:left="0" w:right="0"/>
+              <w:rPr>
+                <w:rFonts w:ascii="Calibri" w:hAnsi="Calibri" w:eastAsia="Tahoma" w:cs="Tahoma"/>
                 <w:sz w:val="20"/>
                 <w:szCs w:val="20"/>
               </w:rPr>
@@ -3577,89 +3570,57 @@
             <w:r>
               <w:rPr>
                 <w:rFonts w:eastAsia="Tahoma" w:cs="Tahoma" w:ascii="Calibri" w:hAnsi="Calibri"/>
-                <w:color w:val="000000"/>
-                <w:sz w:val="20"/>
-                <w:szCs w:val="20"/>
-              </w:rPr>
-              <w:t>6 ORGANITZACIÓ I EXECUCIÓ DEL MUNTATGE DE MÀQUINES I EQUIPS DE REFRIGERACIÓ</w:t>
-            </w:r>
-          </w:p>
-          <w:p>
-            <w:pPr>
-              <w:pStyle w:val="Normal"/>
-              <w:ind w:left="0" w:right="0" w:hanging="0"/>
+                <w:sz w:val="20"/>
+                <w:szCs w:val="20"/>
+              </w:rPr>
+            </w:r>
+          </w:p>
+          <w:p>
+            <w:pPr>
+              <w:pStyle w:val="Normal"/>
+              <w:ind w:hanging="0" w:left="0" w:right="0"/>
+              <w:rPr>
+                <w:rFonts w:ascii="Calibri" w:hAnsi="Calibri" w:eastAsia="Tahoma" w:cs="Tahoma"/>
+                <w:sz w:val="20"/>
+                <w:szCs w:val="20"/>
+              </w:rPr>
+            </w:pPr>
+            <w:r>
               <w:rPr>
                 <w:rFonts w:eastAsia="Tahoma" w:cs="Tahoma" w:ascii="Calibri" w:hAnsi="Calibri"/>
                 <w:sz w:val="20"/>
                 <w:szCs w:val="20"/>
               </w:rPr>
-            </w:pPr>
-            <w:r>
-              <w:rPr>
-                <w:rFonts w:eastAsia="Tahoma" w:cs="Tahoma" w:ascii="Calibri" w:hAnsi="Calibri"/>
-                <w:sz w:val="20"/>
-                <w:szCs w:val="20"/>
-              </w:rPr>
-            </w:r>
-          </w:p>
-          <w:p>
-            <w:pPr>
-              <w:pStyle w:val="Normal"/>
-              <w:ind w:left="0" w:right="0" w:hanging="0"/>
-              <w:rPr>
-                <w:rFonts w:eastAsia="Tahoma" w:cs="Tahoma" w:ascii="Calibri" w:hAnsi="Calibri"/>
-                <w:color w:val="000000"/>
-                <w:sz w:val="20"/>
-                <w:szCs w:val="20"/>
-              </w:rPr>
-            </w:pPr>
-            <w:r>
-              <w:rPr>
-                <w:rFonts w:eastAsia="Tahoma" w:cs="Tahoma" w:ascii="Calibri" w:hAnsi="Calibri"/>
-                <w:color w:val="000000"/>
-                <w:sz w:val="20"/>
-                <w:szCs w:val="20"/>
-              </w:rPr>
               <w:t>11 TÈCNIQUES DE NETEJA, CÀRREGA I RECUPERACIÓ DE REFRIGERANTS I LUBRICANTS</w:t>
             </w:r>
           </w:p>
         </w:tc>
         <w:tc>
           <w:tcPr>
-            <w:tcW w:w="813" w:type="dxa"/>
+            <w:tcW w:w="812" w:type="dxa"/>
             <w:vMerge w:val="continue"/>
             <w:tcBorders>
               <w:top w:val="single" w:sz="4" w:space="0" w:color="000001"/>
               <w:left w:val="single" w:sz="4" w:space="0" w:color="000001"/>
               <w:bottom w:val="single" w:sz="4" w:space="0" w:color="000001"/>
-              <w:insideH w:val="single" w:sz="4" w:space="0" w:color="000001"/>
               <w:right w:val="single" w:sz="4" w:space="0" w:color="000001"/>
-              <w:insideV w:val="single" w:sz="4" w:space="0" w:color="000001"/>
-            </w:tcBorders>
-            <w:shd w:fill="FFFFFF" w:val="clear"/>
-            <w:tcMar>
-              <w:left w:w="98" w:type="dxa"/>
-            </w:tcMar>
+            </w:tcBorders>
+            <w:shd w:fill="FFFFFF" w:val="clear"/>
             <w:vAlign w:val="center"/>
           </w:tcPr>
           <w:p>
             <w:pPr>
               <w:pStyle w:val="Normal"/>
-              <w:keepNext/>
+              <w:keepNext w:val="true"/>
               <w:keepLines w:val="false"/>
               <w:widowControl w:val="false"/>
-              <w:pBdr>
-                <w:top w:val="nil"/>
-                <w:left w:val="nil"/>
-                <w:bottom w:val="nil"/>
-                <w:right w:val="nil"/>
-              </w:pBdr>
-              <w:shd w:fill="FFFFFF" w:val="clear"/>
+              <w:pBdr/>
+              <w:shd w:val="clear" w:fill="FFFFFF"/>
               <w:spacing w:lineRule="auto" w:line="276" w:before="0" w:after="0"/>
-              <w:ind w:left="0" w:right="0" w:hanging="0"/>
+              <w:ind w:hanging="0" w:left="0" w:right="0"/>
               <w:jc w:val="left"/>
               <w:rPr>
-                <w:rFonts w:eastAsia="Tahoma" w:cs="Tahoma" w:ascii="Tahoma" w:hAnsi="Tahoma"/>
+                <w:rFonts w:ascii="Tahoma" w:hAnsi="Tahoma" w:eastAsia="Tahoma" w:cs="Tahoma"/>
                 <w:sz w:val="20"/>
                 <w:szCs w:val="20"/>
               </w:rPr>
@@ -3681,14 +3642,9 @@
               <w:top w:val="single" w:sz="4" w:space="0" w:color="000001"/>
               <w:left w:val="single" w:sz="4" w:space="0" w:color="000001"/>
               <w:bottom w:val="single" w:sz="4" w:space="0" w:color="000001"/>
-              <w:insideH w:val="single" w:sz="4" w:space="0" w:color="000001"/>
               <w:right w:val="single" w:sz="4" w:space="0" w:color="000001"/>
-              <w:insideV w:val="single" w:sz="4" w:space="0" w:color="000001"/>
-            </w:tcBorders>
-            <w:shd w:fill="FFFFFF" w:val="clear"/>
-            <w:tcMar>
-              <w:left w:w="98" w:type="dxa"/>
-            </w:tcMar>
+            </w:tcBorders>
+            <w:shd w:fill="FFFFFF" w:val="clear"/>
             <w:vAlign w:val="center"/>
           </w:tcPr>
           <w:p>
@@ -3696,7 +3652,7 @@
               <w:pStyle w:val="Normal"/>
               <w:jc w:val="center"/>
               <w:rPr>
-                <w:rFonts w:eastAsia="Tahoma" w:cs="Tahoma" w:ascii="Tahoma" w:hAnsi="Tahoma"/>
+                <w:rFonts w:ascii="Tahoma" w:hAnsi="Tahoma" w:eastAsia="Tahoma" w:cs="Tahoma"/>
                 <w:sz w:val="20"/>
                 <w:szCs w:val="20"/>
               </w:rPr>
@@ -3713,57 +3669,54 @@
         </w:tc>
         <w:tc>
           <w:tcPr>
-            <w:tcW w:w="1018" w:type="dxa"/>
+            <w:tcW w:w="1019" w:type="dxa"/>
             <w:gridSpan w:val="2"/>
             <w:tcBorders>
               <w:top w:val="single" w:sz="4" w:space="0" w:color="000001"/>
               <w:left w:val="single" w:sz="4" w:space="0" w:color="000001"/>
               <w:bottom w:val="single" w:sz="4" w:space="0" w:color="000001"/>
-              <w:insideH w:val="single" w:sz="4" w:space="0" w:color="000001"/>
               <w:right w:val="single" w:sz="4" w:space="0" w:color="000001"/>
-              <w:insideV w:val="single" w:sz="4" w:space="0" w:color="000001"/>
-            </w:tcBorders>
-            <w:shd w:fill="FFFFFF" w:val="clear"/>
-            <w:tcMar>
-              <w:left w:w="98" w:type="dxa"/>
-            </w:tcMar>
+            </w:tcBorders>
+            <w:shd w:fill="FFFFFF" w:val="clear"/>
             <w:vAlign w:val="center"/>
           </w:tcPr>
           <w:p>
             <w:pPr>
               <w:pStyle w:val="Normal"/>
-              <w:jc w:val="center"/>
-              <w:rPr>
-                <w:rFonts w:eastAsia="Tahoma" w:cs="Tahoma" w:ascii="Tahoma" w:hAnsi="Tahoma"/>
-                <w:sz w:val="20"/>
-                <w:szCs w:val="20"/>
-              </w:rPr>
-            </w:pPr>
-            <w:r>
-              <w:rPr>
-                <w:rFonts w:eastAsia="Tahoma" w:cs="Tahoma" w:ascii="Tahoma" w:hAnsi="Tahoma"/>
-                <w:sz w:val="20"/>
-                <w:szCs w:val="20"/>
-              </w:rPr>
-            </w:r>
-          </w:p>
-        </w:tc>
-        <w:tc>
-          <w:tcPr>
-            <w:tcW w:w="1568" w:type="dxa"/>
+              <w:keepNext w:val="true"/>
+              <w:keepLines w:val="false"/>
+              <w:widowControl w:val="false"/>
+              <w:pBdr/>
+              <w:shd w:val="clear" w:fill="FFFFFF"/>
+              <w:spacing w:lineRule="auto" w:line="276" w:before="0" w:after="0"/>
+              <w:ind w:hanging="0" w:left="0" w:right="0"/>
+              <w:jc w:val="left"/>
+              <w:rPr>
+                <w:rFonts w:ascii="Tahoma" w:hAnsi="Tahoma" w:eastAsia="Tahoma" w:cs="Tahoma"/>
+                <w:sz w:val="20"/>
+                <w:szCs w:val="20"/>
+              </w:rPr>
+            </w:pPr>
+            <w:r>
+              <w:rPr>
+                <w:rFonts w:eastAsia="Tahoma" w:cs="Tahoma" w:ascii="Tahoma" w:hAnsi="Tahoma"/>
+                <w:sz w:val="20"/>
+                <w:szCs w:val="20"/>
+              </w:rPr>
+            </w:r>
+          </w:p>
+        </w:tc>
+        <w:tc>
+          <w:tcPr>
+            <w:tcW w:w="1567" w:type="dxa"/>
             <w:gridSpan w:val="2"/>
             <w:tcBorders>
               <w:top w:val="single" w:sz="4" w:space="0" w:color="000001"/>
               <w:left w:val="single" w:sz="4" w:space="0" w:color="000001"/>
               <w:bottom w:val="single" w:sz="4" w:space="0" w:color="000001"/>
-              <w:insideH w:val="single" w:sz="4" w:space="0" w:color="000001"/>
               <w:right w:val="single" w:sz="4" w:space="0" w:color="000001"/>
-              <w:insideV w:val="single" w:sz="4" w:space="0" w:color="000001"/>
-            </w:tcBorders>
-            <w:shd w:fill="FFFFFF" w:val="clear"/>
-            <w:tcMar>
-              <w:left w:w="98" w:type="dxa"/>
-            </w:tcMar>
+            </w:tcBorders>
+            <w:shd w:fill="FFFFFF" w:val="clear"/>
             <w:vAlign w:val="center"/>
           </w:tcPr>
           <w:p>
@@ -3771,7 +3724,7 @@
               <w:pStyle w:val="Normal"/>
               <w:jc w:val="center"/>
               <w:rPr>
-                <w:rFonts w:eastAsia="Tahoma" w:cs="Tahoma" w:ascii="Tahoma" w:hAnsi="Tahoma"/>
+                <w:rFonts w:ascii="Tahoma" w:hAnsi="Tahoma" w:eastAsia="Tahoma" w:cs="Tahoma"/>
                 <w:sz w:val="16"/>
                 <w:szCs w:val="16"/>
               </w:rPr>
@@ -3782,7 +3735,42 @@
                 <w:sz w:val="16"/>
                 <w:szCs w:val="16"/>
               </w:rPr>
-              <w:t>02/25</w:t>
+              <w:t>02/2</w:t>
+            </w:r>
+            <w:r>
+              <w:rPr>
+                <w:rFonts w:eastAsia="Tahoma" w:cs="Tahoma" w:ascii="Tahoma" w:hAnsi="Tahoma"/>
+                <w:sz w:val="16"/>
+                <w:szCs w:val="16"/>
+              </w:rPr>
+              <w:t>7</w:t>
+            </w:r>
+          </w:p>
+          <w:p>
+            <w:pPr>
+              <w:pStyle w:val="Normal"/>
+              <w:jc w:val="center"/>
+              <w:rPr>
+                <w:rFonts w:ascii="Tahoma" w:hAnsi="Tahoma" w:eastAsia="Tahoma" w:cs="Tahoma"/>
+                <w:sz w:val="16"/>
+                <w:szCs w:val="16"/>
+              </w:rPr>
+            </w:pPr>
+            <w:r>
+              <w:rPr>
+                <w:rFonts w:eastAsia="Tahoma" w:cs="Tahoma" w:ascii="Tahoma" w:hAnsi="Tahoma"/>
+                <w:sz w:val="16"/>
+                <w:szCs w:val="16"/>
+              </w:rPr>
+              <w:t>03/2</w:t>
+            </w:r>
+            <w:r>
+              <w:rPr>
+                <w:rFonts w:eastAsia="Tahoma" w:cs="Tahoma" w:ascii="Tahoma" w:hAnsi="Tahoma"/>
+                <w:sz w:val="16"/>
+                <w:szCs w:val="16"/>
+              </w:rPr>
+              <w:t>7</w:t>
             </w:r>
           </w:p>
         </w:tc>
@@ -3790,254 +3778,114 @@
       <w:tr>
         <w:trPr>
           <w:trHeight w:val="454" w:hRule="atLeast"/>
-          <w:cantSplit w:val="false"/>
         </w:trPr>
         <w:tc>
           <w:tcPr>
-            <w:tcW w:w="3112" w:type="dxa"/>
+            <w:tcW w:w="6964" w:type="dxa"/>
+            <w:gridSpan w:val="4"/>
             <w:tcBorders>
               <w:top w:val="single" w:sz="4" w:space="0" w:color="000001"/>
               <w:left w:val="single" w:sz="4" w:space="0" w:color="000001"/>
               <w:bottom w:val="single" w:sz="4" w:space="0" w:color="000001"/>
-              <w:insideH w:val="single" w:sz="4" w:space="0" w:color="000001"/>
               <w:right w:val="single" w:sz="4" w:space="0" w:color="000001"/>
-              <w:insideV w:val="single" w:sz="4" w:space="0" w:color="000001"/>
-            </w:tcBorders>
-            <w:shd w:fill="FFFFFF" w:val="clear"/>
-            <w:tcMar>
-              <w:left w:w="98" w:type="dxa"/>
-            </w:tcMar>
+            </w:tcBorders>
+            <w:shd w:fill="FFFFFF" w:val="clear"/>
             <w:vAlign w:val="center"/>
           </w:tcPr>
           <w:p>
             <w:pPr>
               <w:pStyle w:val="Normal"/>
-              <w:keepNext/>
-              <w:keepLines w:val="false"/>
-              <w:widowControl w:val="false"/>
-              <w:pBdr>
-                <w:top w:val="nil"/>
-                <w:left w:val="nil"/>
-                <w:bottom w:val="nil"/>
-                <w:right w:val="nil"/>
-              </w:pBdr>
-              <w:shd w:fill="FFFFFF" w:val="clear"/>
-              <w:spacing w:lineRule="auto" w:line="276" w:before="0" w:after="0"/>
-              <w:ind w:left="0" w:right="0" w:hanging="0"/>
-              <w:jc w:val="left"/>
-              <w:rPr>
-                <w:rFonts w:eastAsia="Tahoma" w:cs="Tahoma" w:ascii="Tahoma" w:hAnsi="Tahoma"/>
-                <w:sz w:val="20"/>
-                <w:szCs w:val="20"/>
-              </w:rPr>
-            </w:pPr>
-            <w:r>
-              <w:rPr>
-                <w:rFonts w:eastAsia="Tahoma" w:cs="Tahoma" w:ascii="Tahoma" w:hAnsi="Tahoma"/>
-                <w:sz w:val="20"/>
-                <w:szCs w:val="20"/>
-              </w:rPr>
-              <w:t>Avalua i compleix les normes de prevenció de riscos laborals i mediambientals</w:t>
-            </w:r>
-          </w:p>
-          <w:p>
-            <w:pPr>
-              <w:pStyle w:val="Normal"/>
-              <w:widowControl w:val="false"/>
-              <w:pBdr>
-                <w:top w:val="nil"/>
-                <w:left w:val="nil"/>
-                <w:bottom w:val="nil"/>
-                <w:right w:val="nil"/>
-              </w:pBdr>
-              <w:shd w:fill="FFFFFF" w:val="clear"/>
-              <w:spacing w:lineRule="auto" w:line="276" w:before="0" w:after="0"/>
-              <w:ind w:left="0" w:right="0" w:hanging="0"/>
-              <w:jc w:val="left"/>
-              <w:rPr>
-                <w:rFonts w:eastAsia="Tahoma" w:cs="Tahoma" w:ascii="Tahoma" w:hAnsi="Tahoma"/>
-                <w:sz w:val="20"/>
-                <w:szCs w:val="20"/>
-              </w:rPr>
-            </w:pPr>
-            <w:r>
-              <w:rPr>
-                <w:rFonts w:eastAsia="Tahoma" w:cs="Tahoma" w:ascii="Tahoma" w:hAnsi="Tahoma"/>
-                <w:sz w:val="20"/>
-                <w:szCs w:val="20"/>
-              </w:rPr>
-              <w:t>en tasques de supervisió i manteniment de la planta propulsora, avaluant els riscos</w:t>
-            </w:r>
-          </w:p>
-          <w:p>
-            <w:pPr>
-              <w:pStyle w:val="Normal"/>
-              <w:widowControl w:val="false"/>
-              <w:pBdr>
-                <w:top w:val="nil"/>
-                <w:left w:val="nil"/>
-                <w:bottom w:val="nil"/>
-                <w:right w:val="nil"/>
-              </w:pBdr>
-              <w:shd w:fill="FFFFFF" w:val="clear"/>
-              <w:spacing w:lineRule="auto" w:line="276" w:before="0" w:after="0"/>
-              <w:ind w:left="0" w:right="0" w:hanging="0"/>
-              <w:jc w:val="left"/>
-              <w:rPr>
-                <w:rFonts w:eastAsia="Tahoma" w:cs="Tahoma" w:ascii="Tahoma" w:hAnsi="Tahoma"/>
-                <w:sz w:val="20"/>
-                <w:szCs w:val="20"/>
-              </w:rPr>
-            </w:pPr>
-            <w:r>
-              <w:rPr>
-                <w:rFonts w:eastAsia="Tahoma" w:cs="Tahoma" w:ascii="Tahoma" w:hAnsi="Tahoma"/>
-                <w:sz w:val="20"/>
-                <w:szCs w:val="20"/>
-              </w:rPr>
-              <w:t>associats i aplicant les mesures per a prevenir-los conforme a la normativa vigent.</w:t>
-            </w:r>
-          </w:p>
-        </w:tc>
-        <w:tc>
-          <w:tcPr>
-            <w:tcW w:w="3037" w:type="dxa"/>
+              <w:jc w:val="right"/>
+              <w:rPr>
+                <w:rFonts w:ascii="Tahoma" w:hAnsi="Tahoma" w:eastAsia="Tahoma" w:cs="Tahoma"/>
+                <w:sz w:val="20"/>
+                <w:szCs w:val="20"/>
+              </w:rPr>
+            </w:pPr>
+            <w:r>
+              <w:rPr>
+                <w:rFonts w:eastAsia="Tahoma" w:cs="Tahoma" w:ascii="Tahoma" w:hAnsi="Tahoma"/>
+                <w:sz w:val="20"/>
+                <w:szCs w:val="20"/>
+              </w:rPr>
+              <w:t>TOTAL HORES</w:t>
+            </w:r>
+          </w:p>
+        </w:tc>
+        <w:tc>
+          <w:tcPr>
+            <w:tcW w:w="1017" w:type="dxa"/>
+            <w:gridSpan w:val="2"/>
             <w:tcBorders>
               <w:top w:val="single" w:sz="4" w:space="0" w:color="000001"/>
               <w:left w:val="single" w:sz="4" w:space="0" w:color="000001"/>
               <w:bottom w:val="single" w:sz="4" w:space="0" w:color="000001"/>
-              <w:insideH w:val="single" w:sz="4" w:space="0" w:color="000001"/>
               <w:right w:val="single" w:sz="4" w:space="0" w:color="000001"/>
-              <w:insideV w:val="single" w:sz="4" w:space="0" w:color="000001"/>
-            </w:tcBorders>
-            <w:shd w:fill="FFFFFF" w:val="clear"/>
-            <w:tcMar>
-              <w:left w:w="98" w:type="dxa"/>
-            </w:tcMar>
+            </w:tcBorders>
+            <w:shd w:fill="FFFFFF" w:val="clear"/>
             <w:vAlign w:val="center"/>
           </w:tcPr>
           <w:p>
             <w:pPr>
               <w:pStyle w:val="Normal"/>
-              <w:ind w:left="0" w:right="0" w:hanging="0"/>
-              <w:rPr>
-                <w:rFonts w:eastAsia="Tahoma" w:cs="Tahoma" w:ascii="Calibri" w:hAnsi="Calibri"/>
-                <w:sz w:val="20"/>
-                <w:szCs w:val="20"/>
-              </w:rPr>
-            </w:pPr>
-            <w:r>
-              <w:rPr>
-                <w:rFonts w:eastAsia="Tahoma" w:cs="Tahoma" w:ascii="Calibri" w:hAnsi="Calibri"/>
-                <w:sz w:val="20"/>
-                <w:szCs w:val="20"/>
-              </w:rPr>
-              <w:t>8 POSADA EN MARXA D’INSTALACIONS</w:t>
-            </w:r>
-          </w:p>
-          <w:p>
-            <w:pPr>
-              <w:pStyle w:val="Normal"/>
-              <w:ind w:left="0" w:right="0" w:hanging="0"/>
-              <w:rPr>
-                <w:rFonts w:eastAsia="Tahoma" w:cs="Tahoma" w:ascii="Calibri" w:hAnsi="Calibri"/>
-                <w:sz w:val="20"/>
-                <w:szCs w:val="20"/>
-              </w:rPr>
-            </w:pPr>
-            <w:r>
-              <w:rPr>
-                <w:rFonts w:eastAsia="Tahoma" w:cs="Tahoma" w:ascii="Calibri" w:hAnsi="Calibri"/>
-                <w:sz w:val="20"/>
-                <w:szCs w:val="20"/>
-              </w:rPr>
-            </w:r>
-          </w:p>
-          <w:p>
-            <w:pPr>
-              <w:pStyle w:val="Normal"/>
-              <w:ind w:left="0" w:right="0" w:hanging="0"/>
-              <w:rPr>
-                <w:rFonts w:eastAsia="Tahoma" w:cs="Tahoma" w:ascii="Calibri" w:hAnsi="Calibri"/>
-                <w:sz w:val="20"/>
-                <w:szCs w:val="20"/>
-              </w:rPr>
-            </w:pPr>
-            <w:r>
-              <w:rPr>
-                <w:rFonts w:eastAsia="Tahoma" w:cs="Tahoma" w:ascii="Calibri" w:hAnsi="Calibri"/>
-                <w:sz w:val="20"/>
-                <w:szCs w:val="20"/>
-              </w:rPr>
-              <w:t>11 TÈCNIQUES DE NETEJA, CÀRREGA I RECUPERACIÓ DE REFRIGERANTS I LUBRICANTS</w:t>
-            </w:r>
-          </w:p>
-        </w:tc>
-        <w:tc>
-          <w:tcPr>
-            <w:tcW w:w="813" w:type="dxa"/>
-            <w:vMerge w:val="continue"/>
+              <w:jc w:val="center"/>
+              <w:rPr>
+                <w:rFonts w:ascii="Tahoma" w:hAnsi="Tahoma" w:eastAsia="Tahoma" w:cs="Tahoma"/>
+                <w:sz w:val="20"/>
+                <w:szCs w:val="20"/>
+              </w:rPr>
+            </w:pPr>
+            <w:r>
+              <w:rPr>
+                <w:rFonts w:eastAsia="Tahoma" w:cs="Tahoma" w:ascii="Tahoma" w:hAnsi="Tahoma"/>
+                <w:sz w:val="20"/>
+                <w:szCs w:val="20"/>
+              </w:rPr>
+              <w:t>150</w:t>
+            </w:r>
+          </w:p>
+        </w:tc>
+        <w:tc>
+          <w:tcPr>
+            <w:tcW w:w="1018" w:type="dxa"/>
+            <w:gridSpan w:val="2"/>
             <w:tcBorders>
               <w:top w:val="single" w:sz="4" w:space="0" w:color="000001"/>
               <w:left w:val="single" w:sz="4" w:space="0" w:color="000001"/>
               <w:bottom w:val="single" w:sz="4" w:space="0" w:color="000001"/>
-              <w:insideH w:val="single" w:sz="4" w:space="0" w:color="000001"/>
               <w:right w:val="single" w:sz="4" w:space="0" w:color="000001"/>
-              <w:insideV w:val="single" w:sz="4" w:space="0" w:color="000001"/>
-            </w:tcBorders>
-            <w:shd w:fill="FFFFFF" w:val="clear"/>
-            <w:tcMar>
-              <w:left w:w="98" w:type="dxa"/>
-            </w:tcMar>
+            </w:tcBorders>
+            <w:shd w:fill="FFFFFF" w:val="clear"/>
             <w:vAlign w:val="center"/>
           </w:tcPr>
           <w:p>
             <w:pPr>
               <w:pStyle w:val="Normal"/>
-              <w:keepNext/>
-              <w:keepLines w:val="false"/>
-              <w:widowControl w:val="false"/>
-              <w:pBdr>
-                <w:top w:val="nil"/>
-                <w:left w:val="nil"/>
-                <w:bottom w:val="nil"/>
-                <w:right w:val="nil"/>
-              </w:pBdr>
-              <w:shd w:fill="FFFFFF" w:val="clear"/>
-              <w:spacing w:lineRule="auto" w:line="276" w:before="0" w:after="0"/>
-              <w:ind w:left="0" w:right="0" w:hanging="0"/>
-              <w:jc w:val="left"/>
-              <w:rPr>
-                <w:rFonts w:eastAsia="Tahoma" w:cs="Tahoma" w:ascii="Tahoma" w:hAnsi="Tahoma"/>
-                <w:sz w:val="20"/>
-                <w:szCs w:val="20"/>
-              </w:rPr>
-            </w:pPr>
-            <w:r>
-              <w:rPr>
-                <w:rFonts w:eastAsia="Tahoma" w:cs="Tahoma" w:ascii="Tahoma" w:hAnsi="Tahoma"/>
-                <w:sz w:val="20"/>
-                <w:szCs w:val="20"/>
-              </w:rPr>
-            </w:r>
-          </w:p>
-        </w:tc>
-        <w:tc>
-          <w:tcPr>
-            <w:tcW w:w="1016" w:type="dxa"/>
-            <w:gridSpan w:val="2"/>
-            <w:tcBorders>
-              <w:top w:val="single" w:sz="4" w:space="0" w:color="000001"/>
+              <w:jc w:val="center"/>
+              <w:rPr>
+                <w:rFonts w:ascii="Tahoma" w:hAnsi="Tahoma" w:eastAsia="Tahoma" w:cs="Tahoma"/>
+                <w:sz w:val="20"/>
+                <w:szCs w:val="20"/>
+              </w:rPr>
+            </w:pPr>
+            <w:r>
+              <w:rPr>
+                <w:rFonts w:eastAsia="Tahoma" w:cs="Tahoma" w:ascii="Tahoma" w:hAnsi="Tahoma"/>
+                <w:sz w:val="20"/>
+                <w:szCs w:val="20"/>
+              </w:rPr>
+            </w:r>
+          </w:p>
+        </w:tc>
+        <w:tc>
+          <w:tcPr>
+            <w:tcW w:w="1564" w:type="dxa"/>
+            <w:tcBorders>
               <w:left w:val="single" w:sz="4" w:space="0" w:color="000001"/>
               <w:bottom w:val="single" w:sz="4" w:space="0" w:color="000001"/>
-              <w:insideH w:val="single" w:sz="4" w:space="0" w:color="000001"/>
               <w:right w:val="single" w:sz="4" w:space="0" w:color="000001"/>
-              <w:insideV w:val="single" w:sz="4" w:space="0" w:color="000001"/>
-            </w:tcBorders>
-            <w:shd w:fill="FFFFFF" w:val="clear"/>
-            <w:tcMar>
-              <w:left w:w="98" w:type="dxa"/>
-            </w:tcMar>
+            </w:tcBorders>
+            <w:shd w:fill="FFFFFF" w:val="clear"/>
             <w:vAlign w:val="center"/>
           </w:tcPr>
           <w:p>
@@ -4045,269 +3893,7 @@
               <w:pStyle w:val="Normal"/>
               <w:jc w:val="center"/>
               <w:rPr>
-                <w:rFonts w:eastAsia="Tahoma" w:cs="Tahoma" w:ascii="Tahoma" w:hAnsi="Tahoma"/>
-                <w:sz w:val="20"/>
-                <w:szCs w:val="20"/>
-              </w:rPr>
-            </w:pPr>
-            <w:r>
-              <w:rPr>
-                <w:rFonts w:eastAsia="Tahoma" w:cs="Tahoma" w:ascii="Tahoma" w:hAnsi="Tahoma"/>
-                <w:sz w:val="20"/>
-                <w:szCs w:val="20"/>
-              </w:rPr>
-              <w:t>15</w:t>
-            </w:r>
-          </w:p>
-        </w:tc>
-        <w:tc>
-          <w:tcPr>
-            <w:tcW w:w="1018" w:type="dxa"/>
-            <w:gridSpan w:val="2"/>
-            <w:tcBorders>
-              <w:top w:val="single" w:sz="4" w:space="0" w:color="000001"/>
-              <w:left w:val="single" w:sz="4" w:space="0" w:color="000001"/>
-              <w:bottom w:val="single" w:sz="4" w:space="0" w:color="000001"/>
-              <w:insideH w:val="single" w:sz="4" w:space="0" w:color="000001"/>
-              <w:right w:val="single" w:sz="4" w:space="0" w:color="000001"/>
-              <w:insideV w:val="single" w:sz="4" w:space="0" w:color="000001"/>
-            </w:tcBorders>
-            <w:shd w:fill="FFFFFF" w:val="clear"/>
-            <w:tcMar>
-              <w:left w:w="98" w:type="dxa"/>
-            </w:tcMar>
-            <w:vAlign w:val="center"/>
-          </w:tcPr>
-          <w:p>
-            <w:pPr>
-              <w:pStyle w:val="Normal"/>
-              <w:keepNext/>
-              <w:keepLines w:val="false"/>
-              <w:widowControl w:val="false"/>
-              <w:pBdr>
-                <w:top w:val="nil"/>
-                <w:left w:val="nil"/>
-                <w:bottom w:val="nil"/>
-                <w:right w:val="nil"/>
-              </w:pBdr>
-              <w:shd w:fill="FFFFFF" w:val="clear"/>
-              <w:spacing w:lineRule="auto" w:line="276" w:before="0" w:after="0"/>
-              <w:ind w:left="0" w:right="0" w:hanging="0"/>
-              <w:jc w:val="left"/>
-              <w:rPr>
-                <w:rFonts w:eastAsia="Tahoma" w:cs="Tahoma" w:ascii="Tahoma" w:hAnsi="Tahoma"/>
-                <w:sz w:val="20"/>
-                <w:szCs w:val="20"/>
-              </w:rPr>
-            </w:pPr>
-            <w:r>
-              <w:rPr>
-                <w:rFonts w:eastAsia="Tahoma" w:cs="Tahoma" w:ascii="Tahoma" w:hAnsi="Tahoma"/>
-                <w:sz w:val="20"/>
-                <w:szCs w:val="20"/>
-              </w:rPr>
-            </w:r>
-          </w:p>
-        </w:tc>
-        <w:tc>
-          <w:tcPr>
-            <w:tcW w:w="1568" w:type="dxa"/>
-            <w:gridSpan w:val="2"/>
-            <w:tcBorders>
-              <w:top w:val="single" w:sz="4" w:space="0" w:color="000001"/>
-              <w:left w:val="single" w:sz="4" w:space="0" w:color="000001"/>
-              <w:bottom w:val="single" w:sz="4" w:space="0" w:color="000001"/>
-              <w:insideH w:val="single" w:sz="4" w:space="0" w:color="000001"/>
-              <w:right w:val="single" w:sz="4" w:space="0" w:color="000001"/>
-              <w:insideV w:val="single" w:sz="4" w:space="0" w:color="000001"/>
-            </w:tcBorders>
-            <w:shd w:fill="FFFFFF" w:val="clear"/>
-            <w:tcMar>
-              <w:left w:w="98" w:type="dxa"/>
-            </w:tcMar>
-            <w:vAlign w:val="center"/>
-          </w:tcPr>
-          <w:p>
-            <w:pPr>
-              <w:pStyle w:val="Normal"/>
-              <w:jc w:val="center"/>
-              <w:rPr>
-                <w:rFonts w:eastAsia="Tahoma" w:cs="Tahoma" w:ascii="Tahoma" w:hAnsi="Tahoma"/>
-                <w:sz w:val="16"/>
-                <w:szCs w:val="16"/>
-              </w:rPr>
-            </w:pPr>
-            <w:r>
-              <w:rPr>
-                <w:rFonts w:eastAsia="Tahoma" w:cs="Tahoma" w:ascii="Tahoma" w:hAnsi="Tahoma"/>
-                <w:sz w:val="16"/>
-                <w:szCs w:val="16"/>
-              </w:rPr>
-              <w:t>02/25</w:t>
-            </w:r>
-          </w:p>
-          <w:p>
-            <w:pPr>
-              <w:pStyle w:val="Normal"/>
-              <w:jc w:val="center"/>
-              <w:rPr>
-                <w:rFonts w:eastAsia="Tahoma" w:cs="Tahoma" w:ascii="Tahoma" w:hAnsi="Tahoma"/>
-                <w:sz w:val="16"/>
-                <w:szCs w:val="16"/>
-              </w:rPr>
-            </w:pPr>
-            <w:r>
-              <w:rPr>
-                <w:rFonts w:eastAsia="Tahoma" w:cs="Tahoma" w:ascii="Tahoma" w:hAnsi="Tahoma"/>
-                <w:sz w:val="16"/>
-                <w:szCs w:val="16"/>
-              </w:rPr>
-              <w:t>03/25</w:t>
-            </w:r>
-          </w:p>
-        </w:tc>
-      </w:tr>
-      <w:tr>
-        <w:trPr>
-          <w:trHeight w:val="454" w:hRule="atLeast"/>
-          <w:cantSplit w:val="false"/>
-        </w:trPr>
-        <w:tc>
-          <w:tcPr>
-            <w:tcW w:w="6965" w:type="dxa"/>
-            <w:gridSpan w:val="4"/>
-            <w:tcBorders>
-              <w:top w:val="single" w:sz="4" w:space="0" w:color="000001"/>
-              <w:left w:val="single" w:sz="4" w:space="0" w:color="000001"/>
-              <w:bottom w:val="single" w:sz="4" w:space="0" w:color="000001"/>
-              <w:insideH w:val="single" w:sz="4" w:space="0" w:color="000001"/>
-              <w:right w:val="single" w:sz="4" w:space="0" w:color="000001"/>
-              <w:insideV w:val="single" w:sz="4" w:space="0" w:color="000001"/>
-            </w:tcBorders>
-            <w:shd w:fill="FFFFFF" w:val="clear"/>
-            <w:tcMar>
-              <w:left w:w="98" w:type="dxa"/>
-            </w:tcMar>
-            <w:vAlign w:val="center"/>
-          </w:tcPr>
-          <w:p>
-            <w:pPr>
-              <w:pStyle w:val="Normal"/>
-              <w:jc w:val="right"/>
-              <w:rPr>
-                <w:rFonts w:eastAsia="Tahoma" w:cs="Tahoma" w:ascii="Tahoma" w:hAnsi="Tahoma"/>
-                <w:sz w:val="20"/>
-                <w:szCs w:val="20"/>
-              </w:rPr>
-            </w:pPr>
-            <w:r>
-              <w:rPr>
-                <w:rFonts w:eastAsia="Tahoma" w:cs="Tahoma" w:ascii="Tahoma" w:hAnsi="Tahoma"/>
-                <w:sz w:val="20"/>
-                <w:szCs w:val="20"/>
-              </w:rPr>
-              <w:t>TOTAL HORES</w:t>
-            </w:r>
-          </w:p>
-        </w:tc>
-        <w:tc>
-          <w:tcPr>
-            <w:tcW w:w="1016" w:type="dxa"/>
-            <w:gridSpan w:val="2"/>
-            <w:tcBorders>
-              <w:top w:val="single" w:sz="4" w:space="0" w:color="000001"/>
-              <w:left w:val="single" w:sz="4" w:space="0" w:color="000001"/>
-              <w:bottom w:val="single" w:sz="4" w:space="0" w:color="000001"/>
-              <w:insideH w:val="single" w:sz="4" w:space="0" w:color="000001"/>
-              <w:right w:val="single" w:sz="4" w:space="0" w:color="000001"/>
-              <w:insideV w:val="single" w:sz="4" w:space="0" w:color="000001"/>
-            </w:tcBorders>
-            <w:shd w:fill="FFFFFF" w:val="clear"/>
-            <w:tcMar>
-              <w:left w:w="98" w:type="dxa"/>
-            </w:tcMar>
-            <w:vAlign w:val="center"/>
-          </w:tcPr>
-          <w:p>
-            <w:pPr>
-              <w:pStyle w:val="Normal"/>
-              <w:jc w:val="center"/>
-              <w:rPr>
-                <w:rFonts w:eastAsia="Tahoma" w:cs="Tahoma" w:ascii="Tahoma" w:hAnsi="Tahoma"/>
-                <w:sz w:val="20"/>
-                <w:szCs w:val="20"/>
-              </w:rPr>
-            </w:pPr>
-            <w:r>
-              <w:rPr>
-                <w:rFonts w:eastAsia="Tahoma" w:cs="Tahoma" w:ascii="Tahoma" w:hAnsi="Tahoma"/>
-                <w:sz w:val="20"/>
-                <w:szCs w:val="20"/>
-              </w:rPr>
-              <w:t>150</w:t>
-            </w:r>
-          </w:p>
-        </w:tc>
-        <w:tc>
-          <w:tcPr>
-            <w:tcW w:w="1018" w:type="dxa"/>
-            <w:gridSpan w:val="2"/>
-            <w:tcBorders>
-              <w:top w:val="single" w:sz="4" w:space="0" w:color="000001"/>
-              <w:left w:val="single" w:sz="4" w:space="0" w:color="000001"/>
-              <w:bottom w:val="single" w:sz="4" w:space="0" w:color="000001"/>
-              <w:insideH w:val="single" w:sz="4" w:space="0" w:color="000001"/>
-              <w:right w:val="single" w:sz="4" w:space="0" w:color="000001"/>
-              <w:insideV w:val="single" w:sz="4" w:space="0" w:color="000001"/>
-            </w:tcBorders>
-            <w:shd w:fill="FFFFFF" w:val="clear"/>
-            <w:tcMar>
-              <w:left w:w="98" w:type="dxa"/>
-            </w:tcMar>
-            <w:vAlign w:val="center"/>
-          </w:tcPr>
-          <w:p>
-            <w:pPr>
-              <w:pStyle w:val="Normal"/>
-              <w:jc w:val="center"/>
-              <w:rPr>
-                <w:rFonts w:eastAsia="Tahoma" w:cs="Tahoma" w:ascii="Tahoma" w:hAnsi="Tahoma"/>
-                <w:sz w:val="20"/>
-                <w:szCs w:val="20"/>
-              </w:rPr>
-            </w:pPr>
-            <w:r>
-              <w:rPr>
-                <w:rFonts w:eastAsia="Tahoma" w:cs="Tahoma" w:ascii="Tahoma" w:hAnsi="Tahoma"/>
-                <w:sz w:val="20"/>
-                <w:szCs w:val="20"/>
-              </w:rPr>
-            </w:r>
-          </w:p>
-        </w:tc>
-        <w:tc>
-          <w:tcPr>
-            <w:tcW w:w="1565" w:type="dxa"/>
-            <w:tcBorders>
-              <w:top w:val="nil"/>
-              <w:left w:val="single" w:sz="4" w:space="0" w:color="000001"/>
-              <w:bottom w:val="single" w:sz="4" w:space="0" w:color="000001"/>
-              <w:insideH w:val="single" w:sz="4" w:space="0" w:color="000001"/>
-              <w:right w:val="single" w:sz="4" w:space="0" w:color="000001"/>
-              <w:insideV w:val="single" w:sz="4" w:space="0" w:color="000001"/>
-            </w:tcBorders>
-            <w:shd w:fill="FFFFFF" w:val="clear"/>
-            <w:tcMar>
-              <w:left w:w="98" w:type="dxa"/>
-            </w:tcMar>
-            <w:vAlign w:val="center"/>
-          </w:tcPr>
-          <w:p>
-            <w:pPr>
-              <w:pStyle w:val="Normal"/>
-              <w:jc w:val="center"/>
-              <w:rPr>
-                <w:rFonts w:eastAsia="Tahoma" w:cs="Tahoma" w:ascii="Tahoma" w:hAnsi="Tahoma"/>
+                <w:rFonts w:ascii="Tahoma" w:hAnsi="Tahoma" w:eastAsia="Tahoma" w:cs="Tahoma"/>
                 <w:sz w:val="20"/>
                 <w:szCs w:val="20"/>
               </w:rPr>
@@ -4329,40 +3915,22 @@
         <w:pStyle w:val="Normal"/>
         <w:jc w:val="both"/>
         <w:rPr>
+          <w:rFonts w:ascii="Tahoma" w:hAnsi="Tahoma" w:eastAsia="Tahoma" w:cs="Tahoma"/>
+          <w:b/>
+          <w:sz w:val="20"/>
+          <w:szCs w:val="20"/>
+        </w:rPr>
+      </w:pPr>
+      <w:r>
+        <w:rPr>
           <w:rFonts w:eastAsia="Tahoma" w:cs="Tahoma" w:ascii="Tahoma" w:hAnsi="Tahoma"/>
           <w:b/>
           <w:sz w:val="20"/>
           <w:szCs w:val="20"/>
         </w:rPr>
-      </w:pPr>
+      </w:r>
       <w:r>
-        <w:rPr>
-          <w:rFonts w:eastAsia="Tahoma" w:cs="Tahoma" w:ascii="Tahoma" w:hAnsi="Tahoma"/>
-          <w:b/>
-          <w:sz w:val="20"/>
-          <w:szCs w:val="20"/>
-        </w:rPr>
-      </w:r>
-    </w:p>
-    <w:p>
-      <w:pPr>
-        <w:pStyle w:val="Normal"/>
-        <w:pageBreakBefore/>
-        <w:jc w:val="both"/>
-        <w:rPr>
-          <w:rFonts w:eastAsia="Tahoma" w:cs="Tahoma" w:ascii="Tahoma" w:hAnsi="Tahoma"/>
-          <w:b/>
-          <w:sz w:val="20"/>
-          <w:szCs w:val="20"/>
-        </w:rPr>
-      </w:pPr>
-      <w:r>
-        <w:rPr>
-          <w:rFonts w:eastAsia="Tahoma" w:cs="Tahoma" w:ascii="Tahoma" w:hAnsi="Tahoma"/>
-          <w:b/>
-          <w:sz w:val="20"/>
-          <w:szCs w:val="20"/>
-        </w:rPr>
+        <w:br w:type="page"/>
       </w:r>
     </w:p>
     <w:p>
@@ -4370,7 +3938,27 @@
         <w:pStyle w:val="Normal"/>
         <w:jc w:val="both"/>
         <w:rPr>
+          <w:rFonts w:ascii="Tahoma" w:hAnsi="Tahoma" w:eastAsia="Tahoma" w:cs="Tahoma"/>
+          <w:b/>
+          <w:sz w:val="20"/>
+          <w:szCs w:val="20"/>
+        </w:rPr>
+      </w:pPr>
+      <w:r>
+        <w:rPr>
           <w:rFonts w:eastAsia="Tahoma" w:cs="Tahoma" w:ascii="Tahoma" w:hAnsi="Tahoma"/>
+          <w:b/>
+          <w:sz w:val="20"/>
+          <w:szCs w:val="20"/>
+        </w:rPr>
+      </w:r>
+    </w:p>
+    <w:p>
+      <w:pPr>
+        <w:pStyle w:val="Normal"/>
+        <w:jc w:val="both"/>
+        <w:rPr>
+          <w:rFonts w:ascii="Tahoma" w:hAnsi="Tahoma" w:eastAsia="Tahoma" w:cs="Tahoma"/>
           <w:b/>
           <w:sz w:val="20"/>
           <w:szCs w:val="20"/>
@@ -4392,10 +3980,10 @@
           <w:ilvl w:val="0"/>
           <w:numId w:val="1"/>
         </w:numPr>
-        <w:ind w:left="360" w:right="0" w:hanging="360"/>
+        <w:ind w:hanging="360" w:left="360" w:right="0"/>
         <w:jc w:val="both"/>
         <w:rPr>
-          <w:rFonts w:eastAsia="Tahoma" w:cs="Tahoma" w:ascii="Tahoma" w:hAnsi="Tahoma"/>
+          <w:rFonts w:ascii="Tahoma" w:hAnsi="Tahoma" w:eastAsia="Tahoma" w:cs="Tahoma"/>
           <w:b/>
           <w:sz w:val="20"/>
           <w:szCs w:val="20"/>
@@ -4413,16 +4001,10 @@
     </w:p>
     <w:tbl>
       <w:tblPr>
+        <w:tblW w:w="10466" w:type="dxa"/>
         <w:jc w:val="left"/>
-        <w:tblInd w:w="50" w:type="dxa"/>
-        <w:tblBorders>
-          <w:top w:val="single" w:sz="2" w:space="0" w:color="000001"/>
-          <w:left w:val="single" w:sz="2" w:space="0" w:color="000001"/>
-          <w:bottom w:val="single" w:sz="2" w:space="0" w:color="000001"/>
-          <w:insideH w:val="single" w:sz="2" w:space="0" w:color="000001"/>
-          <w:right w:val="nil"/>
-          <w:insideV w:val="nil"/>
-        </w:tblBorders>
+        <w:tblInd w:w="100" w:type="dxa"/>
+        <w:tblLayout w:type="fixed"/>
         <w:tblCellMar>
           <w:top w:w="55" w:type="dxa"/>
           <w:left w:w="48" w:type="dxa"/>
@@ -4436,9 +4018,7 @@
         <w:gridCol w:w="889"/>
       </w:tblGrid>
       <w:tr>
-        <w:trPr>
-          <w:cantSplit w:val="false"/>
-        </w:trPr>
+        <w:trPr/>
         <w:tc>
           <w:tcPr>
             <w:tcW w:w="1358" w:type="dxa"/>
@@ -4446,21 +4026,15 @@
               <w:top w:val="single" w:sz="2" w:space="0" w:color="000001"/>
               <w:left w:val="single" w:sz="2" w:space="0" w:color="000001"/>
               <w:bottom w:val="single" w:sz="2" w:space="0" w:color="000001"/>
-              <w:insideH w:val="single" w:sz="2" w:space="0" w:color="000001"/>
-              <w:right w:val="nil"/>
-              <w:insideV w:val="nil"/>
-            </w:tcBorders>
-            <w:shd w:fill="FFFFFF" w:val="clear"/>
-            <w:tcMar>
-              <w:left w:w="48" w:type="dxa"/>
-            </w:tcMar>
+            </w:tcBorders>
+            <w:shd w:fill="FFFFFF" w:val="clear"/>
           </w:tcPr>
           <w:p>
             <w:pPr>
               <w:pStyle w:val="Normal"/>
               <w:jc w:val="center"/>
               <w:rPr>
-                <w:rFonts w:eastAsia="Tahoma" w:cs="Tahoma" w:ascii="Tahoma" w:hAnsi="Tahoma"/>
+                <w:rFonts w:ascii="Tahoma" w:hAnsi="Tahoma" w:eastAsia="Tahoma" w:cs="Tahoma"/>
                 <w:b/>
                 <w:sz w:val="20"/>
                 <w:szCs w:val="20"/>
@@ -4484,21 +4058,15 @@
               <w:top w:val="single" w:sz="2" w:space="0" w:color="000001"/>
               <w:left w:val="single" w:sz="2" w:space="0" w:color="000001"/>
               <w:bottom w:val="single" w:sz="2" w:space="0" w:color="000001"/>
-              <w:insideH w:val="single" w:sz="2" w:space="0" w:color="000001"/>
-              <w:right w:val="nil"/>
-              <w:insideV w:val="nil"/>
-            </w:tcBorders>
-            <w:shd w:fill="FFFFFF" w:val="clear"/>
-            <w:tcMar>
-              <w:left w:w="48" w:type="dxa"/>
-            </w:tcMar>
+            </w:tcBorders>
+            <w:shd w:fill="FFFFFF" w:val="clear"/>
           </w:tcPr>
           <w:p>
             <w:pPr>
               <w:pStyle w:val="Normal"/>
               <w:jc w:val="center"/>
               <w:rPr>
-                <w:rFonts w:eastAsia="Tahoma" w:cs="Tahoma" w:ascii="Tahoma" w:hAnsi="Tahoma"/>
+                <w:rFonts w:ascii="Tahoma" w:hAnsi="Tahoma" w:eastAsia="Tahoma" w:cs="Tahoma"/>
                 <w:b/>
                 <w:sz w:val="20"/>
                 <w:szCs w:val="20"/>
@@ -4522,21 +4090,16 @@
               <w:top w:val="single" w:sz="2" w:space="0" w:color="000001"/>
               <w:left w:val="single" w:sz="2" w:space="0" w:color="000001"/>
               <w:bottom w:val="single" w:sz="2" w:space="0" w:color="000001"/>
-              <w:insideH w:val="single" w:sz="2" w:space="0" w:color="000001"/>
               <w:right w:val="single" w:sz="2" w:space="0" w:color="000001"/>
-              <w:insideV w:val="single" w:sz="2" w:space="0" w:color="000001"/>
-            </w:tcBorders>
-            <w:shd w:fill="FFFFFF" w:val="clear"/>
-            <w:tcMar>
-              <w:left w:w="48" w:type="dxa"/>
-            </w:tcMar>
+            </w:tcBorders>
+            <w:shd w:fill="FFFFFF" w:val="clear"/>
           </w:tcPr>
           <w:p>
             <w:pPr>
               <w:pStyle w:val="Normal"/>
               <w:jc w:val="center"/>
               <w:rPr>
-                <w:rFonts w:eastAsia="Tahoma" w:cs="Tahoma" w:ascii="Tahoma" w:hAnsi="Tahoma"/>
+                <w:rFonts w:ascii="Tahoma" w:hAnsi="Tahoma" w:eastAsia="Tahoma" w:cs="Tahoma"/>
                 <w:b/>
                 <w:sz w:val="20"/>
                 <w:szCs w:val="20"/>
@@ -4555,32 +4118,23 @@
         </w:tc>
       </w:tr>
       <w:tr>
-        <w:trPr>
-          <w:cantSplit w:val="false"/>
-        </w:trPr>
+        <w:trPr/>
         <w:tc>
           <w:tcPr>
             <w:tcW w:w="1358" w:type="dxa"/>
             <w:vMerge w:val="restart"/>
             <w:tcBorders>
-              <w:top w:val="nil"/>
               <w:left w:val="single" w:sz="2" w:space="0" w:color="000001"/>
               <w:bottom w:val="single" w:sz="2" w:space="0" w:color="000001"/>
-              <w:insideH w:val="single" w:sz="2" w:space="0" w:color="000001"/>
-              <w:right w:val="nil"/>
-              <w:insideV w:val="nil"/>
-            </w:tcBorders>
-            <w:shd w:fill="FFFFFF" w:val="clear"/>
-            <w:tcMar>
-              <w:left w:w="48" w:type="dxa"/>
-            </w:tcMar>
+            </w:tcBorders>
+            <w:shd w:fill="FFFFFF" w:val="clear"/>
           </w:tcPr>
           <w:p>
             <w:pPr>
               <w:pStyle w:val="Normal"/>
               <w:jc w:val="center"/>
               <w:rPr>
-                <w:rFonts w:eastAsia="Tahoma" w:cs="Tahoma" w:ascii="Tahoma" w:hAnsi="Tahoma"/>
+                <w:rFonts w:ascii="Tahoma" w:hAnsi="Tahoma" w:eastAsia="Tahoma" w:cs="Tahoma"/>
                 <w:sz w:val="20"/>
                 <w:szCs w:val="20"/>
               </w:rPr>
@@ -4599,24 +4153,17 @@
           <w:tcPr>
             <w:tcW w:w="8219" w:type="dxa"/>
             <w:tcBorders>
-              <w:top w:val="nil"/>
               <w:left w:val="single" w:sz="2" w:space="0" w:color="000001"/>
               <w:bottom w:val="single" w:sz="2" w:space="0" w:color="000001"/>
-              <w:insideH w:val="single" w:sz="2" w:space="0" w:color="000001"/>
-              <w:right w:val="nil"/>
-              <w:insideV w:val="nil"/>
-            </w:tcBorders>
-            <w:shd w:fill="FFFFFF" w:val="clear"/>
-            <w:tcMar>
-              <w:left w:w="48" w:type="dxa"/>
-            </w:tcMar>
+            </w:tcBorders>
+            <w:shd w:fill="FFFFFF" w:val="clear"/>
           </w:tcPr>
           <w:p>
             <w:pPr>
               <w:pStyle w:val="Normal"/>
               <w:jc w:val="both"/>
               <w:rPr>
-                <w:rFonts w:eastAsia="Tahoma" w:cs="Tahoma" w:ascii="Tahoma" w:hAnsi="Tahoma"/>
+                <w:rFonts w:ascii="Tahoma" w:hAnsi="Tahoma" w:eastAsia="Tahoma" w:cs="Tahoma"/>
                 <w:sz w:val="20"/>
                 <w:szCs w:val="20"/>
                 <w:lang w:val="ca-ES"/>
@@ -4637,17 +4184,11 @@
           <w:tcPr>
             <w:tcW w:w="889" w:type="dxa"/>
             <w:tcBorders>
-              <w:top w:val="nil"/>
               <w:left w:val="single" w:sz="2" w:space="0" w:color="000001"/>
               <w:bottom w:val="single" w:sz="2" w:space="0" w:color="000001"/>
-              <w:insideH w:val="single" w:sz="2" w:space="0" w:color="000001"/>
               <w:right w:val="single" w:sz="2" w:space="0" w:color="000001"/>
-              <w:insideV w:val="single" w:sz="2" w:space="0" w:color="000001"/>
-            </w:tcBorders>
-            <w:shd w:fill="FFFFFF" w:val="clear"/>
-            <w:tcMar>
-              <w:left w:w="48" w:type="dxa"/>
-            </w:tcMar>
+            </w:tcBorders>
+            <w:shd w:fill="FFFFFF" w:val="clear"/>
           </w:tcPr>
           <w:p>
             <w:pPr>
@@ -4663,25 +4204,16 @@
         </w:tc>
       </w:tr>
       <w:tr>
-        <w:trPr>
-          <w:cantSplit w:val="false"/>
-        </w:trPr>
+        <w:trPr/>
         <w:tc>
           <w:tcPr>
             <w:tcW w:w="1358" w:type="dxa"/>
             <w:vMerge w:val="continue"/>
             <w:tcBorders>
-              <w:top w:val="nil"/>
               <w:left w:val="single" w:sz="2" w:space="0" w:color="000001"/>
               <w:bottom w:val="single" w:sz="2" w:space="0" w:color="000001"/>
-              <w:insideH w:val="single" w:sz="2" w:space="0" w:color="000001"/>
-              <w:right w:val="nil"/>
-              <w:insideV w:val="nil"/>
-            </w:tcBorders>
-            <w:shd w:fill="FFFFFF" w:val="clear"/>
-            <w:tcMar>
-              <w:left w:w="48" w:type="dxa"/>
-            </w:tcMar>
+            </w:tcBorders>
+            <w:shd w:fill="FFFFFF" w:val="clear"/>
           </w:tcPr>
           <w:p>
             <w:pPr>
@@ -4698,24 +4230,17 @@
           <w:tcPr>
             <w:tcW w:w="8219" w:type="dxa"/>
             <w:tcBorders>
-              <w:top w:val="nil"/>
               <w:left w:val="single" w:sz="2" w:space="0" w:color="000001"/>
               <w:bottom w:val="single" w:sz="2" w:space="0" w:color="000001"/>
-              <w:insideH w:val="single" w:sz="2" w:space="0" w:color="000001"/>
-              <w:right w:val="nil"/>
-              <w:insideV w:val="nil"/>
-            </w:tcBorders>
-            <w:shd w:fill="FFFFFF" w:val="clear"/>
-            <w:tcMar>
-              <w:left w:w="48" w:type="dxa"/>
-            </w:tcMar>
+            </w:tcBorders>
+            <w:shd w:fill="FFFFFF" w:val="clear"/>
           </w:tcPr>
           <w:p>
             <w:pPr>
               <w:pStyle w:val="Normal"/>
               <w:jc w:val="both"/>
               <w:rPr>
-                <w:rFonts w:eastAsia="Tahoma" w:cs="Tahoma" w:ascii="Tahoma" w:hAnsi="Tahoma"/>
+                <w:rFonts w:ascii="Tahoma" w:hAnsi="Tahoma" w:eastAsia="Tahoma" w:cs="Tahoma"/>
                 <w:sz w:val="20"/>
                 <w:szCs w:val="20"/>
                 <w:lang w:val="ca-ES"/>
@@ -4728,7 +4253,16 @@
                 <w:szCs w:val="20"/>
                 <w:lang w:val="ca-ES"/>
               </w:rPr>
-              <w:t>1 Examen de tot el Bloc.</w:t>
+              <w:t xml:space="preserve">1 Examen de tot el Bloc. </w:t>
+            </w:r>
+            <w:r>
+              <w:rPr>
+                <w:rFonts w:eastAsia="Tahoma" w:cs="Tahoma" w:ascii="Tahoma" w:hAnsi="Tahoma"/>
+                <w:sz w:val="20"/>
+                <w:szCs w:val="20"/>
+                <w:lang w:val="ca-ES"/>
+              </w:rPr>
+              <w:t>Examen final 1ªavaluació.</w:t>
             </w:r>
           </w:p>
         </w:tc>
@@ -4736,17 +4270,11 @@
           <w:tcPr>
             <w:tcW w:w="889" w:type="dxa"/>
             <w:tcBorders>
-              <w:top w:val="nil"/>
               <w:left w:val="single" w:sz="2" w:space="0" w:color="000001"/>
               <w:bottom w:val="single" w:sz="2" w:space="0" w:color="000001"/>
-              <w:insideH w:val="single" w:sz="2" w:space="0" w:color="000001"/>
               <w:right w:val="single" w:sz="2" w:space="0" w:color="000001"/>
-              <w:insideV w:val="single" w:sz="2" w:space="0" w:color="000001"/>
-            </w:tcBorders>
-            <w:shd w:fill="FFFFFF" w:val="clear"/>
-            <w:tcMar>
-              <w:left w:w="48" w:type="dxa"/>
-            </w:tcMar>
+            </w:tcBorders>
+            <w:shd w:fill="FFFFFF" w:val="clear"/>
           </w:tcPr>
           <w:p>
             <w:pPr>
@@ -4762,32 +4290,23 @@
         </w:tc>
       </w:tr>
       <w:tr>
-        <w:trPr>
-          <w:cantSplit w:val="false"/>
-        </w:trPr>
+        <w:trPr/>
         <w:tc>
           <w:tcPr>
             <w:tcW w:w="1358" w:type="dxa"/>
             <w:vMerge w:val="restart"/>
             <w:tcBorders>
-              <w:top w:val="nil"/>
               <w:left w:val="single" w:sz="2" w:space="0" w:color="000001"/>
               <w:bottom w:val="single" w:sz="2" w:space="0" w:color="000001"/>
-              <w:insideH w:val="single" w:sz="2" w:space="0" w:color="000001"/>
-              <w:right w:val="nil"/>
-              <w:insideV w:val="nil"/>
-            </w:tcBorders>
-            <w:shd w:fill="FFFFFF" w:val="clear"/>
-            <w:tcMar>
-              <w:left w:w="48" w:type="dxa"/>
-            </w:tcMar>
+            </w:tcBorders>
+            <w:shd w:fill="FFFFFF" w:val="clear"/>
           </w:tcPr>
           <w:p>
             <w:pPr>
               <w:pStyle w:val="Normal"/>
               <w:jc w:val="center"/>
               <w:rPr>
-                <w:rFonts w:eastAsia="Tahoma" w:cs="Tahoma" w:ascii="Tahoma" w:hAnsi="Tahoma"/>
+                <w:rFonts w:ascii="Tahoma" w:hAnsi="Tahoma" w:eastAsia="Tahoma" w:cs="Tahoma"/>
                 <w:sz w:val="20"/>
                 <w:szCs w:val="20"/>
               </w:rPr>
@@ -4806,24 +4325,17 @@
           <w:tcPr>
             <w:tcW w:w="8219" w:type="dxa"/>
             <w:tcBorders>
-              <w:top w:val="nil"/>
               <w:left w:val="single" w:sz="2" w:space="0" w:color="000001"/>
               <w:bottom w:val="single" w:sz="2" w:space="0" w:color="000001"/>
-              <w:insideH w:val="single" w:sz="2" w:space="0" w:color="000001"/>
-              <w:right w:val="nil"/>
-              <w:insideV w:val="nil"/>
-            </w:tcBorders>
-            <w:shd w:fill="FFFFFF" w:val="clear"/>
-            <w:tcMar>
-              <w:left w:w="48" w:type="dxa"/>
-            </w:tcMar>
+            </w:tcBorders>
+            <w:shd w:fill="FFFFFF" w:val="clear"/>
           </w:tcPr>
           <w:p>
             <w:pPr>
               <w:pStyle w:val="Normal"/>
               <w:jc w:val="both"/>
               <w:rPr>
-                <w:rFonts w:eastAsia="Tahoma" w:cs="Tahoma" w:ascii="Tahoma" w:hAnsi="Tahoma"/>
+                <w:rFonts w:ascii="Tahoma" w:hAnsi="Tahoma" w:eastAsia="Tahoma" w:cs="Tahoma"/>
                 <w:sz w:val="20"/>
                 <w:szCs w:val="20"/>
                 <w:lang w:val="ca-ES"/>
@@ -4846,17 +4358,11 @@
           <w:tcPr>
             <w:tcW w:w="889" w:type="dxa"/>
             <w:tcBorders>
-              <w:top w:val="nil"/>
               <w:left w:val="single" w:sz="2" w:space="0" w:color="000001"/>
               <w:bottom w:val="single" w:sz="2" w:space="0" w:color="000001"/>
-              <w:insideH w:val="single" w:sz="2" w:space="0" w:color="000001"/>
               <w:right w:val="single" w:sz="2" w:space="0" w:color="000001"/>
-              <w:insideV w:val="single" w:sz="2" w:space="0" w:color="000001"/>
-            </w:tcBorders>
-            <w:shd w:fill="FFFFFF" w:val="clear"/>
-            <w:tcMar>
-              <w:left w:w="48" w:type="dxa"/>
-            </w:tcMar>
+            </w:tcBorders>
+            <w:shd w:fill="FFFFFF" w:val="clear"/>
           </w:tcPr>
           <w:p>
             <w:pPr>
@@ -4872,25 +4378,16 @@
         </w:tc>
       </w:tr>
       <w:tr>
-        <w:trPr>
-          <w:cantSplit w:val="false"/>
-        </w:trPr>
+        <w:trPr/>
         <w:tc>
           <w:tcPr>
             <w:tcW w:w="1358" w:type="dxa"/>
             <w:vMerge w:val="continue"/>
             <w:tcBorders>
-              <w:top w:val="nil"/>
               <w:left w:val="single" w:sz="2" w:space="0" w:color="000001"/>
               <w:bottom w:val="single" w:sz="2" w:space="0" w:color="000001"/>
-              <w:insideH w:val="single" w:sz="2" w:space="0" w:color="000001"/>
-              <w:right w:val="nil"/>
-              <w:insideV w:val="nil"/>
-            </w:tcBorders>
-            <w:shd w:fill="FFFFFF" w:val="clear"/>
-            <w:tcMar>
-              <w:left w:w="48" w:type="dxa"/>
-            </w:tcMar>
+            </w:tcBorders>
+            <w:shd w:fill="FFFFFF" w:val="clear"/>
           </w:tcPr>
           <w:p>
             <w:pPr>
@@ -4907,24 +4404,17 @@
           <w:tcPr>
             <w:tcW w:w="8219" w:type="dxa"/>
             <w:tcBorders>
-              <w:top w:val="nil"/>
               <w:left w:val="single" w:sz="2" w:space="0" w:color="000001"/>
               <w:bottom w:val="single" w:sz="2" w:space="0" w:color="000001"/>
-              <w:insideH w:val="single" w:sz="2" w:space="0" w:color="000001"/>
-              <w:right w:val="nil"/>
-              <w:insideV w:val="nil"/>
-            </w:tcBorders>
-            <w:shd w:fill="FFFFFF" w:val="clear"/>
-            <w:tcMar>
-              <w:left w:w="48" w:type="dxa"/>
-            </w:tcMar>
+            </w:tcBorders>
+            <w:shd w:fill="FFFFFF" w:val="clear"/>
           </w:tcPr>
           <w:p>
             <w:pPr>
               <w:pStyle w:val="Normal"/>
               <w:jc w:val="both"/>
               <w:rPr>
-                <w:rFonts w:eastAsia="Tahoma" w:cs="Tahoma" w:ascii="Tahoma" w:hAnsi="Tahoma"/>
+                <w:rFonts w:ascii="Tahoma" w:hAnsi="Tahoma" w:eastAsia="Tahoma" w:cs="Tahoma"/>
                 <w:sz w:val="20"/>
                 <w:szCs w:val="20"/>
                 <w:lang w:val="ca-ES"/>
@@ -4939,7 +4429,16 @@
                 <w:szCs w:val="20"/>
                 <w:lang w:val="ca-ES"/>
               </w:rPr>
-              <w:t>1 Examen de tot el Bloc.</w:t>
+              <w:t xml:space="preserve">1 Examen de tot el Bloc. </w:t>
+            </w:r>
+            <w:r>
+              <w:rPr>
+                <w:rFonts w:eastAsia="Tahoma" w:cs="Tahoma" w:ascii="Tahoma" w:hAnsi="Tahoma"/>
+                <w:sz w:val="20"/>
+                <w:szCs w:val="20"/>
+                <w:lang w:val="ca-ES"/>
+              </w:rPr>
+              <w:t>Examen final 2ªavaluació.</w:t>
             </w:r>
           </w:p>
         </w:tc>
@@ -4947,17 +4446,11 @@
           <w:tcPr>
             <w:tcW w:w="889" w:type="dxa"/>
             <w:tcBorders>
-              <w:top w:val="nil"/>
               <w:left w:val="single" w:sz="2" w:space="0" w:color="000001"/>
               <w:bottom w:val="single" w:sz="2" w:space="0" w:color="000001"/>
-              <w:insideH w:val="single" w:sz="2" w:space="0" w:color="000001"/>
               <w:right w:val="single" w:sz="2" w:space="0" w:color="000001"/>
-              <w:insideV w:val="single" w:sz="2" w:space="0" w:color="000001"/>
-            </w:tcBorders>
-            <w:shd w:fill="FFFFFF" w:val="clear"/>
-            <w:tcMar>
-              <w:left w:w="48" w:type="dxa"/>
-            </w:tcMar>
+            </w:tcBorders>
+            <w:shd w:fill="FFFFFF" w:val="clear"/>
           </w:tcPr>
           <w:p>
             <w:pPr>
@@ -4998,7 +4491,7 @@
         <w:pStyle w:val="Normal"/>
         <w:jc w:val="both"/>
         <w:rPr>
-          <w:rFonts w:eastAsia="Tahoma" w:cs="Tahoma" w:ascii="Tahoma" w:hAnsi="Tahoma"/>
+          <w:rFonts w:ascii="Tahoma" w:hAnsi="Tahoma" w:eastAsia="Tahoma" w:cs="Tahoma"/>
           <w:b/>
           <w:sz w:val="20"/>
           <w:szCs w:val="20"/>
@@ -5026,10 +4519,10 @@
     <w:p>
       <w:pPr>
         <w:pStyle w:val="Normal"/>
-        <w:ind w:left="360" w:right="0" w:hanging="360"/>
+        <w:ind w:hanging="360" w:left="360" w:right="0"/>
         <w:jc w:val="both"/>
         <w:rPr>
-          <w:rFonts w:eastAsia="Tahoma" w:cs="Tahoma" w:ascii="Tahoma" w:hAnsi="Tahoma"/>
+          <w:rFonts w:ascii="Tahoma" w:hAnsi="Tahoma" w:eastAsia="Tahoma" w:cs="Tahoma"/>
           <w:sz w:val="20"/>
           <w:szCs w:val="20"/>
         </w:rPr>
@@ -5049,10 +4542,10 @@
           <w:ilvl w:val="0"/>
           <w:numId w:val="1"/>
         </w:numPr>
-        <w:ind w:left="360" w:right="0" w:hanging="360"/>
+        <w:ind w:hanging="360" w:left="360" w:right="0"/>
         <w:jc w:val="both"/>
         <w:rPr>
-          <w:rFonts w:eastAsia="Tahoma" w:cs="Tahoma" w:ascii="Tahoma" w:hAnsi="Tahoma"/>
+          <w:rFonts w:ascii="Tahoma" w:hAnsi="Tahoma" w:eastAsia="Tahoma" w:cs="Tahoma"/>
           <w:b/>
           <w:sz w:val="20"/>
           <w:szCs w:val="20"/>
@@ -5085,7 +4578,7 @@
         <w:spacing w:before="0" w:after="240"/>
         <w:jc w:val="both"/>
         <w:rPr>
-          <w:rFonts w:eastAsia="Tahoma" w:cs="Tahoma" w:ascii="Tahoma" w:hAnsi="Tahoma"/>
+          <w:rFonts w:ascii="Tahoma" w:hAnsi="Tahoma" w:eastAsia="Tahoma" w:cs="Tahoma"/>
           <w:sz w:val="20"/>
           <w:szCs w:val="20"/>
           <w:lang w:val="ca-ES"/>
@@ -5107,7 +4600,7 @@
         <w:spacing w:before="0" w:after="240"/>
         <w:jc w:val="both"/>
         <w:rPr>
-          <w:rFonts w:eastAsia="Tahoma" w:cs="Tahoma" w:ascii="Tahoma" w:hAnsi="Tahoma"/>
+          <w:rFonts w:ascii="Tahoma" w:hAnsi="Tahoma" w:eastAsia="Tahoma" w:cs="Tahoma"/>
           <w:sz w:val="20"/>
           <w:szCs w:val="20"/>
           <w:lang w:val="ca-ES"/>
@@ -5129,7 +4622,7 @@
         <w:spacing w:before="0" w:after="240"/>
         <w:jc w:val="both"/>
         <w:rPr>
-          <w:rFonts w:eastAsia="Tahoma" w:cs="Tahoma" w:ascii="Tahoma" w:hAnsi="Tahoma"/>
+          <w:rFonts w:ascii="Tahoma" w:hAnsi="Tahoma" w:eastAsia="Tahoma" w:cs="Tahoma"/>
           <w:sz w:val="20"/>
           <w:szCs w:val="20"/>
           <w:u w:val="none"/>
@@ -5153,7 +4646,7 @@
         <w:spacing w:before="0" w:after="240"/>
         <w:jc w:val="both"/>
         <w:rPr>
-          <w:rFonts w:eastAsia="Tahoma" w:cs="Tahoma" w:ascii="Tahoma" w:hAnsi="Tahoma"/>
+          <w:rFonts w:ascii="Tahoma" w:hAnsi="Tahoma" w:eastAsia="Tahoma" w:cs="Tahoma"/>
           <w:sz w:val="20"/>
           <w:szCs w:val="20"/>
           <w:lang w:val="ca-ES"/>
@@ -5175,7 +4668,7 @@
         <w:spacing w:before="0" w:after="240"/>
         <w:jc w:val="both"/>
         <w:rPr>
-          <w:rFonts w:eastAsia="Tahoma" w:cs="Tahoma" w:ascii="Tahoma" w:hAnsi="Tahoma"/>
+          <w:rFonts w:ascii="Tahoma" w:hAnsi="Tahoma" w:eastAsia="Tahoma" w:cs="Tahoma"/>
           <w:sz w:val="20"/>
           <w:szCs w:val="20"/>
           <w:lang w:val="ca-ES"/>
@@ -5197,7 +4690,7 @@
         <w:spacing w:before="0" w:after="240"/>
         <w:jc w:val="both"/>
         <w:rPr>
-          <w:rFonts w:eastAsia="Tahoma" w:cs="Tahoma" w:ascii="Tahoma" w:hAnsi="Tahoma"/>
+          <w:rFonts w:ascii="Tahoma" w:hAnsi="Tahoma" w:eastAsia="Tahoma" w:cs="Tahoma"/>
           <w:sz w:val="20"/>
           <w:szCs w:val="20"/>
           <w:lang w:val="ca-ES"/>
@@ -5218,7 +4711,7 @@
         <w:pStyle w:val="Normal"/>
         <w:jc w:val="both"/>
         <w:rPr>
-          <w:rFonts w:eastAsia="Tahoma" w:cs="Tahoma" w:ascii="Tahoma" w:hAnsi="Tahoma"/>
+          <w:rFonts w:ascii="Tahoma" w:hAnsi="Tahoma" w:eastAsia="Tahoma" w:cs="Tahoma"/>
           <w:sz w:val="20"/>
           <w:szCs w:val="20"/>
           <w:lang w:val="ca-ES"/>
@@ -5239,7 +4732,7 @@
         <w:pStyle w:val="Normal"/>
         <w:jc w:val="both"/>
         <w:rPr>
-          <w:rFonts w:eastAsia="Tahoma" w:cs="Tahoma" w:ascii="Tahoma" w:hAnsi="Tahoma"/>
+          <w:rFonts w:ascii="Tahoma" w:hAnsi="Tahoma" w:eastAsia="Tahoma" w:cs="Tahoma"/>
           <w:sz w:val="20"/>
           <w:szCs w:val="20"/>
           <w:u w:val="none"/>
@@ -5259,10 +4752,10 @@
     <w:p>
       <w:pPr>
         <w:pStyle w:val="Normal"/>
-        <w:ind w:left="0" w:right="0" w:hanging="0"/>
+        <w:ind w:hanging="0" w:left="0" w:right="0"/>
         <w:jc w:val="both"/>
         <w:rPr>
-          <w:rFonts w:eastAsia="Tahoma" w:cs="Tahoma" w:ascii="Tahoma" w:hAnsi="Tahoma"/>
+          <w:rFonts w:ascii="Tahoma" w:hAnsi="Tahoma" w:eastAsia="Tahoma" w:cs="Tahoma"/>
           <w:sz w:val="22"/>
           <w:szCs w:val="22"/>
         </w:rPr>
@@ -5281,7 +4774,7 @@
         <w:pStyle w:val="Normal"/>
         <w:jc w:val="both"/>
         <w:rPr>
-          <w:rFonts w:eastAsia="Tahoma" w:cs="Tahoma" w:ascii="Tahoma" w:hAnsi="Tahoma"/>
+          <w:rFonts w:ascii="Tahoma" w:hAnsi="Tahoma" w:eastAsia="Tahoma" w:cs="Tahoma"/>
           <w:sz w:val="20"/>
           <w:szCs w:val="20"/>
           <w:u w:val="none"/>
@@ -5303,7 +4796,7 @@
         <w:pStyle w:val="Normal"/>
         <w:jc w:val="both"/>
         <w:rPr>
-          <w:rFonts w:eastAsia="Tahoma" w:cs="Tahoma" w:ascii="Tahoma" w:hAnsi="Tahoma"/>
+          <w:rFonts w:ascii="Tahoma" w:hAnsi="Tahoma" w:eastAsia="Tahoma" w:cs="Tahoma"/>
           <w:sz w:val="20"/>
           <w:szCs w:val="20"/>
           <w:u w:val="none"/>
@@ -5326,7 +4819,7 @@
         <w:pStyle w:val="Normal"/>
         <w:jc w:val="both"/>
         <w:rPr>
-          <w:rFonts w:eastAsia="Tahoma" w:cs="Tahoma" w:ascii="Tahoma" w:hAnsi="Tahoma"/>
+          <w:rFonts w:ascii="Tahoma" w:hAnsi="Tahoma" w:eastAsia="Tahoma" w:cs="Tahoma"/>
           <w:sz w:val="20"/>
           <w:szCs w:val="20"/>
           <w:u w:val="none"/>
@@ -5349,7 +4842,7 @@
         <w:spacing w:lineRule="auto" w:line="276"/>
         <w:jc w:val="both"/>
         <w:rPr>
-          <w:rFonts w:eastAsia="Tahoma" w:cs="Tahoma" w:ascii="Tahoma" w:hAnsi="Tahoma"/>
+          <w:rFonts w:ascii="Tahoma" w:hAnsi="Tahoma" w:eastAsia="Tahoma" w:cs="Tahoma"/>
           <w:w w:val="100"/>
           <w:position w:val="0"/>
           <w:sz w:val="22"/>
@@ -5396,7 +4889,7 @@
         <w:spacing w:lineRule="auto" w:line="276"/>
         <w:jc w:val="both"/>
         <w:rPr>
-          <w:rFonts w:eastAsia="Tahoma" w:cs="Tahoma" w:ascii="Tahoma" w:hAnsi="Tahoma"/>
+          <w:rFonts w:ascii="Tahoma" w:hAnsi="Tahoma" w:eastAsia="Tahoma" w:cs="Tahoma"/>
           <w:sz w:val="20"/>
           <w:szCs w:val="20"/>
         </w:rPr>
@@ -5416,7 +4909,7 @@
         <w:spacing w:lineRule="auto" w:line="276"/>
         <w:jc w:val="both"/>
         <w:rPr>
-          <w:rFonts w:eastAsia="Tahoma" w:cs="Tahoma" w:ascii="Tahoma" w:hAnsi="Tahoma"/>
+          <w:rFonts w:ascii="Tahoma" w:hAnsi="Tahoma" w:eastAsia="Tahoma" w:cs="Tahoma"/>
           <w:sz w:val="20"/>
           <w:szCs w:val="20"/>
         </w:rPr>
@@ -5435,7 +4928,7 @@
         <w:spacing w:lineRule="auto" w:line="276"/>
         <w:jc w:val="both"/>
         <w:rPr>
-          <w:rFonts w:eastAsia="Tahoma" w:cs="Tahoma" w:ascii="Tahoma" w:hAnsi="Tahoma"/>
+          <w:rFonts w:ascii="Tahoma" w:hAnsi="Tahoma" w:eastAsia="Tahoma" w:cs="Tahoma"/>
           <w:sz w:val="20"/>
           <w:szCs w:val="20"/>
         </w:rPr>
@@ -5447,94 +4940,6 @@
           <w:szCs w:val="20"/>
         </w:rPr>
         <w:t>A més, per poder superar el mòdul, s’han d’haver superat tots els resultats d’aprenentatge. Un mòdul es considera superat quan la seva qualificació de centre és igual o superior a 5 punts i la formació en empresa o organisme equiparat sigui APTE.</w:t>
-      </w:r>
-    </w:p>
-    <w:p>
-      <w:pPr>
-        <w:pStyle w:val="Normal"/>
-        <w:spacing w:lineRule="auto" w:line="276"/>
-        <w:jc w:val="both"/>
-        <w:rPr>
-          <w:rFonts w:eastAsia="Tahoma" w:cs="Tahoma" w:ascii="Tahoma" w:hAnsi="Tahoma"/>
-          <w:sz w:val="20"/>
-          <w:szCs w:val="20"/>
-        </w:rPr>
-      </w:pPr>
-      <w:r>
-        <w:rPr>
-          <w:rFonts w:eastAsia="Tahoma" w:cs="Tahoma" w:ascii="Tahoma" w:hAnsi="Tahoma"/>
-          <w:sz w:val="20"/>
-          <w:szCs w:val="20"/>
-        </w:rPr>
-      </w:r>
-    </w:p>
-    <w:p>
-      <w:pPr>
-        <w:pStyle w:val="Normal"/>
-        <w:spacing w:lineRule="auto" w:line="276"/>
-        <w:jc w:val="both"/>
-        <w:rPr/>
-      </w:pPr>
-      <w:r>
-        <w:rPr/>
-      </w:r>
-    </w:p>
-    <w:p>
-      <w:pPr>
-        <w:pStyle w:val="Normal"/>
-        <w:spacing w:lineRule="auto" w:line="276"/>
-        <w:jc w:val="both"/>
-        <w:rPr>
-          <w:rFonts w:eastAsia="Tahoma" w:cs="Tahoma" w:ascii="Tahoma" w:hAnsi="Tahoma"/>
-          <w:sz w:val="20"/>
-          <w:szCs w:val="20"/>
-        </w:rPr>
-      </w:pPr>
-      <w:r>
-        <w:rPr>
-          <w:rFonts w:eastAsia="Tahoma" w:cs="Tahoma" w:ascii="Tahoma" w:hAnsi="Tahoma"/>
-          <w:sz w:val="20"/>
-          <w:szCs w:val="20"/>
-        </w:rPr>
-      </w:r>
-    </w:p>
-    <w:p>
-      <w:pPr>
-        <w:pStyle w:val="Normal"/>
-        <w:pageBreakBefore/>
-        <w:spacing w:lineRule="auto" w:line="276"/>
-        <w:jc w:val="both"/>
-        <w:rPr>
-          <w:rFonts w:eastAsia="Tahoma" w:cs="Tahoma" w:ascii="Tahoma" w:hAnsi="Tahoma"/>
-          <w:sz w:val="20"/>
-          <w:szCs w:val="20"/>
-        </w:rPr>
-      </w:pPr>
-      <w:r>
-        <w:rPr>
-          <w:rFonts w:eastAsia="Tahoma" w:cs="Tahoma" w:ascii="Tahoma" w:hAnsi="Tahoma"/>
-          <w:sz w:val="20"/>
-          <w:szCs w:val="20"/>
-        </w:rPr>
-      </w:r>
-    </w:p>
-    <w:p>
-      <w:pPr>
-        <w:pStyle w:val="Normal"/>
-        <w:ind w:left="360" w:right="0" w:hanging="360"/>
-        <w:jc w:val="both"/>
-        <w:rPr>
-          <w:rFonts w:eastAsia="Tahoma" w:cs="Tahoma" w:ascii="Tahoma" w:hAnsi="Tahoma"/>
-          <w:sz w:val="22"/>
-          <w:szCs w:val="22"/>
-        </w:rPr>
-      </w:pPr>
-      <w:r>
-        <w:rPr>
-          <w:rFonts w:eastAsia="Tahoma" w:cs="Tahoma" w:ascii="Tahoma" w:hAnsi="Tahoma"/>
-          <w:sz w:val="22"/>
-          <w:szCs w:val="22"/>
-        </w:rPr>
       </w:r>
     </w:p>
     <w:p>
@@ -5544,10 +4949,10 @@
           <w:ilvl w:val="0"/>
           <w:numId w:val="1"/>
         </w:numPr>
-        <w:ind w:left="360" w:right="0" w:hanging="360"/>
+        <w:ind w:hanging="360" w:left="360" w:right="0"/>
         <w:jc w:val="both"/>
         <w:rPr>
-          <w:rFonts w:eastAsia="Tahoma" w:cs="Tahoma" w:ascii="Tahoma" w:hAnsi="Tahoma"/>
+          <w:rFonts w:ascii="Tahoma" w:hAnsi="Tahoma" w:eastAsia="Tahoma" w:cs="Tahoma"/>
           <w:b/>
           <w:sz w:val="20"/>
           <w:szCs w:val="20"/>
@@ -5568,7 +4973,7 @@
         <w:pStyle w:val="Normal"/>
         <w:jc w:val="both"/>
         <w:rPr>
-          <w:rFonts w:eastAsia="Tahoma" w:cs="Tahoma" w:ascii="Tahoma" w:hAnsi="Tahoma"/>
+          <w:rFonts w:ascii="Tahoma" w:hAnsi="Tahoma" w:eastAsia="Tahoma" w:cs="Tahoma"/>
           <w:sz w:val="20"/>
           <w:szCs w:val="20"/>
         </w:rPr>
@@ -5587,7 +4992,7 @@
         <w:spacing w:before="0" w:after="240"/>
         <w:jc w:val="both"/>
         <w:rPr>
-          <w:rFonts w:eastAsia="Tahoma" w:cs="Tahoma" w:ascii="Tahoma" w:hAnsi="Tahoma"/>
+          <w:rFonts w:ascii="Tahoma" w:hAnsi="Tahoma" w:eastAsia="Tahoma" w:cs="Tahoma"/>
           <w:sz w:val="20"/>
           <w:szCs w:val="20"/>
           <w:lang w:val="ca-ES"/>
@@ -5609,7 +5014,7 @@
         <w:spacing w:before="0" w:after="240"/>
         <w:jc w:val="both"/>
         <w:rPr>
-          <w:rFonts w:eastAsia="Tahoma" w:cs="Tahoma" w:ascii="Tahoma" w:hAnsi="Tahoma"/>
+          <w:rFonts w:ascii="Tahoma" w:hAnsi="Tahoma" w:eastAsia="Tahoma" w:cs="Tahoma"/>
           <w:sz w:val="20"/>
           <w:szCs w:val="20"/>
           <w:lang w:val="ca-ES"/>
@@ -5627,7 +5032,7 @@
       <w:hyperlink r:id="rId2">
         <w:r>
           <w:rPr>
-            <w:rStyle w:val="InternetLink"/>
+            <w:rStyle w:val="Hyperlink"/>
             <w:rFonts w:eastAsia="Tahoma" w:cs="Tahoma" w:ascii="Tahoma" w:hAnsi="Tahoma"/>
             <w:sz w:val="20"/>
             <w:szCs w:val="20"/>
@@ -5652,7 +5057,7 @@
         <w:spacing w:before="0" w:after="240"/>
         <w:jc w:val="both"/>
         <w:rPr>
-          <w:rFonts w:eastAsia="Tahoma" w:cs="Tahoma" w:ascii="Tahoma" w:hAnsi="Tahoma"/>
+          <w:rFonts w:ascii="Tahoma" w:hAnsi="Tahoma" w:eastAsia="Tahoma" w:cs="Tahoma"/>
           <w:sz w:val="20"/>
           <w:szCs w:val="20"/>
           <w:lang w:val="ca-ES"/>
@@ -5665,7 +5070,7 @@
           <w:szCs w:val="20"/>
           <w:lang w:val="ca-ES"/>
         </w:rPr>
-        <w:t>https://paulinoposada.github.io/web_fred/web_fred_25_26/GM/index_fred_GM_2526.html</w:t>
+        <w:t>https://paulinoposada.github.io/web_fred/web_fred_26_27/GS/index_fred_GS_2627.html</w:t>
       </w:r>
     </w:p>
     <w:p>
@@ -5674,7 +5079,7 @@
         <w:spacing w:before="0" w:after="240"/>
         <w:jc w:val="both"/>
         <w:rPr>
-          <w:rFonts w:eastAsia="Tahoma" w:cs="Tahoma" w:ascii="Tahoma" w:hAnsi="Tahoma"/>
+          <w:rFonts w:ascii="Tahoma" w:hAnsi="Tahoma" w:eastAsia="Tahoma" w:cs="Tahoma"/>
           <w:sz w:val="20"/>
           <w:szCs w:val="20"/>
           <w:lang w:val="ca-ES"/>
@@ -5696,7 +5101,7 @@
         <w:spacing w:before="0" w:after="240"/>
         <w:jc w:val="both"/>
         <w:rPr>
-          <w:rFonts w:eastAsia="Tahoma" w:cs="Tahoma" w:ascii="Tahoma" w:hAnsi="Tahoma"/>
+          <w:rFonts w:ascii="Tahoma" w:hAnsi="Tahoma" w:eastAsia="Tahoma" w:cs="Tahoma"/>
           <w:sz w:val="20"/>
           <w:szCs w:val="20"/>
           <w:lang w:val="ca-ES"/>
@@ -5719,10 +5124,10 @@
           <w:ilvl w:val="0"/>
           <w:numId w:val="1"/>
         </w:numPr>
-        <w:ind w:left="360" w:right="0" w:hanging="360"/>
+        <w:ind w:hanging="360" w:left="360" w:right="0"/>
         <w:jc w:val="both"/>
         <w:rPr>
-          <w:rFonts w:eastAsia="Tahoma" w:cs="Tahoma" w:ascii="Tahoma" w:hAnsi="Tahoma"/>
+          <w:rFonts w:ascii="Tahoma" w:hAnsi="Tahoma" w:eastAsia="Tahoma" w:cs="Tahoma"/>
           <w:b/>
           <w:sz w:val="20"/>
           <w:szCs w:val="20"/>
@@ -5743,7 +5148,7 @@
         <w:pStyle w:val="Normal"/>
         <w:jc w:val="both"/>
         <w:rPr>
-          <w:rFonts w:eastAsia="Tahoma" w:cs="Tahoma" w:ascii="Tahoma" w:hAnsi="Tahoma"/>
+          <w:rFonts w:ascii="Tahoma" w:hAnsi="Tahoma" w:eastAsia="Tahoma" w:cs="Tahoma"/>
           <w:sz w:val="20"/>
           <w:szCs w:val="20"/>
         </w:rPr>
@@ -5761,7 +5166,7 @@
         <w:pStyle w:val="Normal"/>
         <w:jc w:val="both"/>
         <w:rPr>
-          <w:rFonts w:eastAsia="Tahoma" w:cs="Tahoma" w:ascii="Tahoma" w:hAnsi="Tahoma"/>
+          <w:rFonts w:ascii="Tahoma" w:hAnsi="Tahoma" w:eastAsia="Tahoma" w:cs="Tahoma"/>
           <w:sz w:val="20"/>
           <w:szCs w:val="20"/>
           <w:lang w:val="ca-ES"/>
@@ -5782,7 +5187,7 @@
         <w:pStyle w:val="Normal"/>
         <w:jc w:val="both"/>
         <w:rPr>
-          <w:rFonts w:eastAsia="Tahoma" w:cs="Tahoma" w:ascii="Tahoma" w:hAnsi="Tahoma"/>
+          <w:rFonts w:ascii="Tahoma" w:hAnsi="Tahoma" w:eastAsia="Tahoma" w:cs="Tahoma"/>
           <w:sz w:val="20"/>
           <w:szCs w:val="20"/>
           <w:lang w:val="ca-ES"/>
@@ -5804,10 +5209,10 @@
           <w:ilvl w:val="0"/>
           <w:numId w:val="1"/>
         </w:numPr>
-        <w:ind w:left="360" w:right="0" w:hanging="360"/>
+        <w:ind w:hanging="360" w:left="360" w:right="0"/>
         <w:jc w:val="both"/>
         <w:rPr>
-          <w:rFonts w:eastAsia="Tahoma" w:cs="Tahoma" w:ascii="Tahoma" w:hAnsi="Tahoma"/>
+          <w:rFonts w:ascii="Tahoma" w:hAnsi="Tahoma" w:eastAsia="Tahoma" w:cs="Tahoma"/>
           <w:b/>
           <w:sz w:val="20"/>
           <w:szCs w:val="20"/>
@@ -5840,7 +5245,7 @@
         <w:spacing w:lineRule="auto" w:line="276"/>
         <w:jc w:val="both"/>
         <w:rPr>
-          <w:rFonts w:eastAsia="Tahoma" w:cs="Tahoma" w:ascii="Tahoma" w:hAnsi="Tahoma"/>
+          <w:rFonts w:ascii="Tahoma" w:hAnsi="Tahoma" w:eastAsia="Tahoma" w:cs="Tahoma"/>
           <w:sz w:val="20"/>
           <w:szCs w:val="20"/>
           <w:lang w:val="ca-ES"/>
@@ -5858,7 +5263,7 @@
       <w:hyperlink r:id="rId3">
         <w:r>
           <w:rPr>
-            <w:rStyle w:val="InternetLink"/>
+            <w:rStyle w:val="Hyperlink"/>
             <w:rFonts w:eastAsia="Tahoma" w:cs="Tahoma" w:ascii="Tahoma" w:hAnsi="Tahoma"/>
             <w:sz w:val="20"/>
             <w:szCs w:val="20"/>
@@ -5878,40 +5283,52 @@
       </w:r>
     </w:p>
     <w:sectPr>
-      <w:headerReference w:type="default" r:id="rId4"/>
+      <w:headerReference w:type="even" r:id="rId4"/>
+      <w:headerReference w:type="default" r:id="rId5"/>
+      <w:headerReference w:type="first" r:id="rId6"/>
       <w:type w:val="nextPage"/>
       <w:pgSz w:w="11906" w:h="16838"/>
-      <w:pgMar w:left="720" w:right="720" w:header="284" w:top="341" w:footer="0" w:bottom="720" w:gutter="0"/>
+      <w:pgMar w:left="720" w:right="720" w:gutter="0" w:header="284" w:top="341" w:footer="0" w:bottom="720"/>
       <w:pgNumType w:start="1" w:fmt="decimal"/>
       <w:formProt w:val="false"/>
       <w:textDirection w:val="lrTb"/>
-      <w:docGrid w:type="default" w:linePitch="240" w:charSpace="4294961151"/>
+      <w:docGrid w:type="default" w:linePitch="240" w:charSpace="0"/>
     </w:sectPr>
   </w:body>
 </w:document>
 </file>
 
 <file path=word/header1.xml><?xml version="1.0" encoding="utf-8"?>
-<w:hdr xmlns:o="urn:schemas-microsoft-com:office:office" xmlns:r="http://schemas.openxmlformats.org/officeDocument/2006/relationships" xmlns:v="urn:schemas-microsoft-com:vml" xmlns:w="http://schemas.openxmlformats.org/wordprocessingml/2006/main" xmlns:w10="urn:schemas-microsoft-com:office:word" xmlns:wp="http://schemas.openxmlformats.org/drawingml/2006/wordprocessingDrawing">
+<w:hdr xmlns:o="urn:schemas-microsoft-com:office:office" xmlns:r="http://schemas.openxmlformats.org/officeDocument/2006/relationships" xmlns:v="urn:schemas-microsoft-com:vml" xmlns:w="http://schemas.openxmlformats.org/wordprocessingml/2006/main" xmlns:w10="urn:schemas-microsoft-com:office:word" xmlns:wp="http://schemas.openxmlformats.org/drawingml/2006/wordprocessingDrawing" xmlns:wps="http://schemas.microsoft.com/office/word/2010/wordprocessingShape" xmlns:wpg="http://schemas.microsoft.com/office/word/2010/wordprocessingGroup" xmlns:mc="http://schemas.openxmlformats.org/markup-compatibility/2006" xmlns:wp14="http://schemas.microsoft.com/office/word/2010/wordprocessingDrawing" xmlns:w14="http://schemas.microsoft.com/office/word/2010/wordml" xmlns:w15="http://schemas.microsoft.com/office/word/2012/wordml" mc:Ignorable="w14 wp14 w15">
+  <w:p>
+    <w:pPr>
+      <w:pStyle w:val="Header"/>
+      <w:rPr/>
+    </w:pPr>
+    <w:r>
+      <w:rPr/>
+    </w:r>
+  </w:p>
+</w:hdr>
+</file>
+
+<file path=word/header2.xml><?xml version="1.0" encoding="utf-8"?>
+<w:hdr xmlns:o="urn:schemas-microsoft-com:office:office" xmlns:r="http://schemas.openxmlformats.org/officeDocument/2006/relationships" xmlns:v="urn:schemas-microsoft-com:vml" xmlns:w="http://schemas.openxmlformats.org/wordprocessingml/2006/main" xmlns:w10="urn:schemas-microsoft-com:office:word" xmlns:wp="http://schemas.openxmlformats.org/drawingml/2006/wordprocessingDrawing" xmlns:wps="http://schemas.microsoft.com/office/word/2010/wordprocessingShape" xmlns:wpg="http://schemas.microsoft.com/office/word/2010/wordprocessingGroup" xmlns:mc="http://schemas.openxmlformats.org/markup-compatibility/2006" xmlns:wp14="http://schemas.microsoft.com/office/word/2010/wordprocessingDrawing" xmlns:w14="http://schemas.microsoft.com/office/word/2010/wordml" xmlns:w15="http://schemas.microsoft.com/office/word/2012/wordml" mc:Ignorable="w14 wp14 w15">
   <w:p>
     <w:pPr>
       <w:pStyle w:val="Normal"/>
-      <w:keepNext/>
+      <w:keepNext w:val="true"/>
       <w:keepLines w:val="false"/>
       <w:widowControl w:val="false"/>
-      <w:pBdr>
-        <w:top w:val="nil"/>
-        <w:left w:val="nil"/>
-        <w:bottom w:val="nil"/>
-        <w:right w:val="nil"/>
-      </w:pBdr>
-      <w:shd w:fill="FFFFFF" w:val="clear"/>
+      <w:pBdr/>
+      <w:shd w:val="clear" w:fill="FFFFFF"/>
       <w:spacing w:lineRule="auto" w:line="276" w:before="0" w:after="0"/>
-      <w:ind w:left="0" w:right="0" w:hanging="0"/>
+      <w:ind w:hanging="0" w:left="0" w:right="0"/>
       <w:jc w:val="left"/>
       <w:rPr>
-        <w:rFonts w:eastAsia="Tahoma" w:cs="Tahoma" w:ascii="Tahoma" w:hAnsi="Tahoma"/>
+        <w:rFonts w:ascii="Tahoma" w:hAnsi="Tahoma" w:eastAsia="Tahoma" w:cs="Tahoma"/>
         <w:b/>
+        <w:i/>
         <w:i/>
         <w:sz w:val="22"/>
         <w:szCs w:val="22"/>
@@ -5927,18 +5344,21 @@
       </w:rPr>
     </w:r>
   </w:p>
+  <w:p>
+    <w:pPr>
+      <w:pStyle w:val="Header"/>
+      <w:rPr/>
+    </w:pPr>
+    <w:r>
+      <w:rPr/>
+    </w:r>
+  </w:p>
   <w:tbl>
     <w:tblPr>
+      <w:tblW w:w="10259" w:type="dxa"/>
       <w:jc w:val="center"/>
       <w:tblInd w:w="0" w:type="dxa"/>
-      <w:tblBorders>
-        <w:top w:val="single" w:sz="4" w:space="0" w:color="000001"/>
-        <w:left w:val="single" w:sz="4" w:space="0" w:color="000001"/>
-        <w:bottom w:val="single" w:sz="4" w:space="0" w:color="000001"/>
-        <w:insideH w:val="single" w:sz="4" w:space="0" w:color="000001"/>
-        <w:right w:val="single" w:sz="4" w:space="0" w:color="000001"/>
-        <w:insideV w:val="single" w:sz="4" w:space="0" w:color="000001"/>
-      </w:tblBorders>
+      <w:tblLayout w:type="fixed"/>
       <w:tblCellMar>
         <w:top w:w="0" w:type="dxa"/>
         <w:left w:w="98" w:type="dxa"/>
@@ -5947,9 +5367,9 @@
       </w:tblCellMar>
     </w:tblPr>
     <w:tblGrid>
-      <w:gridCol w:w="1184"/>
+      <w:gridCol w:w="1183"/>
       <w:gridCol w:w="7076"/>
-      <w:gridCol w:w="1999"/>
+      <w:gridCol w:w="2000"/>
     </w:tblGrid>
     <w:tr>
       <w:trPr>
@@ -5958,19 +5378,14 @@
       </w:trPr>
       <w:tc>
         <w:tcPr>
-          <w:tcW w:w="1184" w:type="dxa"/>
+          <w:tcW w:w="1183" w:type="dxa"/>
           <w:tcBorders>
             <w:top w:val="single" w:sz="4" w:space="0" w:color="000001"/>
             <w:left w:val="single" w:sz="4" w:space="0" w:color="000001"/>
             <w:bottom w:val="single" w:sz="4" w:space="0" w:color="000001"/>
-            <w:insideH w:val="single" w:sz="4" w:space="0" w:color="000001"/>
             <w:right w:val="single" w:sz="4" w:space="0" w:color="000001"/>
-            <w:insideV w:val="single" w:sz="4" w:space="0" w:color="000001"/>
           </w:tcBorders>
           <w:shd w:fill="FFFFFF" w:val="clear"/>
-          <w:tcMar>
-            <w:left w:w="98" w:type="dxa"/>
-          </w:tcMar>
           <w:vAlign w:val="center"/>
         </w:tcPr>
         <w:p>
@@ -5978,8 +5393,8 @@
             <w:pStyle w:val="Normal"/>
             <w:rPr/>
           </w:pPr>
-          <w:bookmarkStart w:id="4" w:name="bookmark=id.cpyvmzqf65gg"/>
-          <w:bookmarkStart w:id="5" w:name="bookmark=id.n7p5lwhtmrag"/>
+          <w:bookmarkStart w:id="4" w:name="bookmark=id.n7p5lwhtmrag"/>
+          <w:bookmarkStart w:id="5" w:name="bookmark=id.cpyvmzqf65gg"/>
           <w:bookmarkEnd w:id="4"/>
           <w:bookmarkEnd w:id="5"/>
           <w:r>
@@ -5988,7 +5403,7 @@
               <wp:inline distT="0" distB="0" distL="0" distR="0">
                 <wp:extent cx="552450" cy="639445"/>
                 <wp:effectExtent l="0" t="0" r="0" b="0"/>
-                <wp:docPr id="0" name="Picture" descr="150x130"/>
+                <wp:docPr id="1" name="Picture" descr="150x130"/>
                 <wp:cNvGraphicFramePr>
                   <a:graphicFrameLocks xmlns:a="http://schemas.openxmlformats.org/drawingml/2006/main" noChangeAspect="1"/>
                 </wp:cNvGraphicFramePr>
@@ -5996,7 +5411,7 @@
                   <a:graphicData uri="http://schemas.openxmlformats.org/drawingml/2006/picture">
                     <pic:pic xmlns:pic="http://schemas.openxmlformats.org/drawingml/2006/picture">
                       <pic:nvPicPr>
-                        <pic:cNvPr id="0" name="Picture" descr="150x130"/>
+                        <pic:cNvPr id="1" name="Picture" descr="150x130"/>
                         <pic:cNvPicPr>
                           <a:picLocks noChangeAspect="1" noChangeArrowheads="1"/>
                         </pic:cNvPicPr>
@@ -6015,13 +5430,6 @@
                         <a:prstGeom prst="rect">
                           <a:avLst/>
                         </a:prstGeom>
-                        <a:noFill/>
-                        <a:ln w="9525">
-                          <a:noFill/>
-                          <a:miter lim="800000"/>
-                          <a:headEnd/>
-                          <a:tailEnd/>
-                        </a:ln>
                       </pic:spPr>
                     </pic:pic>
                   </a:graphicData>
@@ -6038,14 +5446,9 @@
             <w:top w:val="single" w:sz="4" w:space="0" w:color="000001"/>
             <w:left w:val="single" w:sz="4" w:space="0" w:color="000001"/>
             <w:bottom w:val="single" w:sz="4" w:space="0" w:color="000001"/>
-            <w:insideH w:val="single" w:sz="4" w:space="0" w:color="000001"/>
             <w:right w:val="single" w:sz="4" w:space="0" w:color="000001"/>
-            <w:insideV w:val="single" w:sz="4" w:space="0" w:color="000001"/>
           </w:tcBorders>
           <w:shd w:fill="FFFFFF" w:val="clear"/>
-          <w:tcMar>
-            <w:left w:w="98" w:type="dxa"/>
-          </w:tcMar>
           <w:vAlign w:val="center"/>
         </w:tcPr>
         <w:p>
@@ -6053,7 +5456,7 @@
             <w:pStyle w:val="Normal"/>
             <w:jc w:val="center"/>
             <w:rPr>
-              <w:rFonts w:eastAsia="Tahoma" w:cs="Tahoma" w:ascii="Tahoma" w:hAnsi="Tahoma"/>
+              <w:rFonts w:ascii="Tahoma" w:hAnsi="Tahoma" w:eastAsia="Tahoma" w:cs="Tahoma"/>
               <w:b/>
             </w:rPr>
           </w:pPr>
@@ -6077,19 +5480,14 @@
       </w:tc>
       <w:tc>
         <w:tcPr>
-          <w:tcW w:w="1999" w:type="dxa"/>
+          <w:tcW w:w="2000" w:type="dxa"/>
           <w:tcBorders>
             <w:top w:val="single" w:sz="4" w:space="0" w:color="000001"/>
             <w:left w:val="single" w:sz="4" w:space="0" w:color="000001"/>
             <w:bottom w:val="single" w:sz="4" w:space="0" w:color="000001"/>
-            <w:insideH w:val="single" w:sz="4" w:space="0" w:color="000001"/>
             <w:right w:val="single" w:sz="4" w:space="0" w:color="000001"/>
-            <w:insideV w:val="single" w:sz="4" w:space="0" w:color="000001"/>
           </w:tcBorders>
           <w:shd w:fill="FFFFFF" w:val="clear"/>
-          <w:tcMar>
-            <w:left w:w="98" w:type="dxa"/>
-          </w:tcMar>
           <w:vAlign w:val="center"/>
         </w:tcPr>
         <w:p>
@@ -6097,7 +5495,7 @@
             <w:pStyle w:val="Normal"/>
             <w:spacing w:lineRule="auto" w:line="300"/>
             <w:rPr>
-              <w:rFonts w:eastAsia="Tahoma" w:cs="Tahoma" w:ascii="Tahoma" w:hAnsi="Tahoma"/>
+              <w:rFonts w:ascii="Tahoma" w:hAnsi="Tahoma" w:eastAsia="Tahoma" w:cs="Tahoma"/>
               <w:b/>
               <w:sz w:val="20"/>
               <w:szCs w:val="20"/>
@@ -6110,7 +5508,34 @@
               <w:sz w:val="20"/>
               <w:szCs w:val="20"/>
             </w:rPr>
-            <w:t>CURS 2025/2026</w:t>
+            <w:t>CURS 202</w:t>
+          </w:r>
+          <w:r>
+            <w:rPr>
+              <w:rFonts w:eastAsia="Tahoma" w:cs="Tahoma" w:ascii="Tahoma" w:hAnsi="Tahoma"/>
+              <w:b/>
+              <w:sz w:val="20"/>
+              <w:szCs w:val="20"/>
+            </w:rPr>
+            <w:t>6</w:t>
+          </w:r>
+          <w:r>
+            <w:rPr>
+              <w:rFonts w:eastAsia="Tahoma" w:cs="Tahoma" w:ascii="Tahoma" w:hAnsi="Tahoma"/>
+              <w:b/>
+              <w:sz w:val="20"/>
+              <w:szCs w:val="20"/>
+            </w:rPr>
+            <w:t>/202</w:t>
+          </w:r>
+          <w:r>
+            <w:rPr>
+              <w:rFonts w:eastAsia="Tahoma" w:cs="Tahoma" w:ascii="Tahoma" w:hAnsi="Tahoma"/>
+              <w:b/>
+              <w:sz w:val="20"/>
+              <w:szCs w:val="20"/>
+            </w:rPr>
+            <w:t>7</w:t>
           </w:r>
         </w:p>
         <w:p>
@@ -6118,7 +5543,7 @@
             <w:pStyle w:val="Normal"/>
             <w:spacing w:lineRule="auto" w:line="300"/>
             <w:rPr>
-              <w:rFonts w:eastAsia="Tahoma" w:cs="Tahoma" w:ascii="Tahoma" w:hAnsi="Tahoma"/>
+              <w:rFonts w:ascii="Tahoma" w:hAnsi="Tahoma" w:eastAsia="Tahoma" w:cs="Tahoma"/>
               <w:sz w:val="20"/>
               <w:szCs w:val="20"/>
             </w:rPr>
@@ -6132,23 +5557,23 @@
             <w:t xml:space="preserve">Pàgina </w:t>
           </w:r>
           <w:r>
-            <w:rPr>
-              <w:rFonts w:eastAsia="Tahoma" w:cs="Tahoma" w:ascii="Tahoma" w:hAnsi="Tahoma"/>
-              <w:sz w:val="20"/>
-              <w:szCs w:val="20"/>
-            </w:rPr>
+            <w:rPr/>
             <w:fldChar w:fldCharType="begin"/>
           </w:r>
           <w:r>
-            <w:instrText> PAGE </w:instrText>
+            <w:rPr/>
+            <w:instrText xml:space="preserve"> PAGE </w:instrText>
           </w:r>
           <w:r>
+            <w:rPr/>
             <w:fldChar w:fldCharType="separate"/>
           </w:r>
           <w:r>
-            <w:t>4</w:t>
+            <w:rPr/>
+            <w:t>5</w:t>
           </w:r>
           <w:r>
+            <w:rPr/>
             <w:fldChar w:fldCharType="end"/>
           </w:r>
           <w:r>
@@ -6160,23 +5585,23 @@
             <w:t xml:space="preserve"> de </w:t>
           </w:r>
           <w:r>
-            <w:rPr>
-              <w:rFonts w:eastAsia="Tahoma" w:cs="Tahoma" w:ascii="Tahoma" w:hAnsi="Tahoma"/>
-              <w:sz w:val="20"/>
-              <w:szCs w:val="20"/>
-            </w:rPr>
+            <w:rPr/>
             <w:fldChar w:fldCharType="begin"/>
           </w:r>
           <w:r>
-            <w:instrText> NUMPAGES </w:instrText>
+            <w:rPr/>
+            <w:instrText xml:space="preserve"> NUMPAGES </w:instrText>
           </w:r>
           <w:r>
+            <w:rPr/>
             <w:fldChar w:fldCharType="separate"/>
           </w:r>
           <w:r>
-            <w:t>4</w:t>
+            <w:rPr/>
+            <w:t>5</w:t>
           </w:r>
           <w:r>
+            <w:rPr/>
             <w:fldChar w:fldCharType="end"/>
           </w:r>
         </w:p>
@@ -6186,26 +5611,377 @@
   <w:p>
     <w:pPr>
       <w:pStyle w:val="Normal"/>
-      <w:keepNext/>
+      <w:keepNext w:val="true"/>
       <w:keepLines w:val="false"/>
       <w:widowControl/>
-      <w:pBdr>
-        <w:top w:val="nil"/>
-        <w:left w:val="nil"/>
-        <w:bottom w:val="nil"/>
-        <w:right w:val="nil"/>
-      </w:pBdr>
-      <w:shd w:fill="FFFFFF" w:val="clear"/>
+      <w:pBdr/>
+      <w:shd w:val="clear" w:fill="FFFFFF"/>
       <w:tabs>
+        <w:tab w:val="clear" w:pos="720"/>
         <w:tab w:val="center" w:pos="4252" w:leader="none"/>
         <w:tab w:val="right" w:pos="8504" w:leader="none"/>
       </w:tabs>
       <w:spacing w:lineRule="auto" w:line="240" w:before="0" w:after="0"/>
-      <w:ind w:left="0" w:right="0" w:hanging="0"/>
+      <w:ind w:hanging="0" w:left="0" w:right="0"/>
       <w:jc w:val="left"/>
       <w:rPr>
         <w:rFonts w:eastAsia="Arial" w:cs="Arial"/>
         <w:b w:val="false"/>
+        <w:i w:val="false"/>
+        <w:i w:val="false"/>
+        <w:caps w:val="false"/>
+        <w:smallCaps w:val="false"/>
+        <w:strike w:val="false"/>
+        <w:dstrike w:val="false"/>
+        <w:color w:val="000000"/>
+        <w:position w:val="0"/>
+        <w:sz w:val="10"/>
+        <w:sz w:val="10"/>
+        <w:szCs w:val="10"/>
+        <w:u w:val="none"/>
+        <w:shd w:fill="FFFFFF" w:val="clear"/>
+        <w:vertAlign w:val="baseline"/>
+      </w:rPr>
+    </w:pPr>
+    <w:r>
+      <w:rPr>
+        <w:rFonts w:eastAsia="Arial" w:cs="Arial"/>
+        <w:b w:val="false"/>
+        <w:i w:val="false"/>
+        <w:caps w:val="false"/>
+        <w:smallCaps w:val="false"/>
+        <w:strike w:val="false"/>
+        <w:dstrike w:val="false"/>
+        <w:color w:val="000000"/>
+        <w:position w:val="0"/>
+        <w:sz w:val="10"/>
+        <w:sz w:val="10"/>
+        <w:szCs w:val="10"/>
+        <w:u w:val="none"/>
+        <w:shd w:fill="FFFFFF" w:val="clear"/>
+        <w:vertAlign w:val="baseline"/>
+      </w:rPr>
+    </w:r>
+  </w:p>
+</w:hdr>
+</file>
+
+<file path=word/header3.xml><?xml version="1.0" encoding="utf-8"?>
+<w:hdr xmlns:o="urn:schemas-microsoft-com:office:office" xmlns:r="http://schemas.openxmlformats.org/officeDocument/2006/relationships" xmlns:v="urn:schemas-microsoft-com:vml" xmlns:w="http://schemas.openxmlformats.org/wordprocessingml/2006/main" xmlns:w10="urn:schemas-microsoft-com:office:word" xmlns:wp="http://schemas.openxmlformats.org/drawingml/2006/wordprocessingDrawing" xmlns:wps="http://schemas.microsoft.com/office/word/2010/wordprocessingShape" xmlns:wpg="http://schemas.microsoft.com/office/word/2010/wordprocessingGroup" xmlns:mc="http://schemas.openxmlformats.org/markup-compatibility/2006" xmlns:wp14="http://schemas.microsoft.com/office/word/2010/wordprocessingDrawing" xmlns:w14="http://schemas.microsoft.com/office/word/2010/wordml" xmlns:w15="http://schemas.microsoft.com/office/word/2012/wordml" mc:Ignorable="w14 wp14 w15">
+  <w:p>
+    <w:pPr>
+      <w:pStyle w:val="Normal"/>
+      <w:keepNext w:val="true"/>
+      <w:keepLines w:val="false"/>
+      <w:widowControl w:val="false"/>
+      <w:pBdr/>
+      <w:shd w:val="clear" w:fill="FFFFFF"/>
+      <w:spacing w:lineRule="auto" w:line="276" w:before="0" w:after="0"/>
+      <w:ind w:hanging="0" w:left="0" w:right="0"/>
+      <w:jc w:val="left"/>
+      <w:rPr>
+        <w:rFonts w:ascii="Tahoma" w:hAnsi="Tahoma" w:eastAsia="Tahoma" w:cs="Tahoma"/>
+        <w:b/>
+        <w:i/>
+        <w:i/>
+        <w:sz w:val="22"/>
+        <w:szCs w:val="22"/>
+      </w:rPr>
+    </w:pPr>
+    <w:r>
+      <w:rPr>
+        <w:rFonts w:eastAsia="Tahoma" w:cs="Tahoma" w:ascii="Tahoma" w:hAnsi="Tahoma"/>
+        <w:b/>
+        <w:i/>
+        <w:sz w:val="22"/>
+        <w:szCs w:val="22"/>
+      </w:rPr>
+    </w:r>
+  </w:p>
+  <w:p>
+    <w:pPr>
+      <w:pStyle w:val="Header"/>
+      <w:rPr/>
+    </w:pPr>
+    <w:r>
+      <w:rPr/>
+    </w:r>
+  </w:p>
+  <w:tbl>
+    <w:tblPr>
+      <w:tblW w:w="10259" w:type="dxa"/>
+      <w:jc w:val="center"/>
+      <w:tblInd w:w="0" w:type="dxa"/>
+      <w:tblLayout w:type="fixed"/>
+      <w:tblCellMar>
+        <w:top w:w="0" w:type="dxa"/>
+        <w:left w:w="98" w:type="dxa"/>
+        <w:bottom w:w="0" w:type="dxa"/>
+        <w:right w:w="108" w:type="dxa"/>
+      </w:tblCellMar>
+    </w:tblPr>
+    <w:tblGrid>
+      <w:gridCol w:w="1183"/>
+      <w:gridCol w:w="7076"/>
+      <w:gridCol w:w="2000"/>
+    </w:tblGrid>
+    <w:tr>
+      <w:trPr>
+        <w:trHeight w:val="1119" w:hRule="atLeast"/>
+        <w:cantSplit w:val="true"/>
+      </w:trPr>
+      <w:tc>
+        <w:tcPr>
+          <w:tcW w:w="1183" w:type="dxa"/>
+          <w:tcBorders>
+            <w:top w:val="single" w:sz="4" w:space="0" w:color="000001"/>
+            <w:left w:val="single" w:sz="4" w:space="0" w:color="000001"/>
+            <w:bottom w:val="single" w:sz="4" w:space="0" w:color="000001"/>
+            <w:right w:val="single" w:sz="4" w:space="0" w:color="000001"/>
+          </w:tcBorders>
+          <w:shd w:fill="FFFFFF" w:val="clear"/>
+          <w:vAlign w:val="center"/>
+        </w:tcPr>
+        <w:p>
+          <w:pPr>
+            <w:pStyle w:val="Normal"/>
+            <w:rPr/>
+          </w:pPr>
+          <w:bookmarkStart w:id="6" w:name="bookmark=id.n7p5lwhtmrag"/>
+          <w:bookmarkStart w:id="7" w:name="bookmark=id.cpyvmzqf65gg"/>
+          <w:bookmarkEnd w:id="6"/>
+          <w:bookmarkEnd w:id="7"/>
+          <w:r>
+            <w:rPr/>
+            <w:drawing>
+              <wp:inline distT="0" distB="0" distL="0" distR="0">
+                <wp:extent cx="552450" cy="639445"/>
+                <wp:effectExtent l="0" t="0" r="0" b="0"/>
+                <wp:docPr id="2" name="Picture" descr="150x130"/>
+                <wp:cNvGraphicFramePr>
+                  <a:graphicFrameLocks xmlns:a="http://schemas.openxmlformats.org/drawingml/2006/main" noChangeAspect="1"/>
+                </wp:cNvGraphicFramePr>
+                <a:graphic xmlns:a="http://schemas.openxmlformats.org/drawingml/2006/main">
+                  <a:graphicData uri="http://schemas.openxmlformats.org/drawingml/2006/picture">
+                    <pic:pic xmlns:pic="http://schemas.openxmlformats.org/drawingml/2006/picture">
+                      <pic:nvPicPr>
+                        <pic:cNvPr id="2" name="Picture" descr="150x130"/>
+                        <pic:cNvPicPr>
+                          <a:picLocks noChangeAspect="1" noChangeArrowheads="1"/>
+                        </pic:cNvPicPr>
+                      </pic:nvPicPr>
+                      <pic:blipFill>
+                        <a:blip r:embed="rId1"/>
+                        <a:stretch>
+                          <a:fillRect/>
+                        </a:stretch>
+                      </pic:blipFill>
+                      <pic:spPr bwMode="auto">
+                        <a:xfrm>
+                          <a:off x="0" y="0"/>
+                          <a:ext cx="552450" cy="639445"/>
+                        </a:xfrm>
+                        <a:prstGeom prst="rect">
+                          <a:avLst/>
+                        </a:prstGeom>
+                      </pic:spPr>
+                    </pic:pic>
+                  </a:graphicData>
+                </a:graphic>
+              </wp:inline>
+            </w:drawing>
+          </w:r>
+        </w:p>
+      </w:tc>
+      <w:tc>
+        <w:tcPr>
+          <w:tcW w:w="7076" w:type="dxa"/>
+          <w:tcBorders>
+            <w:top w:val="single" w:sz="4" w:space="0" w:color="000001"/>
+            <w:left w:val="single" w:sz="4" w:space="0" w:color="000001"/>
+            <w:bottom w:val="single" w:sz="4" w:space="0" w:color="000001"/>
+            <w:right w:val="single" w:sz="4" w:space="0" w:color="000001"/>
+          </w:tcBorders>
+          <w:shd w:fill="FFFFFF" w:val="clear"/>
+          <w:vAlign w:val="center"/>
+        </w:tcPr>
+        <w:p>
+          <w:pPr>
+            <w:pStyle w:val="Normal"/>
+            <w:jc w:val="center"/>
+            <w:rPr>
+              <w:rFonts w:ascii="Tahoma" w:hAnsi="Tahoma" w:eastAsia="Tahoma" w:cs="Tahoma"/>
+              <w:b/>
+            </w:rPr>
+          </w:pPr>
+          <w:r>
+            <w:rPr>
+              <w:rFonts w:eastAsia="Tahoma" w:cs="Tahoma" w:ascii="Tahoma" w:hAnsi="Tahoma"/>
+              <w:b/>
+              <w:sz w:val="28"/>
+              <w:szCs w:val="28"/>
+            </w:rPr>
+            <w:t xml:space="preserve"> </w:t>
+          </w:r>
+          <w:r>
+            <w:rPr>
+              <w:rFonts w:eastAsia="Tahoma" w:cs="Tahoma" w:ascii="Tahoma" w:hAnsi="Tahoma"/>
+              <w:b/>
+            </w:rPr>
+            <w:t>PRESENTACIÓ DEL MÒDUL</w:t>
+          </w:r>
+        </w:p>
+      </w:tc>
+      <w:tc>
+        <w:tcPr>
+          <w:tcW w:w="2000" w:type="dxa"/>
+          <w:tcBorders>
+            <w:top w:val="single" w:sz="4" w:space="0" w:color="000001"/>
+            <w:left w:val="single" w:sz="4" w:space="0" w:color="000001"/>
+            <w:bottom w:val="single" w:sz="4" w:space="0" w:color="000001"/>
+            <w:right w:val="single" w:sz="4" w:space="0" w:color="000001"/>
+          </w:tcBorders>
+          <w:shd w:fill="FFFFFF" w:val="clear"/>
+          <w:vAlign w:val="center"/>
+        </w:tcPr>
+        <w:p>
+          <w:pPr>
+            <w:pStyle w:val="Normal"/>
+            <w:spacing w:lineRule="auto" w:line="300"/>
+            <w:rPr>
+              <w:rFonts w:ascii="Tahoma" w:hAnsi="Tahoma" w:eastAsia="Tahoma" w:cs="Tahoma"/>
+              <w:b/>
+              <w:sz w:val="20"/>
+              <w:szCs w:val="20"/>
+            </w:rPr>
+          </w:pPr>
+          <w:r>
+            <w:rPr>
+              <w:rFonts w:eastAsia="Tahoma" w:cs="Tahoma" w:ascii="Tahoma" w:hAnsi="Tahoma"/>
+              <w:b/>
+              <w:sz w:val="20"/>
+              <w:szCs w:val="20"/>
+            </w:rPr>
+            <w:t>CURS 202</w:t>
+          </w:r>
+          <w:r>
+            <w:rPr>
+              <w:rFonts w:eastAsia="Tahoma" w:cs="Tahoma" w:ascii="Tahoma" w:hAnsi="Tahoma"/>
+              <w:b/>
+              <w:sz w:val="20"/>
+              <w:szCs w:val="20"/>
+            </w:rPr>
+            <w:t>6</w:t>
+          </w:r>
+          <w:r>
+            <w:rPr>
+              <w:rFonts w:eastAsia="Tahoma" w:cs="Tahoma" w:ascii="Tahoma" w:hAnsi="Tahoma"/>
+              <w:b/>
+              <w:sz w:val="20"/>
+              <w:szCs w:val="20"/>
+            </w:rPr>
+            <w:t>/202</w:t>
+          </w:r>
+          <w:r>
+            <w:rPr>
+              <w:rFonts w:eastAsia="Tahoma" w:cs="Tahoma" w:ascii="Tahoma" w:hAnsi="Tahoma"/>
+              <w:b/>
+              <w:sz w:val="20"/>
+              <w:szCs w:val="20"/>
+            </w:rPr>
+            <w:t>7</w:t>
+          </w:r>
+        </w:p>
+        <w:p>
+          <w:pPr>
+            <w:pStyle w:val="Normal"/>
+            <w:spacing w:lineRule="auto" w:line="300"/>
+            <w:rPr>
+              <w:rFonts w:ascii="Tahoma" w:hAnsi="Tahoma" w:eastAsia="Tahoma" w:cs="Tahoma"/>
+              <w:sz w:val="20"/>
+              <w:szCs w:val="20"/>
+            </w:rPr>
+          </w:pPr>
+          <w:r>
+            <w:rPr>
+              <w:rFonts w:eastAsia="Tahoma" w:cs="Tahoma" w:ascii="Tahoma" w:hAnsi="Tahoma"/>
+              <w:sz w:val="20"/>
+              <w:szCs w:val="20"/>
+            </w:rPr>
+            <w:t xml:space="preserve">Pàgina </w:t>
+          </w:r>
+          <w:r>
+            <w:rPr/>
+            <w:fldChar w:fldCharType="begin"/>
+          </w:r>
+          <w:r>
+            <w:rPr/>
+            <w:instrText xml:space="preserve"> PAGE </w:instrText>
+          </w:r>
+          <w:r>
+            <w:rPr/>
+            <w:fldChar w:fldCharType="separate"/>
+          </w:r>
+          <w:r>
+            <w:rPr/>
+            <w:t>5</w:t>
+          </w:r>
+          <w:r>
+            <w:rPr/>
+            <w:fldChar w:fldCharType="end"/>
+          </w:r>
+          <w:r>
+            <w:rPr>
+              <w:rFonts w:eastAsia="Tahoma" w:cs="Tahoma" w:ascii="Tahoma" w:hAnsi="Tahoma"/>
+              <w:sz w:val="20"/>
+              <w:szCs w:val="20"/>
+            </w:rPr>
+            <w:t xml:space="preserve"> de </w:t>
+          </w:r>
+          <w:r>
+            <w:rPr/>
+            <w:fldChar w:fldCharType="begin"/>
+          </w:r>
+          <w:r>
+            <w:rPr/>
+            <w:instrText xml:space="preserve"> NUMPAGES </w:instrText>
+          </w:r>
+          <w:r>
+            <w:rPr/>
+            <w:fldChar w:fldCharType="separate"/>
+          </w:r>
+          <w:r>
+            <w:rPr/>
+            <w:t>5</w:t>
+          </w:r>
+          <w:r>
+            <w:rPr/>
+            <w:fldChar w:fldCharType="end"/>
+          </w:r>
+        </w:p>
+      </w:tc>
+    </w:tr>
+  </w:tbl>
+  <w:p>
+    <w:pPr>
+      <w:pStyle w:val="Normal"/>
+      <w:keepNext w:val="true"/>
+      <w:keepLines w:val="false"/>
+      <w:widowControl/>
+      <w:pBdr/>
+      <w:shd w:val="clear" w:fill="FFFFFF"/>
+      <w:tabs>
+        <w:tab w:val="clear" w:pos="720"/>
+        <w:tab w:val="center" w:pos="4252" w:leader="none"/>
+        <w:tab w:val="right" w:pos="8504" w:leader="none"/>
+      </w:tabs>
+      <w:spacing w:lineRule="auto" w:line="240" w:before="0" w:after="0"/>
+      <w:ind w:hanging="0" w:left="0" w:right="0"/>
+      <w:jc w:val="left"/>
+      <w:rPr>
+        <w:rFonts w:eastAsia="Arial" w:cs="Arial"/>
+        <w:b w:val="false"/>
+        <w:i w:val="false"/>
         <w:i w:val="false"/>
         <w:caps w:val="false"/>
         <w:smallCaps w:val="false"/>
@@ -6245,7 +6021,7 @@
 </file>
 
 <file path=word/numbering.xml><?xml version="1.0" encoding="utf-8"?>
-<w:numbering xmlns:w="http://schemas.openxmlformats.org/wordprocessingml/2006/main" xmlns:o="urn:schemas-microsoft-com:office:office" xmlns:r="http://schemas.openxmlformats.org/officeDocument/2006/relationships" xmlns:v="urn:schemas-microsoft-com:vml">
+<w:numbering xmlns:w="http://schemas.openxmlformats.org/wordprocessingml/2006/main" xmlns:o="urn:schemas-microsoft-com:office:office" xmlns:r="http://schemas.openxmlformats.org/officeDocument/2006/relationships" xmlns:v="urn:schemas-microsoft-com:vml" xmlns:mc="http://schemas.openxmlformats.org/markup-compatibility/2006" xmlns:w14="http://schemas.microsoft.com/office/word/2010/wordml" mc:Ignorable="w14">
   <w:abstractNum w:abstractNumId="1">
     <w:lvl w:ilvl="0">
       <w:start w:val="1"/>
@@ -6253,6 +6029,9 @@
       <w:lvlText w:val="%1."/>
       <w:lvlJc w:val="left"/>
       <w:pPr>
+        <w:tabs>
+          <w:tab w:val="num" w:pos="0"/>
+        </w:tabs>
         <w:ind w:left="720" w:hanging="360"/>
       </w:pPr>
       <w:rPr>
@@ -6265,8 +6044,12 @@
       <w:lvlText w:val="%2."/>
       <w:lvlJc w:val="left"/>
       <w:pPr>
+        <w:tabs>
+          <w:tab w:val="num" w:pos="0"/>
+        </w:tabs>
         <w:ind w:left="1440" w:hanging="360"/>
       </w:pPr>
+      <w:rPr/>
     </w:lvl>
     <w:lvl w:ilvl="2">
       <w:start w:val="1"/>
@@ -6274,8 +6057,12 @@
       <w:lvlText w:val="%3."/>
       <w:lvlJc w:val="right"/>
       <w:pPr>
+        <w:tabs>
+          <w:tab w:val="num" w:pos="0"/>
+        </w:tabs>
         <w:ind w:left="2160" w:hanging="180"/>
       </w:pPr>
+      <w:rPr/>
     </w:lvl>
     <w:lvl w:ilvl="3">
       <w:start w:val="1"/>
@@ -6283,8 +6070,12 @@
       <w:lvlText w:val="%4."/>
       <w:lvlJc w:val="left"/>
       <w:pPr>
+        <w:tabs>
+          <w:tab w:val="num" w:pos="0"/>
+        </w:tabs>
         <w:ind w:left="2880" w:hanging="360"/>
       </w:pPr>
+      <w:rPr/>
     </w:lvl>
     <w:lvl w:ilvl="4">
       <w:start w:val="1"/>
@@ -6292,8 +6083,12 @@
       <w:lvlText w:val="%5."/>
       <w:lvlJc w:val="left"/>
       <w:pPr>
+        <w:tabs>
+          <w:tab w:val="num" w:pos="0"/>
+        </w:tabs>
         <w:ind w:left="3600" w:hanging="360"/>
       </w:pPr>
+      <w:rPr/>
     </w:lvl>
     <w:lvl w:ilvl="5">
       <w:start w:val="1"/>
@@ -6301,8 +6096,12 @@
       <w:lvlText w:val="%6."/>
       <w:lvlJc w:val="right"/>
       <w:pPr>
+        <w:tabs>
+          <w:tab w:val="num" w:pos="0"/>
+        </w:tabs>
         <w:ind w:left="4320" w:hanging="180"/>
       </w:pPr>
+      <w:rPr/>
     </w:lvl>
     <w:lvl w:ilvl="6">
       <w:start w:val="1"/>
@@ -6310,8 +6109,12 @@
       <w:lvlText w:val="%7."/>
       <w:lvlJc w:val="left"/>
       <w:pPr>
+        <w:tabs>
+          <w:tab w:val="num" w:pos="0"/>
+        </w:tabs>
         <w:ind w:left="5040" w:hanging="360"/>
       </w:pPr>
+      <w:rPr/>
     </w:lvl>
     <w:lvl w:ilvl="7">
       <w:start w:val="1"/>
@@ -6319,8 +6122,12 @@
       <w:lvlText w:val="%8."/>
       <w:lvlJc w:val="left"/>
       <w:pPr>
+        <w:tabs>
+          <w:tab w:val="num" w:pos="0"/>
+        </w:tabs>
         <w:ind w:left="5760" w:hanging="360"/>
       </w:pPr>
+      <w:rPr/>
     </w:lvl>
     <w:lvl w:ilvl="8">
       <w:start w:val="1"/>
@@ -6328,8 +6135,12 @@
       <w:lvlText w:val="%9."/>
       <w:lvlJc w:val="right"/>
       <w:pPr>
+        <w:tabs>
+          <w:tab w:val="num" w:pos="0"/>
+        </w:tabs>
         <w:ind w:left="6480" w:hanging="180"/>
       </w:pPr>
+      <w:rPr/>
     </w:lvl>
   </w:abstractNum>
   <w:abstractNum w:abstractNumId="2">
@@ -6341,9 +6152,9 @@
       <w:lvlJc w:val="left"/>
       <w:pPr>
         <w:tabs>
-          <w:tab w:val="num" w:pos="432"/>
+          <w:tab w:val="num" w:pos="0"/>
         </w:tabs>
-        <w:ind w:left="432" w:hanging="432"/>
+        <w:ind w:left="0" w:hanging="0"/>
       </w:pPr>
     </w:lvl>
     <w:lvl w:ilvl="1">
@@ -6354,9 +6165,9 @@
       <w:lvlJc w:val="left"/>
       <w:pPr>
         <w:tabs>
-          <w:tab w:val="num" w:pos="576"/>
+          <w:tab w:val="num" w:pos="0"/>
         </w:tabs>
-        <w:ind w:left="576" w:hanging="576"/>
+        <w:ind w:left="0" w:hanging="0"/>
       </w:pPr>
     </w:lvl>
     <w:lvl w:ilvl="2">
@@ -6367,9 +6178,9 @@
       <w:lvlJc w:val="left"/>
       <w:pPr>
         <w:tabs>
-          <w:tab w:val="num" w:pos="720"/>
+          <w:tab w:val="num" w:pos="0"/>
         </w:tabs>
-        <w:ind w:left="720" w:hanging="720"/>
+        <w:ind w:left="0" w:hanging="0"/>
       </w:pPr>
     </w:lvl>
     <w:lvl w:ilvl="3">
@@ -6380,9 +6191,9 @@
       <w:lvlJc w:val="left"/>
       <w:pPr>
         <w:tabs>
-          <w:tab w:val="num" w:pos="864"/>
+          <w:tab w:val="num" w:pos="0"/>
         </w:tabs>
-        <w:ind w:left="864" w:hanging="864"/>
+        <w:ind w:left="0" w:hanging="0"/>
       </w:pPr>
     </w:lvl>
     <w:lvl w:ilvl="4">
@@ -6393,9 +6204,9 @@
       <w:lvlJc w:val="left"/>
       <w:pPr>
         <w:tabs>
-          <w:tab w:val="num" w:pos="1008"/>
+          <w:tab w:val="num" w:pos="0"/>
         </w:tabs>
-        <w:ind w:left="1008" w:hanging="1008"/>
+        <w:ind w:left="0" w:hanging="0"/>
       </w:pPr>
     </w:lvl>
     <w:lvl w:ilvl="5">
@@ -6406,9 +6217,9 @@
       <w:lvlJc w:val="left"/>
       <w:pPr>
         <w:tabs>
-          <w:tab w:val="num" w:pos="1152"/>
+          <w:tab w:val="num" w:pos="0"/>
         </w:tabs>
-        <w:ind w:left="1152" w:hanging="1152"/>
+        <w:ind w:left="0" w:hanging="0"/>
       </w:pPr>
     </w:lvl>
     <w:lvl w:ilvl="6">
@@ -6419,9 +6230,9 @@
       <w:lvlJc w:val="left"/>
       <w:pPr>
         <w:tabs>
-          <w:tab w:val="num" w:pos="1296"/>
+          <w:tab w:val="num" w:pos="0"/>
         </w:tabs>
-        <w:ind w:left="1296" w:hanging="1296"/>
+        <w:ind w:left="0" w:hanging="0"/>
       </w:pPr>
     </w:lvl>
     <w:lvl w:ilvl="7">
@@ -6432,9 +6243,9 @@
       <w:lvlJc w:val="left"/>
       <w:pPr>
         <w:tabs>
-          <w:tab w:val="num" w:pos="1440"/>
+          <w:tab w:val="num" w:pos="0"/>
         </w:tabs>
-        <w:ind w:left="1440" w:hanging="1440"/>
+        <w:ind w:left="0" w:hanging="0"/>
       </w:pPr>
     </w:lvl>
     <w:lvl w:ilvl="8">
@@ -6445,9 +6256,9 @@
       <w:lvlJc w:val="left"/>
       <w:pPr>
         <w:tabs>
-          <w:tab w:val="num" w:pos="1584"/>
+          <w:tab w:val="num" w:pos="0"/>
         </w:tabs>
-        <w:ind w:left="1584" w:hanging="1584"/>
+        <w:ind w:left="0" w:hanging="0"/>
       </w:pPr>
     </w:lvl>
   </w:abstractNum>
@@ -6461,42 +6272,48 @@
 </file>
 
 <file path=word/styles.xml><?xml version="1.0" encoding="utf-8"?>
-<w:styles xmlns:w="http://schemas.openxmlformats.org/wordprocessingml/2006/main">
+<w:styles xmlns:w="http://schemas.openxmlformats.org/wordprocessingml/2006/main" xmlns:w14="http://schemas.microsoft.com/office/word/2010/wordml" xmlns:mc="http://schemas.openxmlformats.org/markup-compatibility/2006" mc:Ignorable="w14">
   <w:docDefaults>
     <w:rPrDefault>
       <w:rPr>
         <w:rFonts w:ascii="Arial" w:hAnsi="Arial" w:eastAsia="Arial" w:cs="Arial"/>
         <w:sz w:val="24"/>
         <w:szCs w:val="24"/>
-        <w:lang w:val="es" w:eastAsia="zh-CN" w:bidi="hi-IN"/>
+        <w:lang w:val="es-ES" w:eastAsia="zh-CN" w:bidi="hi-IN"/>
       </w:rPr>
     </w:rPrDefault>
     <w:pPrDefault>
-      <w:pPr/>
+      <w:pPr>
+        <w:suppressAutoHyphens w:val="true"/>
+      </w:pPr>
     </w:pPrDefault>
   </w:docDefaults>
   <w:style w:type="paragraph" w:styleId="Normal">
     <w:name w:val="Normal"/>
+    <w:qFormat/>
     <w:pPr>
       <w:widowControl w:val="false"/>
       <w:suppressAutoHyphens w:val="true"/>
       <w:bidi w:val="0"/>
+      <w:spacing w:before="0" w:after="0"/>
       <w:jc w:val="left"/>
     </w:pPr>
     <w:rPr>
       <w:rFonts w:ascii="Arial" w:hAnsi="Arial" w:eastAsia="Arial" w:cs="Arial"/>
       <w:color w:val="00000A"/>
+      <w:kern w:val="0"/>
       <w:sz w:val="24"/>
       <w:szCs w:val="24"/>
-      <w:lang w:val="es" w:eastAsia="zh-CN" w:bidi="hi-IN"/>
+      <w:lang w:val="es-ES" w:eastAsia="zh-CN" w:bidi="hi-IN"/>
     </w:rPr>
   </w:style>
   <w:style w:type="paragraph" w:styleId="Heading1">
     <w:name w:val="Heading 1"/>
     <w:basedOn w:val="Heading"/>
     <w:next w:val="Normal"/>
+    <w:qFormat/>
     <w:pPr>
-      <w:keepNext/>
+      <w:keepNext w:val="true"/>
       <w:keepLines/>
       <w:widowControl w:val="false"/>
       <w:suppressAutoHyphens w:val="true"/>
@@ -6510,15 +6327,16 @@
       <w:color w:val="00000A"/>
       <w:sz w:val="48"/>
       <w:szCs w:val="48"/>
-      <w:lang w:val="es" w:eastAsia="zh-CN" w:bidi="hi-IN"/>
+      <w:lang w:val="es-ES" w:eastAsia="zh-CN" w:bidi="hi-IN"/>
     </w:rPr>
   </w:style>
   <w:style w:type="paragraph" w:styleId="Heading2">
     <w:name w:val="Heading 2"/>
     <w:basedOn w:val="Heading"/>
     <w:next w:val="Normal"/>
+    <w:qFormat/>
     <w:pPr>
-      <w:keepNext/>
+      <w:keepNext w:val="true"/>
       <w:keepLines/>
       <w:widowControl w:val="false"/>
       <w:suppressAutoHyphens w:val="true"/>
@@ -6532,15 +6350,16 @@
       <w:color w:val="00000A"/>
       <w:sz w:val="36"/>
       <w:szCs w:val="36"/>
-      <w:lang w:val="es" w:eastAsia="zh-CN" w:bidi="hi-IN"/>
+      <w:lang w:val="es-ES" w:eastAsia="zh-CN" w:bidi="hi-IN"/>
     </w:rPr>
   </w:style>
   <w:style w:type="paragraph" w:styleId="Heading3">
     <w:name w:val="Heading 3"/>
     <w:basedOn w:val="Heading"/>
     <w:next w:val="Normal"/>
+    <w:qFormat/>
     <w:pPr>
-      <w:keepNext/>
+      <w:keepNext w:val="true"/>
       <w:keepLines/>
       <w:widowControl w:val="false"/>
       <w:suppressAutoHyphens w:val="true"/>
@@ -6554,15 +6373,16 @@
       <w:color w:val="00000A"/>
       <w:sz w:val="28"/>
       <w:szCs w:val="28"/>
-      <w:lang w:val="es" w:eastAsia="zh-CN" w:bidi="hi-IN"/>
+      <w:lang w:val="es-ES" w:eastAsia="zh-CN" w:bidi="hi-IN"/>
     </w:rPr>
   </w:style>
   <w:style w:type="paragraph" w:styleId="Heading4">
     <w:name w:val="Heading 4"/>
     <w:basedOn w:val="Heading"/>
     <w:next w:val="Normal"/>
+    <w:qFormat/>
     <w:pPr>
-      <w:keepNext/>
+      <w:keepNext w:val="true"/>
       <w:keepLines/>
       <w:widowControl w:val="false"/>
       <w:suppressAutoHyphens w:val="true"/>
@@ -6576,15 +6396,16 @@
       <w:color w:val="00000A"/>
       <w:sz w:val="24"/>
       <w:szCs w:val="24"/>
-      <w:lang w:val="es" w:eastAsia="zh-CN" w:bidi="hi-IN"/>
+      <w:lang w:val="es-ES" w:eastAsia="zh-CN" w:bidi="hi-IN"/>
     </w:rPr>
   </w:style>
   <w:style w:type="paragraph" w:styleId="Heading5">
     <w:name w:val="Heading 5"/>
     <w:basedOn w:val="Heading"/>
     <w:next w:val="Normal"/>
+    <w:qFormat/>
     <w:pPr>
-      <w:keepNext/>
+      <w:keepNext w:val="true"/>
       <w:keepLines/>
       <w:widowControl w:val="false"/>
       <w:suppressAutoHyphens w:val="true"/>
@@ -6598,15 +6419,16 @@
       <w:color w:val="00000A"/>
       <w:sz w:val="22"/>
       <w:szCs w:val="22"/>
-      <w:lang w:val="es" w:eastAsia="zh-CN" w:bidi="hi-IN"/>
+      <w:lang w:val="es-ES" w:eastAsia="zh-CN" w:bidi="hi-IN"/>
     </w:rPr>
   </w:style>
   <w:style w:type="paragraph" w:styleId="Heading6">
     <w:name w:val="Heading 6"/>
     <w:basedOn w:val="Heading"/>
     <w:next w:val="Normal"/>
+    <w:qFormat/>
     <w:pPr>
-      <w:keepNext/>
+      <w:keepNext w:val="true"/>
       <w:keepLines/>
       <w:widowControl w:val="false"/>
       <w:suppressAutoHyphens w:val="true"/>
@@ -6620,7 +6442,7 @@
       <w:color w:val="00000A"/>
       <w:sz w:val="20"/>
       <w:szCs w:val="20"/>
-      <w:lang w:val="es" w:eastAsia="zh-CN" w:bidi="hi-IN"/>
+      <w:lang w:val="es-ES" w:eastAsia="zh-CN" w:bidi="hi-IN"/>
     </w:rPr>
   </w:style>
   <w:style w:type="character" w:styleId="DefaultParagraphFont" w:default="1">
@@ -6628,19 +6450,20 @@
     <w:uiPriority w:val="1"/>
     <w:semiHidden/>
     <w:unhideWhenUsed/>
+    <w:qFormat/>
     <w:rPr/>
   </w:style>
-  <w:style w:type="character" w:styleId="Pagenumber">
-    <w:name w:val="page number"/>
+  <w:style w:type="character" w:styleId="PageNumber">
+    <w:name w:val="Page Number"/>
+    <w:basedOn w:val="DefaultParagraphFont"/>
     <w:rsid w:val="0003552e"/>
-    <w:basedOn w:val="DefaultParagraphFont"/>
     <w:rPr/>
   </w:style>
   <w:style w:type="character" w:styleId="TextodegloboCar" w:customStyle="1">
     <w:name w:val="Texto de globo Car"/>
-    <w:link w:val="Textodeglobo"/>
+    <w:basedOn w:val="DefaultParagraphFont"/>
+    <w:qFormat/>
     <w:rsid w:val="00e14976"/>
-    <w:basedOn w:val="DefaultParagraphFont"/>
     <w:rPr>
       <w:rFonts w:ascii="Tahoma" w:hAnsi="Tahoma" w:cs="Tahoma"/>
       <w:sz w:val="16"/>
@@ -6649,9 +6472,10 @@
   </w:style>
   <w:style w:type="character" w:styleId="TablaCar" w:customStyle="1">
     <w:name w:val="Tabla Car"/>
+    <w:basedOn w:val="DefaultParagraphFont"/>
     <w:link w:val="Tabla"/>
+    <w:qFormat/>
     <w:rsid w:val="006f4a70"/>
-    <w:basedOn w:val="DefaultParagraphFont"/>
     <w:rPr>
       <w:rFonts w:cs=""/>
       <w:bCs/>
@@ -6659,57 +6483,21 @@
       <w:lang w:val="ca-ES" w:eastAsia="en-US"/>
     </w:rPr>
   </w:style>
-  <w:style w:type="character" w:styleId="ListLabel1">
-    <w:name w:val="ListLabel 1"/>
-    <w:rPr>
-      <w:b/>
-    </w:rPr>
-  </w:style>
-  <w:style w:type="character" w:styleId="ListLabel2">
-    <w:name w:val="ListLabel 2"/>
-    <w:rPr>
-      <w:b w:val="false"/>
-      <w:color w:val="000000"/>
-    </w:rPr>
-  </w:style>
-  <w:style w:type="character" w:styleId="ListLabel3">
-    <w:name w:val="ListLabel 3"/>
-    <w:rPr>
-      <w:rFonts w:eastAsia="Noto Sans Symbols" w:cs="Noto Sans Symbols"/>
-    </w:rPr>
-  </w:style>
-  <w:style w:type="character" w:styleId="ListLabel4">
-    <w:name w:val="ListLabel 4"/>
-    <w:rPr>
-      <w:rFonts w:eastAsia="Courier New" w:cs="Courier New"/>
-    </w:rPr>
-  </w:style>
-  <w:style w:type="character" w:styleId="InternetLink">
-    <w:name w:val="Internet Link"/>
+  <w:style w:type="character" w:styleId="Hyperlink">
+    <w:name w:val="Hyperlink"/>
     <w:rPr>
       <w:color w:val="000080"/>
       <w:u w:val="single"/>
       <w:lang w:val="zxx" w:eastAsia="zxx" w:bidi="zxx"/>
     </w:rPr>
   </w:style>
-  <w:style w:type="character" w:styleId="ListLabel5">
-    <w:name w:val="ListLabel 5"/>
-    <w:rPr>
-      <w:b/>
-    </w:rPr>
-  </w:style>
-  <w:style w:type="character" w:styleId="ListLabel6">
-    <w:name w:val="ListLabel 6"/>
-    <w:rPr>
-      <w:b/>
-    </w:rPr>
-  </w:style>
   <w:style w:type="paragraph" w:styleId="Heading">
     <w:name w:val="Heading"/>
     <w:basedOn w:val="Normal"/>
     <w:next w:val="TextBody"/>
+    <w:qFormat/>
     <w:pPr>
-      <w:keepNext/>
+      <w:keepNext w:val="true"/>
       <w:spacing w:before="240" w:after="120"/>
     </w:pPr>
     <w:rPr>
@@ -6718,11 +6506,11 @@
       <w:szCs w:val="28"/>
     </w:rPr>
   </w:style>
-  <w:style w:type="paragraph" w:styleId="TextBody">
-    <w:name w:val="Text Body"/>
+  <w:style w:type="paragraph" w:styleId="BodyText">
+    <w:name w:val="Body Text"/>
     <w:basedOn w:val="Normal"/>
     <w:pPr>
-      <w:spacing w:lineRule="auto" w:line="288" w:before="0" w:after="140"/>
+      <w:spacing w:lineRule="auto" w:line="276" w:before="0" w:after="140"/>
     </w:pPr>
     <w:rPr/>
   </w:style>
@@ -6737,6 +6525,7 @@
   <w:style w:type="paragraph" w:styleId="Caption">
     <w:name w:val="Caption"/>
     <w:basedOn w:val="Normal"/>
+    <w:qFormat/>
     <w:pPr>
       <w:suppressLineNumbers/>
       <w:spacing w:before="120" w:after="120"/>
@@ -6752,6 +6541,7 @@
   <w:style w:type="paragraph" w:styleId="Index">
     <w:name w:val="Index"/>
     <w:basedOn w:val="Normal"/>
+    <w:qFormat/>
     <w:pPr>
       <w:suppressLineNumbers/>
     </w:pPr>
@@ -6759,28 +6549,41 @@
       <w:rFonts w:cs="FreeSans"/>
     </w:rPr>
   </w:style>
-  <w:style w:type="paragraph" w:styleId="LOnormal" w:default="1">
+  <w:style w:type="paragraph" w:styleId="TextBody">
+    <w:name w:val="Text Body"/>
+    <w:basedOn w:val="Normal"/>
+    <w:qFormat/>
+    <w:pPr>
+      <w:spacing w:lineRule="auto" w:line="288" w:before="0" w:after="140"/>
+    </w:pPr>
+    <w:rPr/>
+  </w:style>
+  <w:style w:type="paragraph" w:styleId="LO-normal" w:default="1">
     <w:name w:val="LO-normal"/>
+    <w:qFormat/>
     <w:pPr>
       <w:widowControl/>
       <w:suppressAutoHyphens w:val="true"/>
       <w:bidi w:val="0"/>
+      <w:spacing w:before="0" w:after="0"/>
       <w:jc w:val="left"/>
     </w:pPr>
     <w:rPr>
       <w:rFonts w:ascii="Arial" w:hAnsi="Arial" w:eastAsia="Arial" w:cs="Arial"/>
       <w:color w:val="00000A"/>
+      <w:kern w:val="0"/>
       <w:sz w:val="24"/>
       <w:szCs w:val="24"/>
-      <w:lang w:val="es" w:eastAsia="zh-CN" w:bidi="hi-IN"/>
+      <w:lang w:val="es-ES" w:eastAsia="zh-CN" w:bidi="hi-IN"/>
     </w:rPr>
   </w:style>
   <w:style w:type="paragraph" w:styleId="Title">
     <w:name w:val="Title"/>
-    <w:basedOn w:val="LOnormal"/>
+    <w:basedOn w:val="LO-normal"/>
     <w:next w:val="Normal"/>
+    <w:qFormat/>
     <w:pPr>
-      <w:keepNext/>
+      <w:keepNext w:val="true"/>
       <w:keepLines/>
       <w:spacing w:lineRule="auto" w:line="240" w:before="480" w:after="120"/>
     </w:pPr>
@@ -6790,12 +6593,20 @@
       <w:szCs w:val="72"/>
     </w:rPr>
   </w:style>
+  <w:style w:type="paragraph" w:styleId="HeaderandFooter">
+    <w:name w:val="Header and Footer"/>
+    <w:basedOn w:val="Normal"/>
+    <w:qFormat/>
+    <w:pPr/>
+    <w:rPr/>
+  </w:style>
   <w:style w:type="paragraph" w:styleId="Header">
     <w:name w:val="Header"/>
+    <w:basedOn w:val="LO-normal"/>
     <w:rsid w:val="0003552e"/>
-    <w:basedOn w:val="LOnormal"/>
     <w:pPr>
       <w:tabs>
+        <w:tab w:val="clear" w:pos="720"/>
         <w:tab w:val="center" w:pos="4252" w:leader="none"/>
         <w:tab w:val="right" w:pos="8504" w:leader="none"/>
       </w:tabs>
@@ -6804,10 +6615,11 @@
   </w:style>
   <w:style w:type="paragraph" w:styleId="Footer">
     <w:name w:val="Footer"/>
+    <w:basedOn w:val="LO-normal"/>
     <w:rsid w:val="0003552e"/>
-    <w:basedOn w:val="LOnormal"/>
     <w:pPr>
       <w:tabs>
+        <w:tab w:val="clear" w:pos="720"/>
         <w:tab w:val="center" w:pos="4252" w:leader="none"/>
         <w:tab w:val="right" w:pos="8504" w:leader="none"/>
       </w:tabs>
@@ -6816,9 +6628,10 @@
   </w:style>
   <w:style w:type="paragraph" w:styleId="BalloonText">
     <w:name w:val="Balloon Text"/>
+    <w:basedOn w:val="LO-normal"/>
     <w:link w:val="TextodegloboCar"/>
+    <w:qFormat/>
     <w:rsid w:val="00e14976"/>
-    <w:basedOn w:val="LOnormal"/>
     <w:pPr/>
     <w:rPr>
       <w:rFonts w:ascii="Tahoma" w:hAnsi="Tahoma" w:cs="Tahoma"/>
@@ -6828,20 +6641,22 @@
   </w:style>
   <w:style w:type="paragraph" w:styleId="Tabla" w:customStyle="1">
     <w:name w:val="Tabla"/>
+    <w:next w:val="Normal"/>
+    <w:link w:val="TablaCar"/>
     <w:qFormat/>
-    <w:link w:val="TablaCar"/>
     <w:rsid w:val="006f4a70"/>
-    <w:next w:val="Normal"/>
     <w:pPr>
       <w:widowControl/>
       <w:suppressAutoHyphens w:val="true"/>
       <w:bidi w:val="0"/>
+      <w:spacing w:before="0" w:after="0"/>
       <w:jc w:val="left"/>
     </w:pPr>
     <w:rPr>
       <w:rFonts w:ascii="Arial" w:hAnsi="Arial" w:eastAsia="Arial" w:cs=""/>
       <w:bCs/>
       <w:color w:val="00000A"/>
+      <w:kern w:val="0"/>
       <w:sz w:val="24"/>
       <w:szCs w:val="26"/>
       <w:lang w:val="ca-ES" w:eastAsia="en-US" w:bidi="hi-IN"/>
@@ -6849,13 +6664,13 @@
   </w:style>
   <w:style w:type="paragraph" w:styleId="ListParagraph">
     <w:name w:val="List Paragraph"/>
+    <w:basedOn w:val="LO-normal"/>
     <w:uiPriority w:val="34"/>
     <w:qFormat/>
     <w:rsid w:val="00d7447b"/>
-    <w:basedOn w:val="LOnormal"/>
     <w:pPr>
       <w:suppressAutoHyphens w:val="true"/>
-      <w:ind w:left="708" w:right="0" w:hanging="0"/>
+      <w:ind w:hanging="0" w:left="708" w:right="0"/>
     </w:pPr>
     <w:rPr>
       <w:rFonts w:ascii="Times New Roman" w:hAnsi="Times New Roman" w:cs="Times New Roman"/>
@@ -6864,10 +6679,11 @@
   </w:style>
   <w:style w:type="paragraph" w:styleId="NormalWeb">
     <w:name w:val="Normal (Web)"/>
+    <w:basedOn w:val="LO-normal"/>
     <w:uiPriority w:val="99"/>
     <w:unhideWhenUsed/>
+    <w:qFormat/>
     <w:rsid w:val="00e63751"/>
-    <w:basedOn w:val="LOnormal"/>
     <w:pPr>
       <w:spacing w:before="0" w:after="280"/>
     </w:pPr>
@@ -6877,10 +6693,11 @@
   </w:style>
   <w:style w:type="paragraph" w:styleId="Subtitle">
     <w:name w:val="Subtitle"/>
-    <w:basedOn w:val="LOnormal"/>
+    <w:basedOn w:val="LO-normal"/>
     <w:next w:val="Normal"/>
+    <w:qFormat/>
     <w:pPr>
-      <w:keepNext/>
+      <w:keepNext w:val="true"/>
       <w:keepLines/>
       <w:spacing w:lineRule="auto" w:line="240" w:before="360" w:after="80"/>
     </w:pPr>
@@ -6895,12 +6712,14 @@
   <w:style w:type="paragraph" w:styleId="TableContents">
     <w:name w:val="Table Contents"/>
     <w:basedOn w:val="Normal"/>
+    <w:qFormat/>
     <w:pPr/>
     <w:rPr/>
   </w:style>
   <w:style w:type="paragraph" w:styleId="TableHeading">
     <w:name w:val="Table Heading"/>
     <w:basedOn w:val="TableContents"/>
+    <w:qFormat/>
     <w:pPr/>
     <w:rPr/>
   </w:style>
@@ -6909,6 +6728,7 @@
     <w:uiPriority w:val="99"/>
     <w:semiHidden/>
     <w:unhideWhenUsed/>
+    <w:qFormat/>
   </w:style>
   <w:style w:type="table" w:default="1" w:styleId="TableNormal">
     <w:name w:val="TableNormal"/>
@@ -6924,11 +6744,10 @@
   <w:style w:type="table" w:default="1" w:styleId="Tablanormal">
     <w:name w:val="Normal Table"/>
     <w:uiPriority w:val="99"/>
-    <w:qFormat/>
     <w:semiHidden/>
     <w:unhideWhenUsed/>
+    <w:qFormat/>
     <w:tblPr>
-      <w:tblInd w:type="dxa" w:w="0"/>
       <w:tblCellMar>
         <w:top w:w="0" w:type="dxa"/>
         <w:left w:w="108" w:type="dxa"/>
@@ -6943,14 +6762,13 @@
     <w:uiPriority w:val="59"/>
     <w:rsid w:val="004e28e4"/>
     <w:tblPr>
-      <w:tblInd w:type="dxa" w:w="0"/>
       <w:tblBorders>
-        <w:top w:space="0" w:sz="4" w:color="auto" w:val="single"/>
-        <w:left w:space="0" w:sz="4" w:color="auto" w:val="single"/>
-        <w:bottom w:space="0" w:sz="4" w:color="auto" w:val="single"/>
-        <w:right w:space="0" w:sz="4" w:color="auto" w:val="single"/>
-        <w:insideH w:space="0" w:sz="4" w:color="auto" w:val="single"/>
-        <w:insideV w:space="0" w:sz="4" w:color="auto" w:val="single"/>
+        <w:top w:val="single" w:color="auto" w:sz="4" w:space="0"/>
+        <w:left w:val="single" w:color="auto" w:sz="4" w:space="0"/>
+        <w:bottom w:val="single" w:color="auto" w:sz="4" w:space="0"/>
+        <w:right w:val="single" w:color="auto" w:sz="4" w:space="0"/>
+        <w:insideH w:val="single" w:color="auto" w:sz="4" w:space="0"/>
+        <w:insideV w:val="single" w:color="auto" w:sz="4" w:space="0"/>
       </w:tblBorders>
       <w:tblCellMar>
         <w:top w:w="0" w:type="dxa"/>
@@ -6964,41 +6782,41 @@
 </file>
 
 <file path=word/theme/theme1.xml><?xml version="1.0" encoding="utf-8"?>
-<a:theme xmlns:a="http://schemas.openxmlformats.org/drawingml/2006/main" name="Tema de Office">
+<a:theme xmlns:a="http://schemas.openxmlformats.org/drawingml/2006/main" xmlns:r="http://schemas.openxmlformats.org/officeDocument/2006/relationships" name="Tema de Office">
   <a:themeElements>
     <a:clrScheme name="Office">
       <a:dk1>
-        <a:sysClr val="windowText" lastClr="000000"/>
+        <a:srgbClr val="000000"/>
       </a:dk1>
       <a:lt1>
-        <a:sysClr val="window" lastClr="FFFFFF"/>
+        <a:srgbClr val="ffffff"/>
       </a:lt1>
       <a:dk2>
-        <a:srgbClr val="1F497D"/>
+        <a:srgbClr val="1f497d"/>
       </a:dk2>
       <a:lt2>
-        <a:srgbClr val="EEECE1"/>
+        <a:srgbClr val="eeece1"/>
       </a:lt2>
       <a:accent1>
-        <a:srgbClr val="4F81BD"/>
+        <a:srgbClr val="4f81bd"/>
       </a:accent1>
       <a:accent2>
-        <a:srgbClr val="C0504D"/>
+        <a:srgbClr val="c0504d"/>
       </a:accent2>
       <a:accent3>
-        <a:srgbClr val="9BBB59"/>
+        <a:srgbClr val="9bbb59"/>
       </a:accent3>
       <a:accent4>
-        <a:srgbClr val="8064A2"/>
+        <a:srgbClr val="8064a2"/>
       </a:accent4>
       <a:accent5>
-        <a:srgbClr val="4BACC6"/>
+        <a:srgbClr val="4bacc6"/>
       </a:accent5>
       <a:accent6>
-        <a:srgbClr val="F79646"/>
+        <a:srgbClr val="f79646"/>
       </a:accent6>
       <a:hlink>
-        <a:srgbClr val="0000FF"/>
+        <a:srgbClr val="0000ff"/>
       </a:hlink>
       <a:folHlink>
         <a:srgbClr val="800080"/>
@@ -7006,243 +6824,135 @@
     </a:clrScheme>
     <a:fontScheme name="Office">
       <a:majorFont>
-        <a:latin typeface="Cambria"/>
+        <a:latin typeface="Cambria" pitchFamily="0" charset="1"/>
         <a:ea typeface=""/>
         <a:cs typeface=""/>
-        <a:font script="Jpan" typeface="ＭＳ ゴシック"/>
-        <a:font script="Hang" typeface="맑은 고딕"/>
-        <a:font script="Hans" typeface="宋体"/>
-        <a:font script="Hant" typeface="新細明體"/>
-        <a:font script="Arab" typeface="Times New Roman"/>
-        <a:font script="Hebr" typeface="Times New Roman"/>
-        <a:font script="Thai" typeface="Angsana New"/>
-        <a:font script="Ethi" typeface="Nyala"/>
-        <a:font script="Beng" typeface="Vrinda"/>
-        <a:font script="Gujr" typeface="Shruti"/>
-        <a:font script="Khmr" typeface="MoolBoran"/>
-        <a:font script="Knda" typeface="Tunga"/>
-        <a:font script="Guru" typeface="Raavi"/>
-        <a:font script="Cans" typeface="Euphemia"/>
-        <a:font script="Cher" typeface="Plantagenet Cherokee"/>
-        <a:font script="Yiii" typeface="Microsoft Yi Baiti"/>
-        <a:font script="Tibt" typeface="Microsoft Himalaya"/>
-        <a:font script="Thaa" typeface="MV Boli"/>
-        <a:font script="Deva" typeface="Mangal"/>
-        <a:font script="Telu" typeface="Gautami"/>
-        <a:font script="Taml" typeface="Latha"/>
-        <a:font script="Syrc" typeface="Estrangelo Edessa"/>
-        <a:font script="Orya" typeface="Kalinga"/>
-        <a:font script="Mlym" typeface="Kartika"/>
-        <a:font script="Laoo" typeface="DokChampa"/>
-        <a:font script="Sinh" typeface="Iskoola Pota"/>
-        <a:font script="Mong" typeface="Mongolian Baiti"/>
-        <a:font script="Viet" typeface="Times New Roman"/>
-        <a:font script="Uigh" typeface="Microsoft Uighur"/>
       </a:majorFont>
       <a:minorFont>
-        <a:latin typeface="Calibri"/>
+        <a:latin typeface="Calibri" pitchFamily="0" charset="1"/>
         <a:ea typeface=""/>
         <a:cs typeface=""/>
-        <a:font script="Jpan" typeface="ＭＳ 明朝"/>
-        <a:font script="Hang" typeface="맑은 고딕"/>
-        <a:font script="Hans" typeface="宋体"/>
-        <a:font script="Hant" typeface="新細明體"/>
-        <a:font script="Arab" typeface="Arial"/>
-        <a:font script="Hebr" typeface="Arial"/>
-        <a:font script="Thai" typeface="Cordia New"/>
-        <a:font script="Ethi" typeface="Nyala"/>
-        <a:font script="Beng" typeface="Vrinda"/>
-        <a:font script="Gujr" typeface="Shruti"/>
-        <a:font script="Khmr" typeface="DaunPenh"/>
-        <a:font script="Knda" typeface="Tunga"/>
-        <a:font script="Guru" typeface="Raavi"/>
-        <a:font script="Cans" typeface="Euphemia"/>
-        <a:font script="Cher" typeface="Plantagenet Cherokee"/>
-        <a:font script="Yiii" typeface="Microsoft Yi Baiti"/>
-        <a:font script="Tibt" typeface="Microsoft Himalaya"/>
-        <a:font script="Thaa" typeface="MV Boli"/>
-        <a:font script="Deva" typeface="Mangal"/>
-        <a:font script="Telu" typeface="Gautami"/>
-        <a:font script="Taml" typeface="Latha"/>
-        <a:font script="Syrc" typeface="Estrangelo Edessa"/>
-        <a:font script="Orya" typeface="Kalinga"/>
-        <a:font script="Mlym" typeface="Kartika"/>
-        <a:font script="Laoo" typeface="DokChampa"/>
-        <a:font script="Sinh" typeface="Iskoola Pota"/>
-        <a:font script="Mong" typeface="Mongolian Baiti"/>
-        <a:font script="Viet" typeface="Arial"/>
-        <a:font script="Uigh" typeface="Microsoft Uighur"/>
       </a:minorFont>
     </a:fontScheme>
-    <a:fmtScheme name="Office">
+    <a:fmtScheme>
       <a:fillStyleLst>
         <a:solidFill>
           <a:schemeClr val="phClr"/>
         </a:solidFill>
-        <a:gradFill rotWithShape="1">
+        <a:gradFill>
           <a:gsLst>
             <a:gs pos="0">
               <a:schemeClr val="phClr">
                 <a:tint val="50000"/>
-                <a:satMod val="300000"/>
               </a:schemeClr>
             </a:gs>
             <a:gs pos="35000">
               <a:schemeClr val="phClr">
                 <a:tint val="37000"/>
-                <a:satMod val="300000"/>
               </a:schemeClr>
             </a:gs>
             <a:gs pos="100000">
               <a:schemeClr val="phClr">
                 <a:tint val="15000"/>
-                <a:satMod val="350000"/>
               </a:schemeClr>
             </a:gs>
           </a:gsLst>
           <a:lin ang="16200000" scaled="1"/>
+          <a:tileRect l="0" t="0" r="0" b="0"/>
         </a:gradFill>
-        <a:gradFill rotWithShape="1">
+        <a:gradFill>
           <a:gsLst>
             <a:gs pos="0">
               <a:schemeClr val="phClr">
                 <a:shade val="51000"/>
-                <a:satMod val="130000"/>
               </a:schemeClr>
             </a:gs>
             <a:gs pos="80000">
               <a:schemeClr val="phClr">
                 <a:shade val="93000"/>
-                <a:satMod val="130000"/>
               </a:schemeClr>
             </a:gs>
             <a:gs pos="100000">
               <a:schemeClr val="phClr">
                 <a:shade val="94000"/>
-                <a:satMod val="135000"/>
               </a:schemeClr>
             </a:gs>
           </a:gsLst>
           <a:lin ang="16200000" scaled="0"/>
+          <a:tileRect l="0" t="0" r="0" b="0"/>
         </a:gradFill>
       </a:fillStyleLst>
       <a:lnStyleLst>
         <a:ln w="9525" cap="flat" cmpd="sng" algn="ctr">
-          <a:solidFill>
-            <a:schemeClr val="phClr">
-              <a:shade val="95000"/>
-              <a:satMod val="105000"/>
-            </a:schemeClr>
-          </a:solidFill>
           <a:prstDash val="solid"/>
         </a:ln>
         <a:ln w="25400" cap="flat" cmpd="sng" algn="ctr">
-          <a:solidFill>
-            <a:schemeClr val="phClr"/>
-          </a:solidFill>
           <a:prstDash val="solid"/>
         </a:ln>
         <a:ln w="38100" cap="flat" cmpd="sng" algn="ctr">
-          <a:solidFill>
-            <a:schemeClr val="phClr"/>
-          </a:solidFill>
           <a:prstDash val="solid"/>
         </a:ln>
       </a:lnStyleLst>
       <a:effectStyleLst>
         <a:effectStyle>
-          <a:effectLst>
-            <a:outerShdw blurRad="40000" dist="20000" dir="5400000" rotWithShape="0">
-              <a:srgbClr val="000000">
-                <a:alpha val="38000"/>
-              </a:srgbClr>
-            </a:outerShdw>
-          </a:effectLst>
+          <a:effectLst/>
         </a:effectStyle>
         <a:effectStyle>
-          <a:effectLst>
-            <a:outerShdw blurRad="40000" dist="23000" dir="5400000" rotWithShape="0">
-              <a:srgbClr val="000000">
-                <a:alpha val="35000"/>
-              </a:srgbClr>
-            </a:outerShdw>
-          </a:effectLst>
+          <a:effectLst/>
         </a:effectStyle>
         <a:effectStyle>
-          <a:effectLst>
-            <a:outerShdw blurRad="40000" dist="23000" dir="5400000" rotWithShape="0">
-              <a:srgbClr val="000000">
-                <a:alpha val="35000"/>
-              </a:srgbClr>
-            </a:outerShdw>
-          </a:effectLst>
-          <a:scene3d>
-            <a:camera prst="orthographicFront">
-              <a:rot lat="0" lon="0" rev="0"/>
-            </a:camera>
-            <a:lightRig rig="threePt" dir="t">
-              <a:rot lat="0" lon="0" rev="1200000"/>
-            </a:lightRig>
-          </a:scene3d>
-          <a:sp3d>
-            <a:bevelT w="63500" h="25400"/>
-          </a:sp3d>
+          <a:effectLst/>
         </a:effectStyle>
       </a:effectStyleLst>
       <a:bgFillStyleLst>
         <a:solidFill>
           <a:schemeClr val="phClr"/>
         </a:solidFill>
-        <a:gradFill rotWithShape="1">
+        <a:gradFill>
           <a:gsLst>
             <a:gs pos="0">
               <a:schemeClr val="phClr">
                 <a:tint val="40000"/>
-                <a:satMod val="350000"/>
               </a:schemeClr>
             </a:gs>
             <a:gs pos="40000">
               <a:schemeClr val="phClr">
                 <a:tint val="45000"/>
                 <a:shade val="99000"/>
-                <a:satMod val="350000"/>
               </a:schemeClr>
             </a:gs>
             <a:gs pos="100000">
               <a:schemeClr val="phClr">
                 <a:shade val="20000"/>
-                <a:satMod val="255000"/>
               </a:schemeClr>
             </a:gs>
           </a:gsLst>
           <a:path path="circle">
             <a:fillToRect l="50000" t="-80000" r="50000" b="180000"/>
           </a:path>
+          <a:tileRect l="0" t="0" r="0" b="0"/>
         </a:gradFill>
-        <a:gradFill rotWithShape="1">
+        <a:gradFill>
           <a:gsLst>
             <a:gs pos="0">
               <a:schemeClr val="phClr">
                 <a:tint val="80000"/>
-                <a:satMod val="300000"/>
               </a:schemeClr>
             </a:gs>
             <a:gs pos="100000">
               <a:schemeClr val="phClr">
                 <a:shade val="30000"/>
-                <a:satMod val="200000"/>
               </a:schemeClr>
             </a:gs>
           </a:gsLst>
           <a:path path="circle">
             <a:fillToRect l="50000" t="50000" r="50000" b="50000"/>
           </a:path>
+          <a:tileRect l="0" t="0" r="0" b="0"/>
         </a:gradFill>
       </a:bgFillStyleLst>
     </a:fmtScheme>
   </a:themeElements>
-  <a:objectDefaults/>
-  <a:extraClrSchemeLst/>
 </a:theme>
 </file>
 
